--- a/Стручков (1).docx
+++ b/Стручков (1).docx
@@ -198,14 +198,14 @@
         <w:tblLook w:val="0000" w:noHBand="0" w:noVBand="0" w:firstColumn="0" w:lastRow="0" w:lastColumn="0" w:firstRow="0"/>
       </w:tblPr>
       <w:tblGrid>
-        <w:gridCol w:w="5098"/>
-        <w:gridCol w:w="4399"/>
+        <w:gridCol w:w="5097"/>
+        <w:gridCol w:w="4400"/>
       </w:tblGrid>
       <w:tr>
         <w:trPr/>
         <w:tc>
           <w:tcPr>
-            <w:tcW w:w="5098" w:type="dxa"/>
+            <w:tcW w:w="5097" w:type="dxa"/>
             <w:tcBorders/>
           </w:tcPr>
           <w:p>
@@ -301,7 +301,7 @@
         </w:tc>
         <w:tc>
           <w:tcPr>
-            <w:tcW w:w="4399" w:type="dxa"/>
+            <w:tcW w:w="4400" w:type="dxa"/>
             <w:tcBorders/>
           </w:tcPr>
           <w:p>
@@ -474,21 +474,7 @@
           <w:sz w:val="32"/>
           <w:szCs w:val="32"/>
         </w:rPr>
-        <w:t>«</w:t>
-      </w:r>
-      <w:r>
-        <w:rPr>
-          <w:sz w:val="32"/>
-          <w:szCs w:val="32"/>
-        </w:rPr>
-        <w:t xml:space="preserve">Розовая змейка.Вывод памяти строка </w:t>
-      </w:r>
-      <w:r>
-        <w:rPr>
-          <w:sz w:val="32"/>
-          <w:szCs w:val="32"/>
-        </w:rPr>
-        <w:t>»</w:t>
+        <w:t>«Розовая змейка.Вывод памяти строка »</w:t>
       </w:r>
     </w:p>
     <w:p>
@@ -1862,9 +1848,10 @@
       </w:pPr>
       <w:r>
         <w:rPr>
-          <w:rFonts w:eastAsia="Times New Roman" w:cs="Times New Roman"/>
-          <w:b w:val="false"/>
-          <w:bCs w:val="false"/>
+          <w:rFonts w:ascii="Roboto" w:hAnsi="Roboto"/>
+          <w:color w:val="000000"/>
+          <w:sz w:val="24"/>
+          <w:szCs w:val="24"/>
         </w:rPr>
         <w:drawing>
           <wp:anchor distT="0" distB="0" distL="0" distR="0" simplePos="0" relativeHeight="2" behindDoc="0" locked="0" layoutInCell="0" allowOverlap="1">
@@ -1928,7 +1915,12 @@
         </w:rPr>
       </w:pPr>
       <w:r>
-        <w:rPr/>
+        <w:rPr>
+          <w:rFonts w:ascii="Roboto" w:hAnsi="Roboto"/>
+          <w:color w:val="000000"/>
+          <w:sz w:val="24"/>
+          <w:szCs w:val="24"/>
+        </w:rPr>
       </w:r>
     </w:p>
     <w:p>
@@ -1945,7 +1937,12 @@
         </w:rPr>
       </w:pPr>
       <w:r>
-        <w:rPr/>
+        <w:rPr>
+          <w:rFonts w:ascii="Roboto" w:hAnsi="Roboto"/>
+          <w:color w:val="000000"/>
+          <w:sz w:val="24"/>
+          <w:szCs w:val="24"/>
+        </w:rPr>
       </w:r>
     </w:p>
     <w:p>
@@ -1962,7 +1959,12 @@
         </w:rPr>
       </w:pPr>
       <w:r>
-        <w:rPr/>
+        <w:rPr>
+          <w:rFonts w:ascii="Roboto" w:hAnsi="Roboto"/>
+          <w:color w:val="000000"/>
+          <w:sz w:val="24"/>
+          <w:szCs w:val="24"/>
+        </w:rPr>
       </w:r>
     </w:p>
     <w:p>
@@ -1979,7 +1981,12 @@
         </w:rPr>
       </w:pPr>
       <w:r>
-        <w:rPr/>
+        <w:rPr>
+          <w:rFonts w:ascii="Roboto" w:hAnsi="Roboto"/>
+          <w:color w:val="000000"/>
+          <w:sz w:val="24"/>
+          <w:szCs w:val="24"/>
+        </w:rPr>
       </w:r>
     </w:p>
     <w:p>
@@ -1996,7 +2003,12 @@
         </w:rPr>
       </w:pPr>
       <w:r>
-        <w:rPr/>
+        <w:rPr>
+          <w:rFonts w:ascii="Roboto" w:hAnsi="Roboto"/>
+          <w:color w:val="000000"/>
+          <w:sz w:val="24"/>
+          <w:szCs w:val="24"/>
+        </w:rPr>
       </w:r>
     </w:p>
     <w:p>
@@ -2013,7 +2025,12 @@
         </w:rPr>
       </w:pPr>
       <w:r>
-        <w:rPr/>
+        <w:rPr>
+          <w:rFonts w:ascii="Roboto" w:hAnsi="Roboto"/>
+          <w:color w:val="000000"/>
+          <w:sz w:val="24"/>
+          <w:szCs w:val="24"/>
+        </w:rPr>
       </w:r>
     </w:p>
     <w:p>
@@ -2030,7 +2047,12 @@
         </w:rPr>
       </w:pPr>
       <w:r>
-        <w:rPr/>
+        <w:rPr>
+          <w:rFonts w:ascii="Roboto" w:hAnsi="Roboto"/>
+          <w:color w:val="000000"/>
+          <w:sz w:val="24"/>
+          <w:szCs w:val="24"/>
+        </w:rPr>
       </w:r>
     </w:p>
     <w:p>
@@ -2047,7 +2069,12 @@
         </w:rPr>
       </w:pPr>
       <w:r>
-        <w:rPr/>
+        <w:rPr>
+          <w:rFonts w:ascii="Roboto" w:hAnsi="Roboto"/>
+          <w:color w:val="000000"/>
+          <w:sz w:val="24"/>
+          <w:szCs w:val="24"/>
+        </w:rPr>
       </w:r>
     </w:p>
     <w:p>
@@ -2064,7 +2091,12 @@
         </w:rPr>
       </w:pPr>
       <w:r>
-        <w:rPr/>
+        <w:rPr>
+          <w:rFonts w:ascii="Roboto" w:hAnsi="Roboto"/>
+          <w:color w:val="000000"/>
+          <w:sz w:val="24"/>
+          <w:szCs w:val="24"/>
+        </w:rPr>
       </w:r>
     </w:p>
     <w:p>
@@ -2081,7 +2113,12 @@
         </w:rPr>
       </w:pPr>
       <w:r>
-        <w:rPr/>
+        <w:rPr>
+          <w:rFonts w:ascii="Roboto" w:hAnsi="Roboto"/>
+          <w:color w:val="000000"/>
+          <w:sz w:val="24"/>
+          <w:szCs w:val="24"/>
+        </w:rPr>
       </w:r>
     </w:p>
     <w:p>
@@ -2098,7 +2135,12 @@
         </w:rPr>
       </w:pPr>
       <w:r>
-        <w:rPr/>
+        <w:rPr>
+          <w:rFonts w:ascii="Roboto" w:hAnsi="Roboto"/>
+          <w:color w:val="000000"/>
+          <w:sz w:val="24"/>
+          <w:szCs w:val="24"/>
+        </w:rPr>
       </w:r>
     </w:p>
     <w:p>
@@ -2115,7 +2157,12 @@
         </w:rPr>
       </w:pPr>
       <w:r>
-        <w:rPr/>
+        <w:rPr>
+          <w:rFonts w:ascii="Roboto" w:hAnsi="Roboto"/>
+          <w:color w:val="000000"/>
+          <w:sz w:val="24"/>
+          <w:szCs w:val="24"/>
+        </w:rPr>
         <w:drawing>
           <wp:anchor distT="0" distB="0" distL="0" distR="0" simplePos="0" relativeHeight="3" behindDoc="0" locked="0" layoutInCell="0" allowOverlap="1">
             <wp:simplePos x="0" y="0"/>
@@ -2178,7 +2225,12 @@
         </w:rPr>
       </w:pPr>
       <w:r>
-        <w:rPr/>
+        <w:rPr>
+          <w:rFonts w:ascii="Roboto" w:hAnsi="Roboto"/>
+          <w:color w:val="000000"/>
+          <w:sz w:val="24"/>
+          <w:szCs w:val="24"/>
+        </w:rPr>
       </w:r>
     </w:p>
     <w:p>
@@ -2195,7 +2247,12 @@
         </w:rPr>
       </w:pPr>
       <w:r>
-        <w:rPr/>
+        <w:rPr>
+          <w:rFonts w:ascii="Roboto" w:hAnsi="Roboto"/>
+          <w:color w:val="000000"/>
+          <w:sz w:val="24"/>
+          <w:szCs w:val="24"/>
+        </w:rPr>
       </w:r>
     </w:p>
     <w:p>
@@ -2212,7 +2269,12 @@
         </w:rPr>
       </w:pPr>
       <w:r>
-        <w:rPr/>
+        <w:rPr>
+          <w:rFonts w:ascii="Roboto" w:hAnsi="Roboto"/>
+          <w:color w:val="000000"/>
+          <w:sz w:val="24"/>
+          <w:szCs w:val="24"/>
+        </w:rPr>
       </w:r>
     </w:p>
     <w:p>
@@ -2229,7 +2291,12 @@
         </w:rPr>
       </w:pPr>
       <w:r>
-        <w:rPr/>
+        <w:rPr>
+          <w:rFonts w:ascii="Roboto" w:hAnsi="Roboto"/>
+          <w:color w:val="000000"/>
+          <w:sz w:val="24"/>
+          <w:szCs w:val="24"/>
+        </w:rPr>
       </w:r>
     </w:p>
     <w:p>
@@ -2246,7 +2313,12 @@
         </w:rPr>
       </w:pPr>
       <w:r>
-        <w:rPr/>
+        <w:rPr>
+          <w:rFonts w:ascii="Roboto" w:hAnsi="Roboto"/>
+          <w:color w:val="000000"/>
+          <w:sz w:val="24"/>
+          <w:szCs w:val="24"/>
+        </w:rPr>
       </w:r>
     </w:p>
     <w:p>
@@ -2263,7 +2335,12 @@
         </w:rPr>
       </w:pPr>
       <w:r>
-        <w:rPr/>
+        <w:rPr>
+          <w:rFonts w:ascii="Roboto" w:hAnsi="Roboto"/>
+          <w:color w:val="000000"/>
+          <w:sz w:val="24"/>
+          <w:szCs w:val="24"/>
+        </w:rPr>
       </w:r>
     </w:p>
     <w:p>
@@ -2280,7 +2357,12 @@
         </w:rPr>
       </w:pPr>
       <w:r>
-        <w:rPr/>
+        <w:rPr>
+          <w:rFonts w:ascii="Roboto" w:hAnsi="Roboto"/>
+          <w:color w:val="000000"/>
+          <w:sz w:val="24"/>
+          <w:szCs w:val="24"/>
+        </w:rPr>
       </w:r>
     </w:p>
     <w:p>
@@ -2297,7 +2379,12 @@
         </w:rPr>
       </w:pPr>
       <w:r>
-        <w:rPr/>
+        <w:rPr>
+          <w:rFonts w:ascii="Roboto" w:hAnsi="Roboto"/>
+          <w:color w:val="000000"/>
+          <w:sz w:val="24"/>
+          <w:szCs w:val="24"/>
+        </w:rPr>
       </w:r>
     </w:p>
     <w:p>
@@ -2314,7 +2401,12 @@
         </w:rPr>
       </w:pPr>
       <w:r>
-        <w:rPr/>
+        <w:rPr>
+          <w:rFonts w:ascii="Roboto" w:hAnsi="Roboto"/>
+          <w:color w:val="000000"/>
+          <w:sz w:val="24"/>
+          <w:szCs w:val="24"/>
+        </w:rPr>
       </w:r>
     </w:p>
     <w:p>
@@ -2331,7 +2423,12 @@
         </w:rPr>
       </w:pPr>
       <w:r>
-        <w:rPr/>
+        <w:rPr>
+          <w:rFonts w:ascii="Roboto" w:hAnsi="Roboto"/>
+          <w:color w:val="000000"/>
+          <w:sz w:val="24"/>
+          <w:szCs w:val="24"/>
+        </w:rPr>
       </w:r>
     </w:p>
     <w:p>
@@ -2348,7 +2445,12 @@
         </w:rPr>
       </w:pPr>
       <w:r>
-        <w:rPr/>
+        <w:rPr>
+          <w:rFonts w:ascii="Roboto" w:hAnsi="Roboto"/>
+          <w:color w:val="000000"/>
+          <w:sz w:val="24"/>
+          <w:szCs w:val="24"/>
+        </w:rPr>
       </w:r>
     </w:p>
     <w:p>
@@ -2365,7 +2467,12 @@
         </w:rPr>
       </w:pPr>
       <w:r>
-        <w:rPr/>
+        <w:rPr>
+          <w:rFonts w:ascii="Roboto" w:hAnsi="Roboto"/>
+          <w:color w:val="000000"/>
+          <w:sz w:val="24"/>
+          <w:szCs w:val="24"/>
+        </w:rPr>
       </w:r>
     </w:p>
     <w:p>
@@ -2382,7 +2489,12 @@
         </w:rPr>
       </w:pPr>
       <w:r>
-        <w:rPr/>
+        <w:rPr>
+          <w:rFonts w:ascii="Roboto" w:hAnsi="Roboto"/>
+          <w:color w:val="000000"/>
+          <w:sz w:val="24"/>
+          <w:szCs w:val="24"/>
+        </w:rPr>
       </w:r>
     </w:p>
     <w:p>
@@ -2399,7 +2511,12 @@
         </w:rPr>
       </w:pPr>
       <w:r>
-        <w:rPr/>
+        <w:rPr>
+          <w:rFonts w:ascii="Roboto" w:hAnsi="Roboto"/>
+          <w:color w:val="000000"/>
+          <w:sz w:val="24"/>
+          <w:szCs w:val="24"/>
+        </w:rPr>
         <w:drawing>
           <wp:anchor distT="0" distB="0" distL="0" distR="0" simplePos="0" relativeHeight="4" behindDoc="0" locked="0" layoutInCell="0" allowOverlap="1">
             <wp:simplePos x="0" y="0"/>
@@ -2462,7 +2579,12 @@
         </w:rPr>
       </w:pPr>
       <w:r>
-        <w:rPr/>
+        <w:rPr>
+          <w:rFonts w:ascii="Roboto" w:hAnsi="Roboto"/>
+          <w:color w:val="000000"/>
+          <w:sz w:val="24"/>
+          <w:szCs w:val="24"/>
+        </w:rPr>
       </w:r>
     </w:p>
     <w:p>
@@ -2479,7 +2601,12 @@
         </w:rPr>
       </w:pPr>
       <w:r>
-        <w:rPr/>
+        <w:rPr>
+          <w:rFonts w:ascii="Roboto" w:hAnsi="Roboto"/>
+          <w:color w:val="000000"/>
+          <w:sz w:val="24"/>
+          <w:szCs w:val="24"/>
+        </w:rPr>
       </w:r>
     </w:p>
     <w:p>
@@ -2496,7 +2623,12 @@
         </w:rPr>
       </w:pPr>
       <w:r>
-        <w:rPr/>
+        <w:rPr>
+          <w:rFonts w:ascii="Roboto" w:hAnsi="Roboto"/>
+          <w:color w:val="000000"/>
+          <w:sz w:val="24"/>
+          <w:szCs w:val="24"/>
+        </w:rPr>
       </w:r>
     </w:p>
     <w:p>
@@ -2513,7 +2645,12 @@
         </w:rPr>
       </w:pPr>
       <w:r>
-        <w:rPr/>
+        <w:rPr>
+          <w:rFonts w:ascii="Roboto" w:hAnsi="Roboto"/>
+          <w:color w:val="000000"/>
+          <w:sz w:val="24"/>
+          <w:szCs w:val="24"/>
+        </w:rPr>
       </w:r>
     </w:p>
     <w:p>
@@ -2530,7 +2667,12 @@
         </w:rPr>
       </w:pPr>
       <w:r>
-        <w:rPr/>
+        <w:rPr>
+          <w:rFonts w:ascii="Roboto" w:hAnsi="Roboto"/>
+          <w:color w:val="000000"/>
+          <w:sz w:val="24"/>
+          <w:szCs w:val="24"/>
+        </w:rPr>
       </w:r>
     </w:p>
     <w:p>
@@ -2547,7 +2689,12 @@
         </w:rPr>
       </w:pPr>
       <w:r>
-        <w:rPr/>
+        <w:rPr>
+          <w:rFonts w:ascii="Roboto" w:hAnsi="Roboto"/>
+          <w:color w:val="000000"/>
+          <w:sz w:val="24"/>
+          <w:szCs w:val="24"/>
+        </w:rPr>
       </w:r>
     </w:p>
     <w:p>
@@ -2564,7 +2711,12 @@
         </w:rPr>
       </w:pPr>
       <w:r>
-        <w:rPr/>
+        <w:rPr>
+          <w:rFonts w:ascii="Roboto" w:hAnsi="Roboto"/>
+          <w:color w:val="000000"/>
+          <w:sz w:val="24"/>
+          <w:szCs w:val="24"/>
+        </w:rPr>
       </w:r>
     </w:p>
     <w:p>
@@ -2581,7 +2733,12 @@
         </w:rPr>
       </w:pPr>
       <w:r>
-        <w:rPr/>
+        <w:rPr>
+          <w:rFonts w:ascii="Roboto" w:hAnsi="Roboto"/>
+          <w:color w:val="000000"/>
+          <w:sz w:val="24"/>
+          <w:szCs w:val="24"/>
+        </w:rPr>
       </w:r>
     </w:p>
     <w:p>
@@ -2598,7 +2755,12 @@
         </w:rPr>
       </w:pPr>
       <w:r>
-        <w:rPr/>
+        <w:rPr>
+          <w:rFonts w:ascii="Roboto" w:hAnsi="Roboto"/>
+          <w:color w:val="000000"/>
+          <w:sz w:val="24"/>
+          <w:szCs w:val="24"/>
+        </w:rPr>
       </w:r>
     </w:p>
     <w:p>
@@ -2615,7 +2777,12 @@
         </w:rPr>
       </w:pPr>
       <w:r>
-        <w:rPr/>
+        <w:rPr>
+          <w:rFonts w:ascii="Roboto" w:hAnsi="Roboto"/>
+          <w:color w:val="000000"/>
+          <w:sz w:val="24"/>
+          <w:szCs w:val="24"/>
+        </w:rPr>
       </w:r>
     </w:p>
     <w:p>
@@ -2641,22 +2808,8 @@
           <w:sz w:val="24"/>
           <w:szCs w:val="24"/>
         </w:rPr>
-        <w:t>5. gcc</w:t>
-      </w:r>
-    </w:p>
-    <w:p>
-      <w:pPr>
-        <w:pStyle w:val="Normal"/>
-        <w:shd w:val="clear" w:fill="FFFFFF"/>
-        <w:spacing w:before="0" w:after="283"/>
-        <w:jc w:val="left"/>
-        <w:rPr>
-          <w:rFonts w:ascii="Roboto" w:hAnsi="Roboto"/>
-          <w:color w:val="000000"/>
-          <w:sz w:val="24"/>
-          <w:szCs w:val="24"/>
-        </w:rPr>
-      </w:pPr>
+        <w:t xml:space="preserve">5. </w:t>
+      </w:r>
       <w:r>
         <w:rPr>
           <w:rStyle w:val="Strong"/>
@@ -2668,761 +2821,3539 @@
           <w:szCs w:val="24"/>
           <w:shd w:fill="FFFFFF" w:val="clear"/>
         </w:rPr>
-        <w:t>g++ -c -pipe -O2 -std=gnu++1z -flto -fno-fat-lto-objects -Wall -Wextra -D_REENTRANT -fPIC -DQT_NO_DEBUG -DQ</w:t>
-      </w:r>
+        <w:t>Асемблер</w:t>
+      </w:r>
+    </w:p>
+    <w:p>
+      <w:pPr>
+        <w:pStyle w:val="BodyText"/>
+        <w:shd w:val="clear" w:fill="FFFFFF"/>
+        <w:spacing w:before="0" w:after="283"/>
+        <w:jc w:val="left"/>
+        <w:rPr>
+          <w:rFonts w:ascii="Roboto" w:hAnsi="Roboto"/>
+          <w:color w:val="000000"/>
+          <w:sz w:val="24"/>
+          <w:szCs w:val="24"/>
+        </w:rPr>
+      </w:pPr>
       <w:r>
         <w:rPr>
           <w:rStyle w:val="Strong"/>
-          <w:rFonts w:eastAsia="Times New Roman" w:cs="Times New Roman" w:ascii="monospace" w:hAnsi="monospace"/>
+          <w:rFonts w:eastAsia="Times New Roman" w:cs="Times New Roman" w:ascii="Roboto" w:hAnsi="Roboto"/>
           <w:b w:val="false"/>
           <w:bCs w:val="false"/>
           <w:color w:val="000000"/>
           <w:sz w:val="24"/>
           <w:szCs w:val="24"/>
-        </w:rPr>
-        <w:br/>
-      </w:r>
+          <w:shd w:fill="FFFFFF" w:val="clear"/>
+        </w:rPr>
+        <w:t>%include "print.mac"          ; подключаем макросы для красивого вывода в терминал</w:t>
+        <w:br/>
+        <w:t>%include "syscall.mac"        ; подключаем макросы для системных вызовов Linux</w:t>
+      </w:r>
+    </w:p>
+    <w:p>
+      <w:pPr>
+        <w:pStyle w:val="BodyText"/>
+        <w:shd w:fill="FFFFFF" w:val="clear"/>
+        <w:spacing w:before="0" w:after="283"/>
+        <w:ind w:hanging="0" w:left="0" w:right="0"/>
+        <w:rPr>
+          <w:rFonts w:ascii="Roboto" w:hAnsi="Roboto" w:eastAsia="Times New Roman" w:cs="Times New Roman"/>
+          <w:color w:val="000000"/>
+          <w:sz w:val="24"/>
+          <w:szCs w:val="24"/>
+          <w:shd w:fill="FFFFFF" w:val="clear"/>
+        </w:rPr>
+      </w:pPr>
+      <w:r>
+        <w:rPr>
+          <w:rFonts w:eastAsia="Times New Roman" w:cs="Times New Roman" w:ascii="Roboto" w:hAnsi="Roboto"/>
+          <w:color w:val="000000"/>
+          <w:sz w:val="24"/>
+          <w:szCs w:val="24"/>
+          <w:shd w:fill="FFFFFF" w:val="clear"/>
+        </w:rPr>
+        <w:t>%define MAIN _start           ; точка входа в программу (стандарт для Linux)</w:t>
+      </w:r>
+    </w:p>
+    <w:p>
+      <w:pPr>
+        <w:pStyle w:val="BodyText"/>
+        <w:shd w:fill="FFFFFF" w:val="clear"/>
+        <w:spacing w:before="0" w:after="283"/>
+        <w:ind w:hanging="0" w:left="0" w:right="0"/>
+        <w:rPr>
+          <w:rFonts w:ascii="Roboto" w:hAnsi="Roboto" w:eastAsia="Times New Roman" w:cs="Times New Roman"/>
+          <w:color w:val="000000"/>
+          <w:sz w:val="24"/>
+          <w:szCs w:val="24"/>
+          <w:shd w:fill="FFFFFF" w:val="clear"/>
+        </w:rPr>
+      </w:pPr>
+      <w:r>
+        <w:rPr>
+          <w:rFonts w:eastAsia="Times New Roman" w:cs="Times New Roman" w:ascii="Roboto" w:hAnsi="Roboto"/>
+          <w:color w:val="000000"/>
+          <w:sz w:val="24"/>
+          <w:szCs w:val="24"/>
+          <w:shd w:fill="FFFFFF" w:val="clear"/>
+        </w:rPr>
+        <w:t>%define MOVE_EVERY_TICK   2   ; змейка двигается каждые 2 тика (регулирует скорость)</w:t>
+        <w:br/>
+        <w:t>%define SIZE_X            21  ; ширина игрового поля</w:t>
+        <w:br/>
+        <w:t>%define SIZE_Y            21  ; высота игрового поля</w:t>
+        <w:br/>
+        <w:t>%define EATEN_APPLES_INIT 3   ; сколько яблок нужно съесть для роста в начале</w:t>
+        <w:br/>
+        <w:t>%define UPD_DEL_SEC       0   ; задержка обновления (секунды)</w:t>
+        <w:br/>
+        <w:t>%define UPD_DEL_NANO      50000000 ; задержка обновления (наносекунды = 50 мс)</w:t>
+      </w:r>
+    </w:p>
+    <w:p>
+      <w:pPr>
+        <w:pStyle w:val="BodyText"/>
+        <w:shd w:fill="FFFFFF" w:val="clear"/>
+        <w:spacing w:before="0" w:after="283"/>
+        <w:ind w:hanging="0" w:left="0" w:right="0"/>
+        <w:rPr>
+          <w:rFonts w:ascii="Roboto" w:hAnsi="Roboto" w:eastAsia="Times New Roman" w:cs="Times New Roman"/>
+          <w:color w:val="000000"/>
+          <w:sz w:val="24"/>
+          <w:szCs w:val="24"/>
+          <w:shd w:fill="FFFFFF" w:val="clear"/>
+        </w:rPr>
+      </w:pPr>
+      <w:r>
+        <w:rPr>
+          <w:rFonts w:eastAsia="Times New Roman" w:cs="Times New Roman" w:ascii="Roboto" w:hAnsi="Roboto"/>
+          <w:color w:val="000000"/>
+          <w:sz w:val="24"/>
+          <w:szCs w:val="24"/>
+          <w:shd w:fill="FFFFFF" w:val="clear"/>
+        </w:rPr>
+        <w:t>%assign SIZE_N SIZE_X*SIZE_Y          ; общее количество ячеек на поле</w:t>
+        <w:br/>
+        <w:t>%assign SNAKE_X_INIT SIZE_X/2         ; начальная X змейки</w:t>
+        <w:br/>
+        <w:t>%assign SNAKE_Y_INIT SIZE_Y/2         ; начальная Y змейки</w:t>
+      </w:r>
+    </w:p>
+    <w:p>
+      <w:pPr>
+        <w:pStyle w:val="BodyText"/>
+        <w:shd w:fill="FFFFFF" w:val="clear"/>
+        <w:spacing w:before="0" w:after="283"/>
+        <w:ind w:hanging="0" w:left="0" w:right="0"/>
+        <w:rPr>
+          <w:rFonts w:ascii="Roboto" w:hAnsi="Roboto" w:eastAsia="Times New Roman" w:cs="Times New Roman"/>
+          <w:color w:val="000000"/>
+          <w:sz w:val="24"/>
+          <w:szCs w:val="24"/>
+          <w:shd w:fill="FFFFFF" w:val="clear"/>
+        </w:rPr>
+      </w:pPr>
+      <w:r>
+        <w:rPr>
+          <w:rFonts w:eastAsia="Times New Roman" w:cs="Times New Roman" w:ascii="Roboto" w:hAnsi="Roboto"/>
+          <w:color w:val="000000"/>
+          <w:sz w:val="24"/>
+          <w:szCs w:val="24"/>
+          <w:shd w:fill="FFFFFF" w:val="clear"/>
+        </w:rPr>
+        <w:t>%define DIR_UP    0   ; направление вверх</w:t>
+        <w:br/>
+        <w:t>%define DIR_RIGHT 1   ; направление вправо</w:t>
+        <w:br/>
+        <w:t>%define DIR_DOWN  2   ; направление вниз</w:t>
+        <w:br/>
+        <w:t>%define DIR_LEFT  3   ; направление влево</w:t>
+      </w:r>
+    </w:p>
+    <w:p>
+      <w:pPr>
+        <w:pStyle w:val="BodyText"/>
+        <w:shd w:fill="FFFFFF" w:val="clear"/>
+        <w:spacing w:before="0" w:after="283"/>
+        <w:ind w:hanging="0" w:left="0" w:right="0"/>
+        <w:rPr>
+          <w:rFonts w:ascii="Roboto" w:hAnsi="Roboto" w:eastAsia="Times New Roman" w:cs="Times New Roman"/>
+          <w:color w:val="000000"/>
+          <w:sz w:val="24"/>
+          <w:szCs w:val="24"/>
+          <w:shd w:fill="FFFFFF" w:val="clear"/>
+        </w:rPr>
+      </w:pPr>
+      <w:r>
+        <w:rPr>
+          <w:rFonts w:eastAsia="Times New Roman" w:cs="Times New Roman" w:ascii="Roboto" w:hAnsi="Roboto"/>
+          <w:color w:val="000000"/>
+          <w:sz w:val="24"/>
+          <w:szCs w:val="24"/>
+          <w:shd w:fill="FFFFFF" w:val="clear"/>
+        </w:rPr>
+        <w:t>%define MAP_FREE  0   ; пустая клетка</w:t>
+        <w:br/>
+        <w:t>%define MAP_WALL  1   ; стена</w:t>
+        <w:br/>
+        <w:t>%define MAP_HEAD  2   ; голова змейки</w:t>
+        <w:br/>
+        <w:t>%define MAP_BODY  3   ; тело змейки</w:t>
+        <w:br/>
+        <w:t>%define MAP_APPLE 4   ; яблоко</w:t>
+      </w:r>
+    </w:p>
+    <w:p>
+      <w:pPr>
+        <w:pStyle w:val="BodyText"/>
+        <w:shd w:fill="FFFFFF" w:val="clear"/>
+        <w:spacing w:before="0" w:after="283"/>
+        <w:ind w:hanging="0" w:left="0" w:right="0"/>
+        <w:rPr>
+          <w:rFonts w:ascii="Roboto" w:hAnsi="Roboto" w:eastAsia="Times New Roman" w:cs="Times New Roman"/>
+          <w:color w:val="000000"/>
+          <w:sz w:val="24"/>
+          <w:szCs w:val="24"/>
+          <w:shd w:fill="FFFFFF" w:val="clear"/>
+        </w:rPr>
+      </w:pPr>
+      <w:r>
+        <w:rPr>
+          <w:rFonts w:eastAsia="Times New Roman" w:cs="Times New Roman" w:ascii="Roboto" w:hAnsi="Roboto"/>
+          <w:color w:val="000000"/>
+          <w:sz w:val="24"/>
+          <w:szCs w:val="24"/>
+          <w:shd w:fill="FFFFFF" w:val="clear"/>
+        </w:rPr>
+        <w:t>%define STATUS_RUN  0 ; игра идёт</w:t>
+        <w:br/>
+        <w:t>%define STATUS_EXIT 1 ; выход</w:t>
+        <w:br/>
+        <w:t>%define STATUS_DIE  2 ; смерть</w:t>
+      </w:r>
+    </w:p>
+    <w:p>
+      <w:pPr>
+        <w:pStyle w:val="BodyText"/>
+        <w:shd w:fill="FFFFFF" w:val="clear"/>
+        <w:spacing w:before="0" w:after="283"/>
+        <w:ind w:hanging="0" w:left="0" w:right="0"/>
+        <w:rPr>
+          <w:rFonts w:ascii="Roboto" w:hAnsi="Roboto" w:eastAsia="Times New Roman" w:cs="Times New Roman"/>
+          <w:color w:val="000000"/>
+          <w:sz w:val="24"/>
+          <w:szCs w:val="24"/>
+          <w:shd w:fill="FFFFFF" w:val="clear"/>
+        </w:rPr>
+      </w:pPr>
+      <w:r>
+        <w:rPr>
+          <w:rFonts w:eastAsia="Times New Roman" w:cs="Times New Roman" w:ascii="Roboto" w:hAnsi="Roboto"/>
+          <w:color w:val="000000"/>
+          <w:sz w:val="24"/>
+          <w:szCs w:val="24"/>
+          <w:shd w:fill="FFFFFF" w:val="clear"/>
+        </w:rPr>
+        <w:t>%define CELL_TEXT '  '                ; как выглядит одна клетка на экране</w:t>
+        <w:br/>
+        <w:t>%strlen CELL_TEXT_LEN CELL_TEXT       ; длина этой строки</w:t>
+      </w:r>
+    </w:p>
+    <w:p>
+      <w:pPr>
+        <w:pStyle w:val="BodyText"/>
+        <w:shd w:fill="FFFFFF" w:val="clear"/>
+        <w:spacing w:before="0" w:after="283"/>
+        <w:ind w:hanging="0" w:left="0" w:right="0"/>
+        <w:rPr>
+          <w:rFonts w:ascii="Roboto" w:hAnsi="Roboto" w:eastAsia="Times New Roman" w:cs="Times New Roman"/>
+          <w:color w:val="000000"/>
+          <w:sz w:val="24"/>
+          <w:szCs w:val="24"/>
+          <w:shd w:fill="FFFFFF" w:val="clear"/>
+        </w:rPr>
+      </w:pPr>
+      <w:r>
+        <w:rPr>
+          <w:rFonts w:eastAsia="Times New Roman" w:cs="Times New Roman" w:ascii="Roboto" w:hAnsi="Roboto"/>
+          <w:color w:val="000000"/>
+          <w:sz w:val="24"/>
+          <w:szCs w:val="24"/>
+          <w:shd w:fill="FFFFFF" w:val="clear"/>
+        </w:rPr>
+        <w:t>; === Макросы для ANSI-последовательностей (цвета и курсор) ===</w:t>
+        <w:br/>
+        <w:t>%macro DEF_ESC_SEQ 3+</w:t>
+        <w:br/>
+        <w:tab/>
+        <w:t>DEF_STR_DATA %1, 27, '[', %3, %2   ; создаёт строку с escape-последовательностью</w:t>
+        <w:br/>
+        <w:t>%endmacro</w:t>
+      </w:r>
+    </w:p>
+    <w:p>
+      <w:pPr>
+        <w:pStyle w:val="BodyText"/>
+        <w:shd w:fill="FFFFFF" w:val="clear"/>
+        <w:spacing w:before="0" w:after="283"/>
+        <w:ind w:hanging="0" w:left="0" w:right="0"/>
+        <w:rPr>
+          <w:rFonts w:ascii="Roboto" w:hAnsi="Roboto" w:eastAsia="Times New Roman" w:cs="Times New Roman"/>
+          <w:color w:val="000000"/>
+          <w:sz w:val="24"/>
+          <w:szCs w:val="24"/>
+          <w:shd w:fill="FFFFFF" w:val="clear"/>
+        </w:rPr>
+      </w:pPr>
+      <w:r>
+        <w:rPr>
+          <w:rFonts w:eastAsia="Times New Roman" w:cs="Times New Roman" w:ascii="Roboto" w:hAnsi="Roboto"/>
+          <w:color w:val="000000"/>
+          <w:sz w:val="24"/>
+          <w:szCs w:val="24"/>
+          <w:shd w:fill="FFFFFF" w:val="clear"/>
+        </w:rPr>
+        <w:t>%macro DEF_COLOR_SEQ 3</w:t>
+        <w:br/>
+        <w:tab/>
+        <w:t>DEF_ESC_SEQ color_%1_seq, 'm', '1', ';', %2, ';', %3  ; цвет + фон</w:t>
+        <w:br/>
+        <w:t>%endmacro</w:t>
+      </w:r>
+    </w:p>
+    <w:p>
+      <w:pPr>
+        <w:pStyle w:val="BodyText"/>
+        <w:shd w:fill="FFFFFF" w:val="clear"/>
+        <w:spacing w:before="0" w:after="283"/>
+        <w:ind w:hanging="0" w:left="0" w:right="0"/>
+        <w:rPr>
+          <w:rFonts w:ascii="Roboto" w:hAnsi="Roboto" w:eastAsia="Times New Roman" w:cs="Times New Roman"/>
+          <w:color w:val="000000"/>
+          <w:sz w:val="24"/>
+          <w:szCs w:val="24"/>
+          <w:shd w:fill="FFFFFF" w:val="clear"/>
+        </w:rPr>
+      </w:pPr>
+      <w:r>
+        <w:rPr>
+          <w:rFonts w:eastAsia="Times New Roman" w:cs="Times New Roman" w:ascii="Roboto" w:hAnsi="Roboto"/>
+          <w:color w:val="000000"/>
+          <w:sz w:val="24"/>
+          <w:szCs w:val="24"/>
+          <w:shd w:fill="FFFFFF" w:val="clear"/>
+        </w:rPr>
+        <w:t>; === Карта игрового поля (стены + свободное пространство) ===</w:t>
+        <w:br/>
+        <w:t>%macro MAP_BUFFER 1</w:t>
+        <w:br/>
+        <w:tab/>
+        <w:t>%1:</w:t>
+        <w:br/>
+        <w:tab/>
+        <w:tab/>
+        <w:t>times SIZE_X db MAP_WALL      ; верхняя стена</w:t>
+        <w:br/>
+        <w:tab/>
+        <w:tab/>
+        <w:t>%rep SIZE_Y-2                 ; строки между стенами</w:t>
+        <w:br/>
+        <w:tab/>
+        <w:tab/>
+        <w:tab/>
+        <w:t>db MAP_WALL               ; левая стена</w:t>
+        <w:br/>
+        <w:tab/>
+        <w:tab/>
+        <w:tab/>
+        <w:t>times SIZE_X-2 db MAP_FREE; свободные клетки</w:t>
+        <w:br/>
+        <w:tab/>
+        <w:tab/>
+        <w:tab/>
+        <w:t>db MAP_WALL               ; правая стена</w:t>
+        <w:br/>
+        <w:tab/>
+        <w:tab/>
+        <w:t>%endrep</w:t>
+        <w:br/>
+        <w:tab/>
+        <w:tab/>
+        <w:t>times SIZE_X db MAP_WALL      ; нижняя стена</w:t>
+        <w:br/>
+        <w:t>%endmacro</w:t>
+      </w:r>
+    </w:p>
+    <w:p>
+      <w:pPr>
+        <w:pStyle w:val="BodyText"/>
+        <w:shd w:fill="FFFFFF" w:val="clear"/>
+        <w:spacing w:before="0" w:after="283"/>
+        <w:ind w:hanging="0" w:left="0" w:right="0"/>
+        <w:rPr>
+          <w:rFonts w:ascii="Roboto" w:hAnsi="Roboto" w:eastAsia="Times New Roman" w:cs="Times New Roman"/>
+          <w:color w:val="000000"/>
+          <w:sz w:val="24"/>
+          <w:szCs w:val="24"/>
+          <w:shd w:fill="FFFFFF" w:val="clear"/>
+        </w:rPr>
+      </w:pPr>
+      <w:r>
+        <w:rPr>
+          <w:rFonts w:eastAsia="Times New Roman" w:cs="Times New Roman" w:ascii="Roboto" w:hAnsi="Roboto"/>
+          <w:color w:val="000000"/>
+          <w:sz w:val="24"/>
+          <w:szCs w:val="24"/>
+          <w:shd w:fill="FFFFFF" w:val="clear"/>
+        </w:rPr>
+        <w:t>%define ESC_SEQ_MAX_LEN 10            ; максимальная длина escape-последовательности</w:t>
+      </w:r>
+    </w:p>
+    <w:p>
+      <w:pPr>
+        <w:pStyle w:val="BodyText"/>
+        <w:shd w:fill="FFFFFF" w:val="clear"/>
+        <w:spacing w:before="0" w:after="283"/>
+        <w:ind w:hanging="0" w:left="0" w:right="0"/>
+        <w:rPr>
+          <w:rFonts w:ascii="Roboto" w:hAnsi="Roboto" w:eastAsia="Times New Roman" w:cs="Times New Roman"/>
+          <w:color w:val="000000"/>
+          <w:sz w:val="24"/>
+          <w:szCs w:val="24"/>
+          <w:shd w:fill="FFFFFF" w:val="clear"/>
+        </w:rPr>
+      </w:pPr>
+      <w:r>
+        <w:rPr>
+          <w:rFonts w:eastAsia="Times New Roman" w:cs="Times New Roman" w:ascii="Roboto" w:hAnsi="Roboto"/>
+          <w:color w:val="000000"/>
+          <w:sz w:val="24"/>
+          <w:szCs w:val="24"/>
+          <w:shd w:fill="FFFFFF" w:val="clear"/>
+        </w:rPr>
+        <w:t>%assign MAX_CELL_PRINT_SIZE ESC_SEQ_MAX_LEN*2+CELL_TEXT_LEN  ; размер буфера для одной клетки</w:t>
+      </w:r>
+    </w:p>
+    <w:p>
+      <w:pPr>
+        <w:pStyle w:val="BodyText"/>
+        <w:shd w:fill="FFFFFF" w:val="clear"/>
+        <w:spacing w:before="0" w:after="283"/>
+        <w:ind w:hanging="0" w:left="0" w:right="0"/>
+        <w:rPr>
+          <w:rFonts w:ascii="Roboto" w:hAnsi="Roboto" w:eastAsia="Times New Roman" w:cs="Times New Roman"/>
+          <w:color w:val="000000"/>
+          <w:sz w:val="24"/>
+          <w:szCs w:val="24"/>
+          <w:shd w:fill="FFFFFF" w:val="clear"/>
+        </w:rPr>
+      </w:pPr>
+      <w:r>
+        <w:rPr>
+          <w:rFonts w:eastAsia="Times New Roman" w:cs="Times New Roman" w:ascii="Roboto" w:hAnsi="Roboto"/>
+          <w:color w:val="000000"/>
+          <w:sz w:val="24"/>
+          <w:szCs w:val="24"/>
+          <w:shd w:fill="FFFFFF" w:val="clear"/>
+        </w:rPr>
+        <w:t>%macro PRINT_BUFFER 1</w:t>
+        <w:br/>
+        <w:tab/>
+        <w:t>%1 resb SIZE_N*MAX_CELL_PRINT_SIZE  ; буфер для всего экрана</w:t>
+        <w:br/>
+        <w:t>%endmacro</w:t>
+      </w:r>
+    </w:p>
+    <w:p>
+      <w:pPr>
+        <w:pStyle w:val="BodyText"/>
+        <w:shd w:fill="FFFFFF" w:val="clear"/>
+        <w:spacing w:before="0" w:after="283"/>
+        <w:ind w:hanging="0" w:left="0" w:right="0"/>
+        <w:rPr>
+          <w:rFonts w:ascii="Roboto" w:hAnsi="Roboto" w:eastAsia="Times New Roman" w:cs="Times New Roman"/>
+          <w:color w:val="000000"/>
+          <w:sz w:val="24"/>
+          <w:szCs w:val="24"/>
+          <w:shd w:fill="FFFFFF" w:val="clear"/>
+        </w:rPr>
+      </w:pPr>
+      <w:r>
+        <w:rPr>
+          <w:rFonts w:eastAsia="Times New Roman" w:cs="Times New Roman" w:ascii="Roboto" w:hAnsi="Roboto"/>
+          <w:color w:val="000000"/>
+          <w:sz w:val="24"/>
+          <w:szCs w:val="24"/>
+          <w:shd w:fill="FFFFFF" w:val="clear"/>
+        </w:rPr>
+        <w:t>section .data</w:t>
+      </w:r>
+    </w:p>
+    <w:p>
+      <w:pPr>
+        <w:pStyle w:val="BodyText"/>
+        <w:shd w:fill="FFFFFF" w:val="clear"/>
+        <w:spacing w:before="0" w:after="283"/>
+        <w:ind w:hanging="0" w:left="0" w:right="0"/>
+        <w:rPr>
+          <w:rFonts w:ascii="Roboto" w:hAnsi="Roboto" w:eastAsia="Times New Roman" w:cs="Times New Roman"/>
+          <w:color w:val="000000"/>
+          <w:sz w:val="24"/>
+          <w:szCs w:val="24"/>
+          <w:shd w:fill="FFFFFF" w:val="clear"/>
+        </w:rPr>
+      </w:pPr>
+      <w:r>
+        <w:rPr>
+          <w:rFonts w:eastAsia="Times New Roman" w:cs="Times New Roman" w:ascii="Roboto" w:hAnsi="Roboto"/>
+          <w:color w:val="000000"/>
+          <w:sz w:val="24"/>
+          <w:szCs w:val="24"/>
+          <w:shd w:fill="FFFFFF" w:val="clear"/>
+        </w:rPr>
+        <w:t>%assign SCREEN_Y SIZE_Y+1</w:t>
+        <w:br/>
+        <w:t>%defstr SCREEN_Y_STR SCREEN_Y</w:t>
+      </w:r>
+    </w:p>
+    <w:p>
+      <w:pPr>
+        <w:pStyle w:val="BodyText"/>
+        <w:shd w:fill="FFFFFF" w:val="clear"/>
+        <w:spacing w:before="0" w:after="283"/>
+        <w:ind w:hanging="0" w:left="0" w:right="0"/>
+        <w:rPr>
+          <w:rFonts w:ascii="Roboto" w:hAnsi="Roboto" w:eastAsia="Times New Roman" w:cs="Times New Roman"/>
+          <w:color w:val="000000"/>
+          <w:sz w:val="24"/>
+          <w:szCs w:val="24"/>
+          <w:shd w:fill="FFFFFF" w:val="clear"/>
+        </w:rPr>
+      </w:pPr>
+      <w:r>
+        <w:rPr>
+          <w:rFonts w:eastAsia="Times New Roman" w:cs="Times New Roman" w:ascii="Roboto" w:hAnsi="Roboto"/>
+          <w:color w:val="000000"/>
+          <w:sz w:val="24"/>
+          <w:szCs w:val="24"/>
+          <w:shd w:fill="FFFFFF" w:val="clear"/>
+        </w:rPr>
+        <w:t>; ANSI escape-последовательности (курсор, очистка, цвета)</w:t>
+        <w:br/>
+        <w:t>DEF_ESC_SEQ cur_reset_seq, 'A', SCREEN_Y_STR   ; вернуть курсор вверх</w:t>
+        <w:br/>
+        <w:t>DEF_ESC_SEQ cur_home_seq, 'H', '0', ';', '0'   ; курсор в (0,0)</w:t>
+        <w:br/>
+        <w:t>DEF_ESC_SEQ cur_hide_seq, 'l', '?', '25'       ; скрыть курсор</w:t>
+        <w:br/>
+        <w:t>DEF_ESC_SEQ cur_show_seq, 'h', '?', '25'       ; показать курсор</w:t>
+        <w:br/>
+        <w:t>DEF_ESC_SEQ clear_seq, 'J', '0'                ; очистить экран</w:t>
+        <w:br/>
+        <w:t>DEF_ESC_SEQ color_reset_seq, 'm', '0'          ; сброс цвета</w:t>
+        <w:br/>
+        <w:t>DEF_COLOR_SEQ bright_red, '91', '101'          ; ярко-красное яблоко</w:t>
+        <w:br/>
+        <w:t>DEF_COLOR_SEQ blue, '34', '44'                 ; синие стены</w:t>
+        <w:br/>
+        <w:t>DEF_COLOR_SEQ yellow, '33', '43'               ; голова (можно поменять на розовый: '95','105')</w:t>
+        <w:br/>
+        <w:t>DEF_COLOR_SEQ bright_yellow, '93', '103'       ; тело (можно поменять на розовый)</w:t>
+      </w:r>
+    </w:p>
+    <w:p>
+      <w:pPr>
+        <w:pStyle w:val="BodyText"/>
+        <w:shd w:fill="FFFFFF" w:val="clear"/>
+        <w:spacing w:before="0" w:after="283"/>
+        <w:ind w:hanging="0" w:left="0" w:right="0"/>
+        <w:rPr>
+          <w:rFonts w:ascii="Roboto" w:hAnsi="Roboto" w:eastAsia="Times New Roman" w:cs="Times New Roman"/>
+          <w:color w:val="000000"/>
+          <w:sz w:val="24"/>
+          <w:szCs w:val="24"/>
+          <w:shd w:fill="FFFFFF" w:val="clear"/>
+        </w:rPr>
+      </w:pPr>
+      <w:r>
+        <w:rPr>
+          <w:rFonts w:eastAsia="Times New Roman" w:cs="Times New Roman" w:ascii="Roboto" w:hAnsi="Roboto"/>
+          <w:color w:val="000000"/>
+          <w:sz w:val="24"/>
+          <w:szCs w:val="24"/>
+          <w:shd w:fill="FFFFFF" w:val="clear"/>
+        </w:rPr>
+        <w:t>; Текстовые строки</w:t>
+        <w:br/>
+        <w:t>DEF_STR_DATA text_score, "Счёт: "</w:t>
+        <w:br/>
+        <w:t>DEF_STR_DATA text_controls, "Управление: wasd  Выход: q", 10</w:t>
+        <w:br/>
+        <w:t>DEF_STR_DATA text_game_over, "ИГРА ОКОНЧЕНА!", 10</w:t>
+        <w:br/>
+        <w:t>DEF_STR_DATA cell_sym, CELL_TEXT</w:t>
+      </w:r>
+    </w:p>
+    <w:p>
+      <w:pPr>
+        <w:pStyle w:val="BodyText"/>
+        <w:shd w:fill="FFFFFF" w:val="clear"/>
+        <w:spacing w:before="0" w:after="283"/>
+        <w:ind w:hanging="0" w:left="0" w:right="0"/>
+        <w:rPr>
+          <w:rFonts w:ascii="Roboto" w:hAnsi="Roboto" w:eastAsia="Times New Roman" w:cs="Times New Roman"/>
+          <w:color w:val="000000"/>
+          <w:sz w:val="24"/>
+          <w:szCs w:val="24"/>
+          <w:shd w:fill="FFFFFF" w:val="clear"/>
+        </w:rPr>
+      </w:pPr>
+      <w:r>
+        <w:rPr>
+          <w:rFonts w:eastAsia="Times New Roman" w:cs="Times New Roman" w:ascii="Roboto" w:hAnsi="Roboto"/>
+          <w:color w:val="000000"/>
+          <w:sz w:val="24"/>
+          <w:szCs w:val="24"/>
+          <w:shd w:fill="FFFFFF" w:val="clear"/>
+        </w:rPr>
+        <w:t>; Глобальные переменные</w:t>
+        <w:br/>
+        <w:t>status db STATUS_RUN          ; текущее состояние игры</w:t>
+      </w:r>
+    </w:p>
+    <w:p>
+      <w:pPr>
+        <w:pStyle w:val="BodyText"/>
+        <w:shd w:fill="FFFFFF" w:val="clear"/>
+        <w:spacing w:before="0" w:after="283"/>
+        <w:ind w:hanging="0" w:left="0" w:right="0"/>
+        <w:rPr>
+          <w:rFonts w:ascii="Roboto" w:hAnsi="Roboto" w:eastAsia="Times New Roman" w:cs="Times New Roman"/>
+          <w:color w:val="000000"/>
+          <w:sz w:val="24"/>
+          <w:szCs w:val="24"/>
+          <w:shd w:fill="FFFFFF" w:val="clear"/>
+        </w:rPr>
+      </w:pPr>
+      <w:r>
+        <w:rPr>
+          <w:rFonts w:eastAsia="Times New Roman" w:cs="Times New Roman" w:ascii="Roboto" w:hAnsi="Roboto"/>
+          <w:color w:val="000000"/>
+          <w:sz w:val="24"/>
+          <w:szCs w:val="24"/>
+          <w:shd w:fill="FFFFFF" w:val="clear"/>
+        </w:rPr>
+        <w:t>MAP_BUFFER map                ; сама карта поля</w:t>
+      </w:r>
+    </w:p>
+    <w:p>
+      <w:pPr>
+        <w:pStyle w:val="BodyText"/>
+        <w:shd w:fill="FFFFFF" w:val="clear"/>
+        <w:spacing w:before="0" w:after="283"/>
+        <w:ind w:hanging="0" w:left="0" w:right="0"/>
+        <w:rPr>
+          <w:rFonts w:ascii="Roboto" w:hAnsi="Roboto" w:eastAsia="Times New Roman" w:cs="Times New Roman"/>
+          <w:color w:val="000000"/>
+          <w:sz w:val="24"/>
+          <w:szCs w:val="24"/>
+          <w:shd w:fill="FFFFFF" w:val="clear"/>
+        </w:rPr>
+      </w:pPr>
+      <w:r>
+        <w:rPr>
+          <w:rFonts w:eastAsia="Times New Roman" w:cs="Times New Roman" w:ascii="Roboto" w:hAnsi="Roboto"/>
+          <w:color w:val="000000"/>
+          <w:sz w:val="24"/>
+          <w:szCs w:val="24"/>
+          <w:shd w:fill="FFFFFF" w:val="clear"/>
+        </w:rPr>
+        <w:t>length dq 1                   ; длина змейки</w:t>
+        <w:br/>
+        <w:t>score dq 0                    ; счёт</w:t>
+        <w:br/>
+        <w:t>eaten dq EATEN_APPLES_INIT    ; сколько яблок "в запасе" для роста</w:t>
+        <w:br/>
+        <w:t>snake_x dq SNAKE_X_INIT       ; X головы</w:t>
+        <w:br/>
+        <w:t>snake_y dq SNAKE_Y_INIT       ; Y головы</w:t>
+      </w:r>
+    </w:p>
+    <w:p>
+      <w:pPr>
+        <w:pStyle w:val="BodyText"/>
+        <w:shd w:fill="FFFFFF" w:val="clear"/>
+        <w:spacing w:before="0" w:after="283"/>
+        <w:ind w:hanging="0" w:left="0" w:right="0"/>
+        <w:rPr>
+          <w:rFonts w:ascii="Roboto" w:hAnsi="Roboto" w:eastAsia="Times New Roman" w:cs="Times New Roman"/>
+          <w:color w:val="000000"/>
+          <w:sz w:val="24"/>
+          <w:szCs w:val="24"/>
+          <w:shd w:fill="FFFFFF" w:val="clear"/>
+        </w:rPr>
+      </w:pPr>
+      <w:r>
+        <w:rPr>
+          <w:rFonts w:eastAsia="Times New Roman" w:cs="Times New Roman" w:ascii="Roboto" w:hAnsi="Roboto"/>
+          <w:color w:val="000000"/>
+          <w:sz w:val="24"/>
+          <w:szCs w:val="24"/>
+          <w:shd w:fill="FFFFFF" w:val="clear"/>
+        </w:rPr>
+        <w:t>input db 0                    ; последняя нажатая клавиша</w:t>
+        <w:br/>
+        <w:t>frame dq 0                    ; счётчик кадров</w:t>
+      </w:r>
+    </w:p>
+    <w:p>
+      <w:pPr>
+        <w:pStyle w:val="BodyText"/>
+        <w:shd w:fill="FFFFFF" w:val="clear"/>
+        <w:spacing w:before="0" w:after="283"/>
+        <w:ind w:hanging="0" w:left="0" w:right="0"/>
+        <w:rPr>
+          <w:rFonts w:ascii="Roboto" w:hAnsi="Roboto" w:eastAsia="Times New Roman" w:cs="Times New Roman"/>
+          <w:color w:val="000000"/>
+          <w:sz w:val="24"/>
+          <w:szCs w:val="24"/>
+          <w:shd w:fill="FFFFFF" w:val="clear"/>
+        </w:rPr>
+      </w:pPr>
+      <w:r>
+        <w:rPr>
+          <w:rFonts w:eastAsia="Times New Roman" w:cs="Times New Roman" w:ascii="Roboto" w:hAnsi="Roboto"/>
+          <w:color w:val="000000"/>
+          <w:sz w:val="24"/>
+          <w:szCs w:val="24"/>
+          <w:shd w:fill="FFFFFF" w:val="clear"/>
+        </w:rPr>
+        <w:t>move_dir db DIR_RIGHT         ; текущее направление</w:t>
+        <w:br/>
+        <w:t>future_move_dir db DIR_RIGHT  ; следующее направление (чтобы не разворачиваться назад)</w:t>
+      </w:r>
+    </w:p>
+    <w:p>
+      <w:pPr>
+        <w:pStyle w:val="BodyText"/>
+        <w:shd w:fill="FFFFFF" w:val="clear"/>
+        <w:spacing w:before="0" w:after="283"/>
+        <w:ind w:hanging="0" w:left="0" w:right="0"/>
+        <w:rPr>
+          <w:rFonts w:ascii="Roboto" w:hAnsi="Roboto" w:eastAsia="Times New Roman" w:cs="Times New Roman"/>
+          <w:color w:val="000000"/>
+          <w:sz w:val="24"/>
+          <w:szCs w:val="24"/>
+          <w:shd w:fill="FFFFFF" w:val="clear"/>
+        </w:rPr>
+      </w:pPr>
+      <w:r>
+        <w:rPr>
+          <w:rFonts w:eastAsia="Times New Roman" w:cs="Times New Roman" w:ascii="Roboto" w:hAnsi="Roboto"/>
+          <w:color w:val="000000"/>
+          <w:sz w:val="24"/>
+          <w:szCs w:val="24"/>
+          <w:shd w:fill="FFFFFF" w:val="clear"/>
+        </w:rPr>
+        <w:t>section .bss</w:t>
+      </w:r>
+    </w:p>
+    <w:p>
+      <w:pPr>
+        <w:pStyle w:val="BodyText"/>
+        <w:shd w:fill="FFFFFF" w:val="clear"/>
+        <w:spacing w:before="0" w:after="283"/>
+        <w:ind w:hanging="0" w:left="0" w:right="0"/>
+        <w:rPr>
+          <w:rFonts w:ascii="Roboto" w:hAnsi="Roboto" w:eastAsia="Times New Roman" w:cs="Times New Roman"/>
+          <w:color w:val="000000"/>
+          <w:sz w:val="24"/>
+          <w:szCs w:val="24"/>
+          <w:shd w:fill="FFFFFF" w:val="clear"/>
+        </w:rPr>
+      </w:pPr>
+      <w:r>
+        <w:rPr>
+          <w:rFonts w:eastAsia="Times New Roman" w:cs="Times New Roman" w:ascii="Roboto" w:hAnsi="Roboto"/>
+          <w:color w:val="000000"/>
+          <w:sz w:val="24"/>
+          <w:szCs w:val="24"/>
+          <w:shd w:fill="FFFFFF" w:val="clear"/>
+        </w:rPr>
+        <w:t>map_free_buf resq SIZE_N      ; буфер свободных клеток (для случайного яблока)</w:t>
+        <w:br/>
+        <w:t>map_free_buf_len resq 1</w:t>
+      </w:r>
+    </w:p>
+    <w:p>
+      <w:pPr>
+        <w:pStyle w:val="BodyText"/>
+        <w:shd w:fill="FFFFFF" w:val="clear"/>
+        <w:spacing w:before="0" w:after="283"/>
+        <w:ind w:hanging="0" w:left="0" w:right="0"/>
+        <w:rPr>
+          <w:rFonts w:ascii="Roboto" w:hAnsi="Roboto" w:eastAsia="Times New Roman" w:cs="Times New Roman"/>
+          <w:color w:val="000000"/>
+          <w:sz w:val="24"/>
+          <w:szCs w:val="24"/>
+          <w:shd w:fill="FFFFFF" w:val="clear"/>
+        </w:rPr>
+      </w:pPr>
+      <w:r>
+        <w:rPr>
+          <w:rFonts w:eastAsia="Times New Roman" w:cs="Times New Roman" w:ascii="Roboto" w:hAnsi="Roboto"/>
+          <w:color w:val="000000"/>
+          <w:sz w:val="24"/>
+          <w:szCs w:val="24"/>
+          <w:shd w:fill="FFFFFF" w:val="clear"/>
+        </w:rPr>
+        <w:t>PRINT_BUFFER print_buf        ; буфер для вывода всего экрана</w:t>
+        <w:br/>
+        <w:t>print_buf_len resq 1</w:t>
+      </w:r>
+    </w:p>
+    <w:p>
+      <w:pPr>
+        <w:pStyle w:val="BodyText"/>
+        <w:shd w:fill="FFFFFF" w:val="clear"/>
+        <w:spacing w:before="0" w:after="283"/>
+        <w:ind w:hanging="0" w:left="0" w:right="0"/>
+        <w:rPr>
+          <w:rFonts w:ascii="Roboto" w:hAnsi="Roboto" w:eastAsia="Times New Roman" w:cs="Times New Roman"/>
+          <w:color w:val="000000"/>
+          <w:sz w:val="24"/>
+          <w:szCs w:val="24"/>
+          <w:shd w:fill="FFFFFF" w:val="clear"/>
+        </w:rPr>
+      </w:pPr>
+      <w:r>
+        <w:rPr>
+          <w:rFonts w:eastAsia="Times New Roman" w:cs="Times New Roman" w:ascii="Roboto" w:hAnsi="Roboto"/>
+          <w:color w:val="000000"/>
+          <w:sz w:val="24"/>
+          <w:szCs w:val="24"/>
+          <w:shd w:fill="FFFFFF" w:val="clear"/>
+        </w:rPr>
+        <w:t>snake_cells_buf resq SIZE_N   ; позиции всех сегментов змейки</w:t>
+      </w:r>
+    </w:p>
+    <w:p>
+      <w:pPr>
+        <w:pStyle w:val="BodyText"/>
+        <w:shd w:fill="FFFFFF" w:val="clear"/>
+        <w:spacing w:before="0" w:after="283"/>
+        <w:ind w:hanging="0" w:left="0" w:right="0"/>
+        <w:rPr>
+          <w:rFonts w:ascii="Roboto" w:hAnsi="Roboto" w:eastAsia="Times New Roman" w:cs="Times New Roman"/>
+          <w:color w:val="000000"/>
+          <w:sz w:val="24"/>
+          <w:szCs w:val="24"/>
+          <w:shd w:fill="FFFFFF" w:val="clear"/>
+        </w:rPr>
+      </w:pPr>
+      <w:r>
+        <w:rPr>
+          <w:rFonts w:eastAsia="Times New Roman" w:cs="Times New Roman" w:ascii="Roboto" w:hAnsi="Roboto"/>
+          <w:color w:val="000000"/>
+          <w:sz w:val="24"/>
+          <w:szCs w:val="24"/>
+          <w:shd w:fill="FFFFFF" w:val="clear"/>
+        </w:rPr>
+        <w:t>section .text</w:t>
+      </w:r>
+    </w:p>
+    <w:p>
+      <w:pPr>
+        <w:pStyle w:val="BodyText"/>
+        <w:shd w:fill="FFFFFF" w:val="clear"/>
+        <w:spacing w:before="0" w:after="283"/>
+        <w:ind w:hanging="0" w:left="0" w:right="0"/>
+        <w:rPr>
+          <w:rFonts w:ascii="Roboto" w:hAnsi="Roboto" w:eastAsia="Times New Roman" w:cs="Times New Roman"/>
+          <w:color w:val="000000"/>
+          <w:sz w:val="24"/>
+          <w:szCs w:val="24"/>
+          <w:shd w:fill="FFFFFF" w:val="clear"/>
+        </w:rPr>
+      </w:pPr>
+      <w:r>
+        <w:rPr>
+          <w:rFonts w:eastAsia="Times New Roman" w:cs="Times New Roman" w:ascii="Roboto" w:hAnsi="Roboto"/>
+          <w:color w:val="000000"/>
+          <w:sz w:val="24"/>
+          <w:szCs w:val="24"/>
+          <w:shd w:fill="FFFFFF" w:val="clear"/>
+        </w:rPr>
+        <w:t>global MAIN</w:t>
+      </w:r>
+    </w:p>
+    <w:p>
+      <w:pPr>
+        <w:pStyle w:val="BodyText"/>
+        <w:shd w:fill="FFFFFF" w:val="clear"/>
+        <w:spacing w:before="0" w:after="283"/>
+        <w:ind w:hanging="0" w:left="0" w:right="0"/>
+        <w:rPr>
+          <w:rFonts w:ascii="Roboto" w:hAnsi="Roboto" w:eastAsia="Times New Roman" w:cs="Times New Roman"/>
+          <w:color w:val="000000"/>
+          <w:sz w:val="24"/>
+          <w:szCs w:val="24"/>
+          <w:shd w:fill="FFFFFF" w:val="clear"/>
+        </w:rPr>
+      </w:pPr>
+      <w:r>
+        <w:rPr>
+          <w:rFonts w:eastAsia="Times New Roman" w:cs="Times New Roman" w:ascii="Roboto" w:hAnsi="Roboto"/>
+          <w:color w:val="000000"/>
+          <w:sz w:val="24"/>
+          <w:szCs w:val="24"/>
+          <w:shd w:fill="FFFFFF" w:val="clear"/>
+        </w:rPr>
+        <w:t>extern memcpy                 ; копирование памяти</w:t>
+        <w:br/>
+        <w:t>extern rand                   ; случайное число</w:t>
+        <w:br/>
+        <w:t>extern set_noncanon           ; неканонический режим терминала (чтобы клавиши читались сразу)</w:t>
+        <w:br/>
+        <w:t>extern set_canon              ; вернуть обычный режим</w:t>
+      </w:r>
+    </w:p>
+    <w:p>
+      <w:pPr>
+        <w:pStyle w:val="BodyText"/>
+        <w:shd w:fill="FFFFFF" w:val="clear"/>
+        <w:spacing w:before="0" w:after="283"/>
+        <w:ind w:hanging="0" w:left="0" w:right="0"/>
+        <w:rPr>
+          <w:rFonts w:ascii="Roboto" w:hAnsi="Roboto" w:eastAsia="Times New Roman" w:cs="Times New Roman"/>
+          <w:color w:val="000000"/>
+          <w:sz w:val="24"/>
+          <w:szCs w:val="24"/>
+          <w:shd w:fill="FFFFFF" w:val="clear"/>
+        </w:rPr>
+      </w:pPr>
+      <w:r>
+        <w:rPr>
+          <w:rFonts w:eastAsia="Times New Roman" w:cs="Times New Roman" w:ascii="Roboto" w:hAnsi="Roboto"/>
+          <w:color w:val="000000"/>
+          <w:sz w:val="24"/>
+          <w:szCs w:val="24"/>
+          <w:shd w:fill="FFFFFF" w:val="clear"/>
+        </w:rPr>
+        <w:t>; Преобразует координаты (x,y) в индекс в массиве карты</w:t>
+        <w:br/>
+        <w:t>map_coord_to_index:</w:t>
+        <w:br/>
+        <w:tab/>
+        <w:t>imul rdx, SIZE_X          ; y * ширина</w:t>
+        <w:br/>
+        <w:tab/>
+        <w:t>add rax, rdx              ; + x</w:t>
+        <w:br/>
+        <w:tab/>
+        <w:t>ret</w:t>
+      </w:r>
+    </w:p>
+    <w:p>
+      <w:pPr>
+        <w:pStyle w:val="BodyText"/>
+        <w:shd w:fill="FFFFFF" w:val="clear"/>
+        <w:spacing w:before="0" w:after="283"/>
+        <w:ind w:hanging="0" w:left="0" w:right="0"/>
+        <w:rPr>
+          <w:rFonts w:ascii="Roboto" w:hAnsi="Roboto" w:eastAsia="Times New Roman" w:cs="Times New Roman"/>
+          <w:color w:val="000000"/>
+          <w:sz w:val="24"/>
+          <w:szCs w:val="24"/>
+          <w:shd w:fill="FFFFFF" w:val="clear"/>
+        </w:rPr>
+      </w:pPr>
+      <w:r>
+        <w:rPr>
+          <w:rFonts w:eastAsia="Times New Roman" w:cs="Times New Roman" w:ascii="Roboto" w:hAnsi="Roboto"/>
+          <w:color w:val="000000"/>
+          <w:sz w:val="24"/>
+          <w:szCs w:val="24"/>
+          <w:shd w:fill="FFFFFF" w:val="clear"/>
+        </w:rPr>
+        <w:t>; Обработка нажатой клавиши</w:t>
+        <w:br/>
+        <w:t>%macro HANDLE_KEY 2</w:t>
+        <w:br/>
+        <w:tab/>
+        <w:t>cmp byte [input], %2</w:t>
+        <w:br/>
+        <w:tab/>
+        <w:t>je .%1</w:t>
+        <w:br/>
+        <w:t>%endmacro</w:t>
+      </w:r>
+    </w:p>
+    <w:p>
+      <w:pPr>
+        <w:pStyle w:val="BodyText"/>
+        <w:shd w:fill="FFFFFF" w:val="clear"/>
+        <w:spacing w:before="0" w:after="283"/>
+        <w:ind w:hanging="0" w:left="0" w:right="0"/>
+        <w:rPr>
+          <w:rFonts w:ascii="Roboto" w:hAnsi="Roboto" w:eastAsia="Times New Roman" w:cs="Times New Roman"/>
+          <w:color w:val="000000"/>
+          <w:sz w:val="24"/>
+          <w:szCs w:val="24"/>
+          <w:shd w:fill="FFFFFF" w:val="clear"/>
+        </w:rPr>
+      </w:pPr>
+      <w:r>
+        <w:rPr>
+          <w:rFonts w:eastAsia="Times New Roman" w:cs="Times New Roman" w:ascii="Roboto" w:hAnsi="Roboto"/>
+          <w:color w:val="000000"/>
+          <w:sz w:val="24"/>
+          <w:szCs w:val="24"/>
+          <w:shd w:fill="FFFFFF" w:val="clear"/>
+        </w:rPr>
+        <w:t>handle_key:</w:t>
+        <w:br/>
+        <w:tab/>
+        <w:t>mov al, [move_dir]        ; текущее направление</w:t>
+      </w:r>
+    </w:p>
+    <w:p>
+      <w:pPr>
+        <w:pStyle w:val="BodyText"/>
+        <w:shd w:fill="FFFFFF" w:val="clear"/>
+        <w:spacing w:before="0" w:after="283"/>
+        <w:ind w:hanging="0" w:left="0" w:right="0"/>
+        <w:rPr>
+          <w:rFonts w:ascii="Roboto" w:hAnsi="Roboto" w:eastAsia="Times New Roman" w:cs="Times New Roman"/>
+          <w:color w:val="000000"/>
+          <w:sz w:val="24"/>
+          <w:szCs w:val="24"/>
+          <w:shd w:fill="FFFFFF" w:val="clear"/>
+        </w:rPr>
+      </w:pPr>
+      <w:r>
+        <w:rPr>
+          <w:rFonts w:eastAsia="Times New Roman" w:cs="Times New Roman" w:ascii="Roboto" w:hAnsi="Roboto"/>
+          <w:color w:val="000000"/>
+          <w:sz w:val="24"/>
+          <w:szCs w:val="24"/>
+          <w:shd w:fill="FFFFFF" w:val="clear"/>
+        </w:rPr>
+        <w:tab/>
+        <w:t>HANDLE_KEY quit,  'q'</w:t>
+        <w:br/>
+        <w:tab/>
+        <w:t>HANDLE_KEY right, 'd'</w:t>
+        <w:br/>
+        <w:tab/>
+        <w:t>HANDLE_KEY down,  's'</w:t>
+        <w:br/>
+        <w:tab/>
+        <w:t>HANDLE_KEY left,  'a'</w:t>
+        <w:br/>
+        <w:tab/>
+        <w:t>HANDLE_KEY up,    'w'</w:t>
+      </w:r>
+    </w:p>
+    <w:p>
+      <w:pPr>
+        <w:pStyle w:val="BodyText"/>
+        <w:shd w:fill="FFFFFF" w:val="clear"/>
+        <w:spacing w:before="0" w:after="283"/>
+        <w:ind w:hanging="0" w:left="0" w:right="0"/>
+        <w:rPr>
+          <w:rFonts w:ascii="Roboto" w:hAnsi="Roboto" w:eastAsia="Times New Roman" w:cs="Times New Roman"/>
+          <w:color w:val="000000"/>
+          <w:sz w:val="24"/>
+          <w:szCs w:val="24"/>
+          <w:shd w:fill="FFFFFF" w:val="clear"/>
+        </w:rPr>
+      </w:pPr>
+      <w:r>
+        <w:rPr>
+          <w:rFonts w:eastAsia="Times New Roman" w:cs="Times New Roman" w:ascii="Roboto" w:hAnsi="Roboto"/>
+          <w:color w:val="000000"/>
+          <w:sz w:val="24"/>
+          <w:szCs w:val="24"/>
+          <w:shd w:fill="FFFFFF" w:val="clear"/>
+        </w:rPr>
+        <w:tab/>
+        <w:t>jmp .exit</w:t>
+      </w:r>
+    </w:p>
+    <w:p>
+      <w:pPr>
+        <w:pStyle w:val="BodyText"/>
+        <w:shd w:fill="FFFFFF" w:val="clear"/>
+        <w:spacing w:before="0" w:after="283"/>
+        <w:ind w:hanging="0" w:left="0" w:right="0"/>
+        <w:rPr>
+          <w:rFonts w:ascii="Roboto" w:hAnsi="Roboto" w:eastAsia="Times New Roman" w:cs="Times New Roman"/>
+          <w:color w:val="000000"/>
+          <w:sz w:val="24"/>
+          <w:szCs w:val="24"/>
+          <w:shd w:fill="FFFFFF" w:val="clear"/>
+        </w:rPr>
+      </w:pPr>
+      <w:r>
+        <w:rPr>
+          <w:rFonts w:eastAsia="Times New Roman" w:cs="Times New Roman" w:ascii="Roboto" w:hAnsi="Roboto"/>
+          <w:color w:val="000000"/>
+          <w:sz w:val="24"/>
+          <w:szCs w:val="24"/>
+          <w:shd w:fill="FFFFFF" w:val="clear"/>
+        </w:rPr>
+        <w:tab/>
+        <w:t>.quit:</w:t>
+        <w:br/>
+        <w:tab/>
+        <w:tab/>
+        <w:t>mov byte [status], STATUS_EXIT</w:t>
+        <w:br/>
+        <w:tab/>
+        <w:tab/>
+        <w:t>jmp .exit</w:t>
+      </w:r>
+    </w:p>
+    <w:p>
+      <w:pPr>
+        <w:pStyle w:val="BodyText"/>
+        <w:shd w:fill="FFFFFF" w:val="clear"/>
+        <w:spacing w:before="0" w:after="283"/>
+        <w:ind w:hanging="0" w:left="0" w:right="0"/>
+        <w:rPr>
+          <w:rFonts w:ascii="Roboto" w:hAnsi="Roboto" w:eastAsia="Times New Roman" w:cs="Times New Roman"/>
+          <w:color w:val="000000"/>
+          <w:sz w:val="24"/>
+          <w:szCs w:val="24"/>
+          <w:shd w:fill="FFFFFF" w:val="clear"/>
+        </w:rPr>
+      </w:pPr>
+      <w:r>
+        <w:rPr>
+          <w:rFonts w:eastAsia="Times New Roman" w:cs="Times New Roman" w:ascii="Roboto" w:hAnsi="Roboto"/>
+          <w:color w:val="000000"/>
+          <w:sz w:val="24"/>
+          <w:szCs w:val="24"/>
+          <w:shd w:fill="FFFFFF" w:val="clear"/>
+        </w:rPr>
+        <w:tab/>
+        <w:t>.right:</w:t>
+        <w:br/>
+        <w:tab/>
+        <w:tab/>
+        <w:t>cmp al, DIR_LEFT      ; нельзя сразу развернуться назад</w:t>
+        <w:br/>
+        <w:tab/>
+        <w:tab/>
+        <w:t>je .exit</w:t>
+        <w:br/>
+        <w:tab/>
+        <w:tab/>
+        <w:t>mov byte [future_move_dir], DIR_RIGHT</w:t>
+        <w:br/>
+        <w:tab/>
+        <w:tab/>
+        <w:t>jmp .exit</w:t>
+      </w:r>
+    </w:p>
+    <w:p>
+      <w:pPr>
+        <w:pStyle w:val="BodyText"/>
+        <w:shd w:fill="FFFFFF" w:val="clear"/>
+        <w:spacing w:before="0" w:after="283"/>
+        <w:ind w:hanging="0" w:left="0" w:right="0"/>
+        <w:rPr>
+          <w:rFonts w:ascii="Roboto" w:hAnsi="Roboto" w:eastAsia="Times New Roman" w:cs="Times New Roman"/>
+          <w:color w:val="000000"/>
+          <w:sz w:val="24"/>
+          <w:szCs w:val="24"/>
+          <w:shd w:fill="FFFFFF" w:val="clear"/>
+        </w:rPr>
+      </w:pPr>
+      <w:r>
+        <w:rPr>
+          <w:rFonts w:eastAsia="Times New Roman" w:cs="Times New Roman" w:ascii="Roboto" w:hAnsi="Roboto"/>
+          <w:color w:val="000000"/>
+          <w:sz w:val="24"/>
+          <w:szCs w:val="24"/>
+          <w:shd w:fill="FFFFFF" w:val="clear"/>
+        </w:rPr>
+        <w:tab/>
+        <w:t>.down:</w:t>
+        <w:br/>
+        <w:tab/>
+        <w:tab/>
+        <w:t>cmp al, DIR_UP</w:t>
+        <w:br/>
+        <w:tab/>
+        <w:tab/>
+        <w:t>je .exit</w:t>
+        <w:br/>
+        <w:tab/>
+        <w:tab/>
+        <w:t>mov byte [future_move_dir], DIR_DOWN</w:t>
+        <w:br/>
+        <w:tab/>
+        <w:tab/>
+        <w:t>jmp .exit</w:t>
+      </w:r>
+    </w:p>
+    <w:p>
+      <w:pPr>
+        <w:pStyle w:val="BodyText"/>
+        <w:shd w:fill="FFFFFF" w:val="clear"/>
+        <w:spacing w:before="0" w:after="283"/>
+        <w:ind w:hanging="0" w:left="0" w:right="0"/>
+        <w:rPr>
+          <w:rFonts w:ascii="Roboto" w:hAnsi="Roboto" w:eastAsia="Times New Roman" w:cs="Times New Roman"/>
+          <w:color w:val="000000"/>
+          <w:sz w:val="24"/>
+          <w:szCs w:val="24"/>
+          <w:shd w:fill="FFFFFF" w:val="clear"/>
+        </w:rPr>
+      </w:pPr>
+      <w:r>
+        <w:rPr>
+          <w:rFonts w:eastAsia="Times New Roman" w:cs="Times New Roman" w:ascii="Roboto" w:hAnsi="Roboto"/>
+          <w:color w:val="000000"/>
+          <w:sz w:val="24"/>
+          <w:szCs w:val="24"/>
+          <w:shd w:fill="FFFFFF" w:val="clear"/>
+        </w:rPr>
+        <w:tab/>
+        <w:t>.left:</w:t>
+        <w:br/>
+        <w:tab/>
+        <w:tab/>
+        <w:t>cmp al, DIR_RIGHT</w:t>
+        <w:br/>
+        <w:tab/>
+        <w:tab/>
+        <w:t>je .exit</w:t>
+        <w:br/>
+        <w:tab/>
+        <w:tab/>
+        <w:t>mov byte [future_move_dir], DIR_LEFT</w:t>
+        <w:br/>
+        <w:tab/>
+        <w:tab/>
+        <w:t>jmp .exit</w:t>
+      </w:r>
+    </w:p>
+    <w:p>
+      <w:pPr>
+        <w:pStyle w:val="BodyText"/>
+        <w:shd w:fill="FFFFFF" w:val="clear"/>
+        <w:spacing w:before="0" w:after="283"/>
+        <w:ind w:hanging="0" w:left="0" w:right="0"/>
+        <w:rPr>
+          <w:rFonts w:ascii="Roboto" w:hAnsi="Roboto" w:eastAsia="Times New Roman" w:cs="Times New Roman"/>
+          <w:color w:val="000000"/>
+          <w:sz w:val="24"/>
+          <w:szCs w:val="24"/>
+          <w:shd w:fill="FFFFFF" w:val="clear"/>
+        </w:rPr>
+      </w:pPr>
+      <w:r>
+        <w:rPr>
+          <w:rFonts w:eastAsia="Times New Roman" w:cs="Times New Roman" w:ascii="Roboto" w:hAnsi="Roboto"/>
+          <w:color w:val="000000"/>
+          <w:sz w:val="24"/>
+          <w:szCs w:val="24"/>
+          <w:shd w:fill="FFFFFF" w:val="clear"/>
+        </w:rPr>
+        <w:tab/>
+        <w:t>.up:</w:t>
+        <w:br/>
+        <w:tab/>
+        <w:tab/>
+        <w:t>cmp al, DIR_DOWN</w:t>
+        <w:br/>
+        <w:tab/>
+        <w:tab/>
+        <w:t>je .exit</w:t>
+        <w:br/>
+        <w:tab/>
+        <w:tab/>
+        <w:t>mov byte [future_move_dir], DIR_UP</w:t>
+        <w:br/>
+        <w:tab/>
+        <w:tab/>
+        <w:t>jmp .exit</w:t>
+      </w:r>
+    </w:p>
+    <w:p>
+      <w:pPr>
+        <w:pStyle w:val="BodyText"/>
+        <w:shd w:fill="FFFFFF" w:val="clear"/>
+        <w:spacing w:before="0" w:after="283"/>
+        <w:ind w:hanging="0" w:left="0" w:right="0"/>
+        <w:rPr>
+          <w:rFonts w:ascii="Roboto" w:hAnsi="Roboto" w:eastAsia="Times New Roman" w:cs="Times New Roman"/>
+          <w:color w:val="000000"/>
+          <w:sz w:val="24"/>
+          <w:szCs w:val="24"/>
+          <w:shd w:fill="FFFFFF" w:val="clear"/>
+        </w:rPr>
+      </w:pPr>
+      <w:r>
+        <w:rPr>
+          <w:rFonts w:eastAsia="Times New Roman" w:cs="Times New Roman" w:ascii="Roboto" w:hAnsi="Roboto"/>
+          <w:color w:val="000000"/>
+          <w:sz w:val="24"/>
+          <w:szCs w:val="24"/>
+          <w:shd w:fill="FFFFFF" w:val="clear"/>
+        </w:rPr>
+        <w:tab/>
+        <w:t>.exit:</w:t>
+        <w:br/>
+        <w:tab/>
+        <w:tab/>
+        <w:t>ret</w:t>
+      </w:r>
+    </w:p>
+    <w:p>
+      <w:pPr>
+        <w:pStyle w:val="BodyText"/>
+        <w:shd w:fill="FFFFFF" w:val="clear"/>
+        <w:spacing w:before="0" w:after="283"/>
+        <w:ind w:hanging="0" w:left="0" w:right="0"/>
+        <w:rPr>
+          <w:rFonts w:ascii="Roboto" w:hAnsi="Roboto" w:eastAsia="Times New Roman" w:cs="Times New Roman"/>
+          <w:color w:val="000000"/>
+          <w:sz w:val="24"/>
+          <w:szCs w:val="24"/>
+          <w:shd w:fill="FFFFFF" w:val="clear"/>
+        </w:rPr>
+      </w:pPr>
+      <w:r>
+        <w:rPr>
+          <w:rFonts w:eastAsia="Times New Roman" w:cs="Times New Roman" w:ascii="Roboto" w:hAnsi="Roboto"/>
+          <w:color w:val="000000"/>
+          <w:sz w:val="24"/>
+          <w:szCs w:val="24"/>
+          <w:shd w:fill="FFFFFF" w:val="clear"/>
+        </w:rPr>
+        <w:t>; Добавляем строку в буфер вывода</w:t>
+        <w:br/>
+        <w:t>%macro PRINT_BUF_APPEND 1</w:t>
+        <w:br/>
+        <w:tab/>
+        <w:t>mov rax, print_buf</w:t>
+        <w:br/>
+        <w:tab/>
+        <w:t>add rax, [print_buf_len]</w:t>
+        <w:br/>
+        <w:tab/>
+        <w:t>mov rdx, %1</w:t>
+        <w:br/>
+        <w:tab/>
+        <w:t>mov rcx, %1_len</w:t>
+        <w:br/>
+        <w:tab/>
+        <w:t>add [print_buf_len], rcx</w:t>
+        <w:br/>
+        <w:tab/>
+        <w:t>call memcpy</w:t>
+        <w:br/>
+        <w:t>%endmacro</w:t>
+      </w:r>
+    </w:p>
+    <w:p>
+      <w:pPr>
+        <w:pStyle w:val="BodyText"/>
+        <w:shd w:fill="FFFFFF" w:val="clear"/>
+        <w:spacing w:before="0" w:after="283"/>
+        <w:ind w:hanging="0" w:left="0" w:right="0"/>
+        <w:rPr>
+          <w:rFonts w:ascii="Roboto" w:hAnsi="Roboto" w:eastAsia="Times New Roman" w:cs="Times New Roman"/>
+          <w:color w:val="000000"/>
+          <w:sz w:val="24"/>
+          <w:szCs w:val="24"/>
+          <w:shd w:fill="FFFFFF" w:val="clear"/>
+        </w:rPr>
+      </w:pPr>
+      <w:r>
+        <w:rPr>
+          <w:rFonts w:eastAsia="Times New Roman" w:cs="Times New Roman" w:ascii="Roboto" w:hAnsi="Roboto"/>
+          <w:color w:val="000000"/>
+          <w:sz w:val="24"/>
+          <w:szCs w:val="24"/>
+          <w:shd w:fill="FFFFFF" w:val="clear"/>
+        </w:rPr>
+        <w:t>; Рисуем обычную клетку</w:t>
+        <w:br/>
+        <w:t>%macro DRAW_CELL 0</w:t>
+        <w:br/>
+        <w:tab/>
+        <w:t>PRINT_BUF_APPEND cell_sym</w:t>
+        <w:br/>
+        <w:t>%endmacro</w:t>
+      </w:r>
+    </w:p>
+    <w:p>
+      <w:pPr>
+        <w:pStyle w:val="BodyText"/>
+        <w:shd w:fill="FFFFFF" w:val="clear"/>
+        <w:spacing w:before="0" w:after="283"/>
+        <w:ind w:hanging="0" w:left="0" w:right="0"/>
+        <w:rPr>
+          <w:rFonts w:ascii="Roboto" w:hAnsi="Roboto" w:eastAsia="Times New Roman" w:cs="Times New Roman"/>
+          <w:color w:val="000000"/>
+          <w:sz w:val="24"/>
+          <w:szCs w:val="24"/>
+          <w:shd w:fill="FFFFFF" w:val="clear"/>
+        </w:rPr>
+      </w:pPr>
+      <w:r>
+        <w:rPr>
+          <w:rFonts w:eastAsia="Times New Roman" w:cs="Times New Roman" w:ascii="Roboto" w:hAnsi="Roboto"/>
+          <w:color w:val="000000"/>
+          <w:sz w:val="24"/>
+          <w:szCs w:val="24"/>
+          <w:shd w:fill="FFFFFF" w:val="clear"/>
+        </w:rPr>
+        <w:t>; Рисуем клетку с цветом</w:t>
+        <w:br/>
+        <w:t>%macro DRAW_COLOR_CELL 1</w:t>
+        <w:br/>
+        <w:tab/>
+        <w:t>PRINT_BUF_APPEND color_%1_seq</w:t>
+        <w:br/>
+        <w:tab/>
+        <w:t>DRAW_CELL</w:t>
+        <w:br/>
+        <w:tab/>
+        <w:t>PRINT_BUF_APPEND color_reset_seq</w:t>
+        <w:br/>
+        <w:t>%endmacro</w:t>
+      </w:r>
+    </w:p>
+    <w:p>
+      <w:pPr>
+        <w:pStyle w:val="BodyText"/>
+        <w:shd w:fill="FFFFFF" w:val="clear"/>
+        <w:spacing w:before="0" w:after="283"/>
+        <w:ind w:hanging="0" w:left="0" w:right="0"/>
+        <w:rPr>
+          <w:rFonts w:ascii="Roboto" w:hAnsi="Roboto" w:eastAsia="Times New Roman" w:cs="Times New Roman"/>
+          <w:color w:val="000000"/>
+          <w:sz w:val="24"/>
+          <w:szCs w:val="24"/>
+          <w:shd w:fill="FFFFFF" w:val="clear"/>
+        </w:rPr>
+      </w:pPr>
+      <w:r>
+        <w:rPr>
+          <w:rFonts w:eastAsia="Times New Roman" w:cs="Times New Roman" w:ascii="Roboto" w:hAnsi="Roboto"/>
+          <w:color w:val="000000"/>
+          <w:sz w:val="24"/>
+          <w:szCs w:val="24"/>
+          <w:shd w:fill="FFFFFF" w:val="clear"/>
+        </w:rPr>
+        <w:t>; Выводим весь буфер на экран</w:t>
+        <w:br/>
+        <w:t>print_term_buf:</w:t>
+        <w:br/>
+        <w:tab/>
+        <w:t>mov rax, print_buf</w:t>
+        <w:br/>
+        <w:tab/>
+        <w:t>mov rdx, [print_buf_len]</w:t>
+        <w:br/>
+        <w:tab/>
+        <w:t>call print</w:t>
+        <w:br/>
+        <w:tab/>
+        <w:t>mov qword [print_buf_len], 0</w:t>
+        <w:br/>
+        <w:tab/>
+        <w:t>ret</w:t>
+      </w:r>
+    </w:p>
+    <w:p>
+      <w:pPr>
+        <w:pStyle w:val="BodyText"/>
+        <w:shd w:fill="FFFFFF" w:val="clear"/>
+        <w:spacing w:before="0" w:after="283"/>
+        <w:ind w:hanging="0" w:left="0" w:right="0"/>
+        <w:rPr>
+          <w:rFonts w:ascii="Roboto" w:hAnsi="Roboto" w:eastAsia="Times New Roman" w:cs="Times New Roman"/>
+          <w:color w:val="000000"/>
+          <w:sz w:val="24"/>
+          <w:szCs w:val="24"/>
+          <w:shd w:fill="FFFFFF" w:val="clear"/>
+        </w:rPr>
+      </w:pPr>
+      <w:r>
+        <w:rPr>
+          <w:rFonts w:eastAsia="Times New Roman" w:cs="Times New Roman" w:ascii="Roboto" w:hAnsi="Roboto"/>
+          <w:color w:val="000000"/>
+          <w:sz w:val="24"/>
+          <w:szCs w:val="24"/>
+          <w:shd w:fill="FFFFFF" w:val="clear"/>
+        </w:rPr>
+        <w:t>; Рисуем одну клетку в зависимости от типа</w:t>
+        <w:br/>
+        <w:t>draw_cell:</w:t>
+        <w:br/>
+        <w:tab/>
+        <w:t>cmp rax, MAP_WALL</w:t>
+        <w:br/>
+        <w:tab/>
+        <w:t>je .wall</w:t>
+        <w:br/>
+        <w:tab/>
+        <w:t>cmp rax, MAP_HEAD</w:t>
+        <w:br/>
+        <w:tab/>
+        <w:t>je .head</w:t>
+        <w:br/>
+        <w:tab/>
+        <w:t>cmp rax, MAP_BODY</w:t>
+        <w:br/>
+        <w:tab/>
+        <w:t>je .body</w:t>
+        <w:br/>
+        <w:tab/>
+        <w:t>cmp rax, MAP_APPLE</w:t>
+        <w:br/>
+        <w:tab/>
+        <w:t>je .apple</w:t>
+        <w:br/>
+        <w:tab/>
+        <w:t>jmp .free</w:t>
+      </w:r>
+    </w:p>
+    <w:p>
+      <w:pPr>
+        <w:pStyle w:val="BodyText"/>
+        <w:shd w:fill="FFFFFF" w:val="clear"/>
+        <w:spacing w:before="0" w:after="283"/>
+        <w:ind w:hanging="0" w:left="0" w:right="0"/>
+        <w:rPr>
+          <w:rFonts w:ascii="Roboto" w:hAnsi="Roboto" w:eastAsia="Times New Roman" w:cs="Times New Roman"/>
+          <w:color w:val="000000"/>
+          <w:sz w:val="24"/>
+          <w:szCs w:val="24"/>
+          <w:shd w:fill="FFFFFF" w:val="clear"/>
+        </w:rPr>
+      </w:pPr>
+      <w:r>
+        <w:rPr>
+          <w:rFonts w:eastAsia="Times New Roman" w:cs="Times New Roman" w:ascii="Roboto" w:hAnsi="Roboto"/>
+          <w:color w:val="000000"/>
+          <w:sz w:val="24"/>
+          <w:szCs w:val="24"/>
+          <w:shd w:fill="FFFFFF" w:val="clear"/>
+        </w:rPr>
+        <w:tab/>
+        <w:t>.free:</w:t>
+        <w:br/>
+        <w:tab/>
+        <w:tab/>
+        <w:t>DRAW_CELL</w:t>
+        <w:br/>
+        <w:tab/>
+        <w:tab/>
+        <w:t>jmp .exit</w:t>
+        <w:br/>
+        <w:tab/>
+        <w:t>.wall:</w:t>
+        <w:br/>
+        <w:tab/>
+        <w:tab/>
+        <w:t>DRAW_COLOR_CELL blue</w:t>
+        <w:br/>
+        <w:tab/>
+        <w:tab/>
+        <w:t>jmp .exit</w:t>
+        <w:br/>
+        <w:tab/>
+        <w:t>.head:</w:t>
+        <w:br/>
+        <w:tab/>
+        <w:tab/>
+        <w:t>DRAW_COLOR_CELL yellow          ; ← здесь можно поменять на розовый: bright_pink или '95','105'</w:t>
+        <w:br/>
+        <w:tab/>
+        <w:tab/>
+        <w:t>jmp .exit</w:t>
+        <w:br/>
+        <w:tab/>
+        <w:t>.body:</w:t>
+        <w:br/>
+        <w:tab/>
+        <w:tab/>
+        <w:t>DRAW_COLOR_CELL bright_yellow   ; ← здесь тоже можно сделать розовым</w:t>
+        <w:br/>
+        <w:tab/>
+        <w:tab/>
+        <w:t>jmp .exit</w:t>
+        <w:br/>
+        <w:tab/>
+        <w:t>.apple:</w:t>
+        <w:br/>
+        <w:tab/>
+        <w:tab/>
+        <w:t>DRAW_COLOR_CELL bright_red</w:t>
+        <w:br/>
+        <w:tab/>
+        <w:tab/>
+        <w:t>jmp .exit</w:t>
+        <w:br/>
+        <w:tab/>
+        <w:t>.exit:</w:t>
+        <w:br/>
+        <w:tab/>
+        <w:tab/>
+        <w:t>ret</w:t>
+      </w:r>
+    </w:p>
+    <w:p>
+      <w:pPr>
+        <w:pStyle w:val="BodyText"/>
+        <w:shd w:fill="FFFFFF" w:val="clear"/>
+        <w:spacing w:before="0" w:after="283"/>
+        <w:ind w:hanging="0" w:left="0" w:right="0"/>
+        <w:rPr>
+          <w:rFonts w:ascii="Roboto" w:hAnsi="Roboto" w:eastAsia="Times New Roman" w:cs="Times New Roman"/>
+          <w:color w:val="000000"/>
+          <w:sz w:val="24"/>
+          <w:szCs w:val="24"/>
+          <w:shd w:fill="FFFFFF" w:val="clear"/>
+        </w:rPr>
+      </w:pPr>
+      <w:r>
+        <w:rPr>
+          <w:rFonts w:eastAsia="Times New Roman" w:cs="Times New Roman" w:ascii="Roboto" w:hAnsi="Roboto"/>
+          <w:color w:val="000000"/>
+          <w:sz w:val="24"/>
+          <w:szCs w:val="24"/>
+          <w:shd w:fill="FFFFFF" w:val="clear"/>
+        </w:rPr>
+        <w:t>; Полностью перерисовываем карту</w:t>
+        <w:br/>
+        <w:t>draw_map:</w:t>
+        <w:br/>
+        <w:tab/>
+        <w:t>push rbx</w:t>
+        <w:br/>
+        <w:tab/>
+        <w:t>push r11</w:t>
+      </w:r>
+    </w:p>
+    <w:p>
+      <w:pPr>
+        <w:pStyle w:val="BodyText"/>
+        <w:shd w:fill="FFFFFF" w:val="clear"/>
+        <w:spacing w:before="0" w:after="283"/>
+        <w:ind w:hanging="0" w:left="0" w:right="0"/>
+        <w:rPr>
+          <w:rFonts w:ascii="Roboto" w:hAnsi="Roboto" w:eastAsia="Times New Roman" w:cs="Times New Roman"/>
+          <w:color w:val="000000"/>
+          <w:sz w:val="24"/>
+          <w:szCs w:val="24"/>
+          <w:shd w:fill="FFFFFF" w:val="clear"/>
+        </w:rPr>
+      </w:pPr>
+      <w:r>
+        <w:rPr>
+          <w:rFonts w:eastAsia="Times New Roman" w:cs="Times New Roman" w:ascii="Roboto" w:hAnsi="Roboto"/>
+          <w:color w:val="000000"/>
+          <w:sz w:val="24"/>
+          <w:szCs w:val="24"/>
+          <w:shd w:fill="FFFFFF" w:val="clear"/>
+        </w:rPr>
+        <w:tab/>
+        <w:t>mov bh, 0                     ; счётчик X</w:t>
+        <w:br/>
+        <w:tab/>
+        <w:t>mov bl, 0                     ; счётчик Y</w:t>
+        <w:br/>
+        <w:tab/>
+        <w:t>mov r11, 0                    ; индекс в карте</w:t>
+      </w:r>
+    </w:p>
+    <w:p>
+      <w:pPr>
+        <w:pStyle w:val="BodyText"/>
+        <w:shd w:fill="FFFFFF" w:val="clear"/>
+        <w:spacing w:before="0" w:after="283"/>
+        <w:ind w:hanging="0" w:left="0" w:right="0"/>
+        <w:rPr>
+          <w:rFonts w:ascii="Roboto" w:hAnsi="Roboto" w:eastAsia="Times New Roman" w:cs="Times New Roman"/>
+          <w:color w:val="000000"/>
+          <w:sz w:val="24"/>
+          <w:szCs w:val="24"/>
+          <w:shd w:fill="FFFFFF" w:val="clear"/>
+        </w:rPr>
+      </w:pPr>
+      <w:r>
+        <w:rPr>
+          <w:rFonts w:eastAsia="Times New Roman" w:cs="Times New Roman" w:ascii="Roboto" w:hAnsi="Roboto"/>
+          <w:color w:val="000000"/>
+          <w:sz w:val="24"/>
+          <w:szCs w:val="24"/>
+          <w:shd w:fill="FFFFFF" w:val="clear"/>
+        </w:rPr>
+        <w:tab/>
+        <w:t>.loop_y:</w:t>
+        <w:br/>
+        <w:tab/>
+        <w:tab/>
+        <w:t>.loop_x:</w:t>
+        <w:br/>
+        <w:tab/>
+        <w:tab/>
+        <w:tab/>
+        <w:t>mov rax, 0</w:t>
+        <w:br/>
+        <w:tab/>
+        <w:tab/>
+        <w:tab/>
+        <w:t>mov al, [map+r11]</w:t>
+        <w:br/>
+        <w:tab/>
+        <w:tab/>
+        <w:tab/>
+        <w:t>call draw_cell</w:t>
+      </w:r>
+    </w:p>
+    <w:p>
+      <w:pPr>
+        <w:pStyle w:val="BodyText"/>
+        <w:shd w:fill="FFFFFF" w:val="clear"/>
+        <w:spacing w:before="0" w:after="283"/>
+        <w:ind w:hanging="0" w:left="0" w:right="0"/>
+        <w:rPr>
+          <w:rFonts w:ascii="Roboto" w:hAnsi="Roboto" w:eastAsia="Times New Roman" w:cs="Times New Roman"/>
+          <w:color w:val="000000"/>
+          <w:sz w:val="24"/>
+          <w:szCs w:val="24"/>
+          <w:shd w:fill="FFFFFF" w:val="clear"/>
+        </w:rPr>
+      </w:pPr>
+      <w:r>
+        <w:rPr>
+          <w:rFonts w:eastAsia="Times New Roman" w:cs="Times New Roman" w:ascii="Roboto" w:hAnsi="Roboto"/>
+          <w:color w:val="000000"/>
+          <w:sz w:val="24"/>
+          <w:szCs w:val="24"/>
+          <w:shd w:fill="FFFFFF" w:val="clear"/>
+        </w:rPr>
+        <w:tab/>
+        <w:tab/>
+        <w:tab/>
+        <w:t>inc r11</w:t>
+        <w:br/>
+        <w:tab/>
+        <w:tab/>
+        <w:tab/>
+        <w:t>inc bh</w:t>
+        <w:br/>
+        <w:tab/>
+        <w:tab/>
+        <w:tab/>
+        <w:t>cmp bh, SIZE_X</w:t>
+        <w:br/>
+        <w:tab/>
+        <w:tab/>
+        <w:tab/>
+        <w:t>jne .loop_x</w:t>
+      </w:r>
+    </w:p>
+    <w:p>
+      <w:pPr>
+        <w:pStyle w:val="BodyText"/>
+        <w:shd w:fill="FFFFFF" w:val="clear"/>
+        <w:spacing w:before="0" w:after="283"/>
+        <w:ind w:hanging="0" w:left="0" w:right="0"/>
+        <w:rPr>
+          <w:rFonts w:ascii="Roboto" w:hAnsi="Roboto" w:eastAsia="Times New Roman" w:cs="Times New Roman"/>
+          <w:color w:val="000000"/>
+          <w:sz w:val="24"/>
+          <w:szCs w:val="24"/>
+          <w:shd w:fill="FFFFFF" w:val="clear"/>
+        </w:rPr>
+      </w:pPr>
+      <w:r>
+        <w:rPr>
+          <w:rFonts w:eastAsia="Times New Roman" w:cs="Times New Roman" w:ascii="Roboto" w:hAnsi="Roboto"/>
+          <w:color w:val="000000"/>
+          <w:sz w:val="24"/>
+          <w:szCs w:val="24"/>
+          <w:shd w:fill="FFFFFF" w:val="clear"/>
+        </w:rPr>
+        <w:tab/>
+        <w:tab/>
+        <w:t>PRINT_BUF_APPEND newline      ; новая строка</w:t>
+      </w:r>
+    </w:p>
+    <w:p>
+      <w:pPr>
+        <w:pStyle w:val="BodyText"/>
+        <w:shd w:fill="FFFFFF" w:val="clear"/>
+        <w:spacing w:before="0" w:after="283"/>
+        <w:ind w:hanging="0" w:left="0" w:right="0"/>
+        <w:rPr>
+          <w:rFonts w:ascii="Roboto" w:hAnsi="Roboto" w:eastAsia="Times New Roman" w:cs="Times New Roman"/>
+          <w:color w:val="000000"/>
+          <w:sz w:val="24"/>
+          <w:szCs w:val="24"/>
+          <w:shd w:fill="FFFFFF" w:val="clear"/>
+        </w:rPr>
+      </w:pPr>
+      <w:r>
+        <w:rPr>
+          <w:rFonts w:eastAsia="Times New Roman" w:cs="Times New Roman" w:ascii="Roboto" w:hAnsi="Roboto"/>
+          <w:color w:val="000000"/>
+          <w:sz w:val="24"/>
+          <w:szCs w:val="24"/>
+          <w:shd w:fill="FFFFFF" w:val="clear"/>
+        </w:rPr>
+        <w:tab/>
+        <w:tab/>
+        <w:t>mov bh, 0</w:t>
+        <w:br/>
+        <w:tab/>
+        <w:tab/>
+        <w:t>inc bl</w:t>
+        <w:br/>
+        <w:tab/>
+        <w:tab/>
+        <w:t>cmp bl, SIZE_Y</w:t>
+        <w:br/>
+        <w:tab/>
+        <w:tab/>
+        <w:t>jne .loop_y</w:t>
+      </w:r>
+    </w:p>
+    <w:p>
+      <w:pPr>
+        <w:pStyle w:val="BodyText"/>
+        <w:shd w:fill="FFFFFF" w:val="clear"/>
+        <w:spacing w:before="0" w:after="283"/>
+        <w:ind w:hanging="0" w:left="0" w:right="0"/>
+        <w:rPr>
+          <w:rFonts w:ascii="Roboto" w:hAnsi="Roboto" w:eastAsia="Times New Roman" w:cs="Times New Roman"/>
+          <w:color w:val="000000"/>
+          <w:sz w:val="24"/>
+          <w:szCs w:val="24"/>
+          <w:shd w:fill="FFFFFF" w:val="clear"/>
+        </w:rPr>
+      </w:pPr>
+      <w:r>
+        <w:rPr>
+          <w:rFonts w:eastAsia="Times New Roman" w:cs="Times New Roman" w:ascii="Roboto" w:hAnsi="Roboto"/>
+          <w:color w:val="000000"/>
+          <w:sz w:val="24"/>
+          <w:szCs w:val="24"/>
+          <w:shd w:fill="FFFFFF" w:val="clear"/>
+        </w:rPr>
+        <w:tab/>
+        <w:t>PRINT_BUF_APPEND text_score</w:t>
+        <w:br/>
+        <w:tab/>
+        <w:t>call print_term_buf</w:t>
+      </w:r>
+    </w:p>
+    <w:p>
+      <w:pPr>
+        <w:pStyle w:val="BodyText"/>
+        <w:shd w:fill="FFFFFF" w:val="clear"/>
+        <w:spacing w:before="0" w:after="283"/>
+        <w:ind w:hanging="0" w:left="0" w:right="0"/>
+        <w:rPr>
+          <w:rFonts w:ascii="Roboto" w:hAnsi="Roboto" w:eastAsia="Times New Roman" w:cs="Times New Roman"/>
+          <w:color w:val="000000"/>
+          <w:sz w:val="24"/>
+          <w:szCs w:val="24"/>
+          <w:shd w:fill="FFFFFF" w:val="clear"/>
+        </w:rPr>
+      </w:pPr>
+      <w:r>
+        <w:rPr>
+          <w:rFonts w:eastAsia="Times New Roman" w:cs="Times New Roman" w:ascii="Roboto" w:hAnsi="Roboto"/>
+          <w:color w:val="000000"/>
+          <w:sz w:val="24"/>
+          <w:szCs w:val="24"/>
+          <w:shd w:fill="FFFFFF" w:val="clear"/>
+        </w:rPr>
+        <w:tab/>
+        <w:t>mov rax, [score]</w:t>
+        <w:br/>
+        <w:tab/>
+        <w:t>call print_num</w:t>
+        <w:br/>
+        <w:tab/>
+        <w:t>PRINT_NEW_LINE</w:t>
+      </w:r>
+    </w:p>
+    <w:p>
+      <w:pPr>
+        <w:pStyle w:val="BodyText"/>
+        <w:shd w:fill="FFFFFF" w:val="clear"/>
+        <w:spacing w:before="0" w:after="283"/>
+        <w:ind w:hanging="0" w:left="0" w:right="0"/>
+        <w:rPr>
+          <w:rFonts w:ascii="Roboto" w:hAnsi="Roboto" w:eastAsia="Times New Roman" w:cs="Times New Roman"/>
+          <w:color w:val="000000"/>
+          <w:sz w:val="24"/>
+          <w:szCs w:val="24"/>
+          <w:shd w:fill="FFFFFF" w:val="clear"/>
+        </w:rPr>
+      </w:pPr>
+      <w:r>
+        <w:rPr>
+          <w:rFonts w:eastAsia="Times New Roman" w:cs="Times New Roman" w:ascii="Roboto" w:hAnsi="Roboto"/>
+          <w:color w:val="000000"/>
+          <w:sz w:val="24"/>
+          <w:szCs w:val="24"/>
+          <w:shd w:fill="FFFFFF" w:val="clear"/>
+        </w:rPr>
+        <w:tab/>
+        <w:t>pop r11</w:t>
+        <w:br/>
+        <w:tab/>
+        <w:t>pop rbx</w:t>
+        <w:br/>
+        <w:tab/>
+        <w:t>ret</w:t>
+      </w:r>
+    </w:p>
+    <w:p>
+      <w:pPr>
+        <w:pStyle w:val="BodyText"/>
+        <w:shd w:fill="FFFFFF" w:val="clear"/>
+        <w:spacing w:before="0" w:after="283"/>
+        <w:ind w:hanging="0" w:left="0" w:right="0"/>
+        <w:rPr>
+          <w:rFonts w:ascii="Roboto" w:hAnsi="Roboto" w:eastAsia="Times New Roman" w:cs="Times New Roman"/>
+          <w:color w:val="000000"/>
+          <w:sz w:val="24"/>
+          <w:szCs w:val="24"/>
+          <w:shd w:fill="FFFFFF" w:val="clear"/>
+        </w:rPr>
+      </w:pPr>
+      <w:r>
+        <w:rPr>
+          <w:rFonts w:eastAsia="Times New Roman" w:cs="Times New Roman" w:ascii="Roboto" w:hAnsi="Roboto"/>
+          <w:color w:val="000000"/>
+          <w:sz w:val="24"/>
+          <w:szCs w:val="24"/>
+          <w:shd w:fill="FFFFFF" w:val="clear"/>
+        </w:rPr>
+        <w:t>; Очистка экрана (возврат курсора)</w:t>
+        <w:br/>
+        <w:t>clear_screen:</w:t>
+        <w:br/>
+        <w:tab/>
+        <w:t>PRINT_BUF_APPEND cur_reset_seq</w:t>
+        <w:br/>
+        <w:tab/>
+        <w:t>ret</w:t>
+      </w:r>
+    </w:p>
+    <w:p>
+      <w:pPr>
+        <w:pStyle w:val="BodyText"/>
+        <w:shd w:fill="FFFFFF" w:val="clear"/>
+        <w:spacing w:before="0" w:after="283"/>
+        <w:ind w:hanging="0" w:left="0" w:right="0"/>
+        <w:rPr>
+          <w:rFonts w:ascii="Roboto" w:hAnsi="Roboto" w:eastAsia="Times New Roman" w:cs="Times New Roman"/>
+          <w:color w:val="000000"/>
+          <w:sz w:val="24"/>
+          <w:szCs w:val="24"/>
+          <w:shd w:fill="FFFFFF" w:val="clear"/>
+        </w:rPr>
+      </w:pPr>
+      <w:r>
+        <w:rPr>
+          <w:rFonts w:eastAsia="Times New Roman" w:cs="Times New Roman" w:ascii="Roboto" w:hAnsi="Roboto"/>
+          <w:color w:val="000000"/>
+          <w:sz w:val="24"/>
+          <w:szCs w:val="24"/>
+          <w:shd w:fill="FFFFFF" w:val="clear"/>
+        </w:rPr>
+        <w:t>; Двигаем змейку</w:t>
+        <w:br/>
+        <w:t>move_snake:</w:t>
+        <w:br/>
+        <w:tab/>
+        <w:t>mov al, [future_move_dir]</w:t>
+        <w:br/>
+        <w:tab/>
+        <w:t>mov [move_dir], al            ; применяем новое направление</w:t>
+      </w:r>
+    </w:p>
+    <w:p>
+      <w:pPr>
+        <w:pStyle w:val="BodyText"/>
+        <w:shd w:fill="FFFFFF" w:val="clear"/>
+        <w:spacing w:before="0" w:after="283"/>
+        <w:ind w:hanging="0" w:left="0" w:right="0"/>
+        <w:rPr>
+          <w:rFonts w:ascii="Roboto" w:hAnsi="Roboto" w:eastAsia="Times New Roman" w:cs="Times New Roman"/>
+          <w:color w:val="000000"/>
+          <w:sz w:val="24"/>
+          <w:szCs w:val="24"/>
+          <w:shd w:fill="FFFFFF" w:val="clear"/>
+        </w:rPr>
+      </w:pPr>
+      <w:r>
+        <w:rPr>
+          <w:rFonts w:eastAsia="Times New Roman" w:cs="Times New Roman" w:ascii="Roboto" w:hAnsi="Roboto"/>
+          <w:color w:val="000000"/>
+          <w:sz w:val="24"/>
+          <w:szCs w:val="24"/>
+          <w:shd w:fill="FFFFFF" w:val="clear"/>
+        </w:rPr>
+        <w:tab/>
+        <w:t>cmp al, DIR_RIGHT</w:t>
+        <w:br/>
+        <w:tab/>
+        <w:t>je .right</w:t>
+        <w:br/>
+        <w:tab/>
+        <w:t>cmp al, DIR_DOWN</w:t>
+        <w:br/>
+        <w:tab/>
+        <w:t>je .down</w:t>
+        <w:br/>
+        <w:tab/>
+        <w:t>cmp al, DIR_LEFT</w:t>
+        <w:br/>
+        <w:tab/>
+        <w:t>je .left</w:t>
+        <w:br/>
+        <w:tab/>
+        <w:t>cmp al, DIR_UP</w:t>
+        <w:br/>
+        <w:tab/>
+        <w:t>je .up</w:t>
+      </w:r>
+    </w:p>
+    <w:p>
+      <w:pPr>
+        <w:pStyle w:val="BodyText"/>
+        <w:shd w:fill="FFFFFF" w:val="clear"/>
+        <w:spacing w:before="0" w:after="283"/>
+        <w:ind w:hanging="0" w:left="0" w:right="0"/>
+        <w:rPr>
+          <w:rFonts w:ascii="Roboto" w:hAnsi="Roboto" w:eastAsia="Times New Roman" w:cs="Times New Roman"/>
+          <w:color w:val="000000"/>
+          <w:sz w:val="24"/>
+          <w:szCs w:val="24"/>
+          <w:shd w:fill="FFFFFF" w:val="clear"/>
+        </w:rPr>
+      </w:pPr>
+      <w:r>
+        <w:rPr>
+          <w:rFonts w:eastAsia="Times New Roman" w:cs="Times New Roman" w:ascii="Roboto" w:hAnsi="Roboto"/>
+          <w:color w:val="000000"/>
+          <w:sz w:val="24"/>
+          <w:szCs w:val="24"/>
+          <w:shd w:fill="FFFFFF" w:val="clear"/>
+        </w:rPr>
+        <w:tab/>
+        <w:t>.right:</w:t>
+        <w:tab/>
+        <w:t>inc qword [snake_x]</w:t>
+        <w:tab/>
+        <w:t>jmp .exit</w:t>
+        <w:br/>
+        <w:tab/>
+        <w:t>.down:</w:t>
+        <w:tab/>
+        <w:t>inc qword [snake_y]</w:t>
+        <w:tab/>
+        <w:t>jmp .exit</w:t>
+        <w:br/>
+        <w:tab/>
+        <w:t>.left:</w:t>
+        <w:tab/>
+        <w:t>dec qword [snake_x]</w:t>
+        <w:tab/>
+        <w:t>jmp .exit</w:t>
+        <w:br/>
+        <w:tab/>
+        <w:t>.up:</w:t>
+        <w:tab/>
+        <w:t>dec qword [snake_y]</w:t>
+        <w:tab/>
+        <w:t>jmp .exit</w:t>
+      </w:r>
+    </w:p>
+    <w:p>
+      <w:pPr>
+        <w:pStyle w:val="BodyText"/>
+        <w:shd w:fill="FFFFFF" w:val="clear"/>
+        <w:spacing w:before="0" w:after="283"/>
+        <w:ind w:hanging="0" w:left="0" w:right="0"/>
+        <w:rPr>
+          <w:rFonts w:ascii="Roboto" w:hAnsi="Roboto" w:eastAsia="Times New Roman" w:cs="Times New Roman"/>
+          <w:color w:val="000000"/>
+          <w:sz w:val="24"/>
+          <w:szCs w:val="24"/>
+          <w:shd w:fill="FFFFFF" w:val="clear"/>
+        </w:rPr>
+      </w:pPr>
+      <w:r>
+        <w:rPr>
+          <w:rFonts w:eastAsia="Times New Roman" w:cs="Times New Roman" w:ascii="Roboto" w:hAnsi="Roboto"/>
+          <w:color w:val="000000"/>
+          <w:sz w:val="24"/>
+          <w:szCs w:val="24"/>
+          <w:shd w:fill="FFFFFF" w:val="clear"/>
+        </w:rPr>
+        <w:tab/>
+        <w:t>.exit:</w:t>
+        <w:br/>
+        <w:tab/>
+        <w:tab/>
+        <w:t>mov rax, [snake_x]</w:t>
+        <w:br/>
+        <w:tab/>
+        <w:tab/>
+        <w:t>mov rdx, [snake_y]</w:t>
+        <w:br/>
+        <w:tab/>
+        <w:tab/>
+        <w:t>call map_coord_to_index</w:t>
+        <w:br/>
+        <w:tab/>
+        <w:tab/>
+        <w:t>call update_state</w:t>
+        <w:br/>
+        <w:tab/>
+        <w:tab/>
+        <w:t>call update_map_snake</w:t>
+        <w:br/>
+        <w:tab/>
+        <w:tab/>
+        <w:t>ret</w:t>
+      </w:r>
+    </w:p>
+    <w:p>
+      <w:pPr>
+        <w:pStyle w:val="BodyText"/>
+        <w:shd w:fill="FFFFFF" w:val="clear"/>
+        <w:spacing w:before="0" w:after="283"/>
+        <w:ind w:hanging="0" w:left="0" w:right="0"/>
+        <w:rPr>
+          <w:rFonts w:ascii="Roboto" w:hAnsi="Roboto" w:eastAsia="Times New Roman" w:cs="Times New Roman"/>
+          <w:color w:val="000000"/>
+          <w:sz w:val="24"/>
+          <w:szCs w:val="24"/>
+          <w:shd w:fill="FFFFFF" w:val="clear"/>
+        </w:rPr>
+      </w:pPr>
+      <w:r>
+        <w:rPr>
+          <w:rFonts w:eastAsia="Times New Roman" w:cs="Times New Roman" w:ascii="Roboto" w:hAnsi="Roboto"/>
+          <w:color w:val="000000"/>
+          <w:sz w:val="24"/>
+          <w:szCs w:val="24"/>
+          <w:shd w:fill="FFFFFF" w:val="clear"/>
+        </w:rPr>
+        <w:t>; Обновляем позиции змейки в карте</w:t>
+        <w:br/>
+        <w:t>update_map_snake:</w:t>
+        <w:br/>
+        <w:tab/>
+        <w:t>mov rcx, [length]</w:t>
+      </w:r>
+    </w:p>
+    <w:p>
+      <w:pPr>
+        <w:pStyle w:val="BodyText"/>
+        <w:shd w:fill="FFFFFF" w:val="clear"/>
+        <w:spacing w:before="0" w:after="283"/>
+        <w:ind w:hanging="0" w:left="0" w:right="0"/>
+        <w:rPr>
+          <w:rFonts w:ascii="Roboto" w:hAnsi="Roboto" w:eastAsia="Times New Roman" w:cs="Times New Roman"/>
+          <w:color w:val="000000"/>
+          <w:sz w:val="24"/>
+          <w:szCs w:val="24"/>
+          <w:shd w:fill="FFFFFF" w:val="clear"/>
+        </w:rPr>
+      </w:pPr>
+      <w:r>
+        <w:rPr>
+          <w:rFonts w:eastAsia="Times New Roman" w:cs="Times New Roman" w:ascii="Roboto" w:hAnsi="Roboto"/>
+          <w:color w:val="000000"/>
+          <w:sz w:val="24"/>
+          <w:szCs w:val="24"/>
+          <w:shd w:fill="FFFFFF" w:val="clear"/>
+        </w:rPr>
+        <w:tab/>
+        <w:t>push qword [snake_cells_buf+rcx*8-8]  ; сохраняем хвост</w:t>
+      </w:r>
+    </w:p>
+    <w:p>
+      <w:pPr>
+        <w:pStyle w:val="BodyText"/>
+        <w:shd w:fill="FFFFFF" w:val="clear"/>
+        <w:spacing w:before="0" w:after="283"/>
+        <w:ind w:hanging="0" w:left="0" w:right="0"/>
+        <w:rPr>
+          <w:rFonts w:ascii="Roboto" w:hAnsi="Roboto" w:eastAsia="Times New Roman" w:cs="Times New Roman"/>
+          <w:color w:val="000000"/>
+          <w:sz w:val="24"/>
+          <w:szCs w:val="24"/>
+          <w:shd w:fill="FFFFFF" w:val="clear"/>
+        </w:rPr>
+      </w:pPr>
+      <w:r>
+        <w:rPr>
+          <w:rFonts w:eastAsia="Times New Roman" w:cs="Times New Roman" w:ascii="Roboto" w:hAnsi="Roboto"/>
+          <w:color w:val="000000"/>
+          <w:sz w:val="24"/>
+          <w:szCs w:val="24"/>
+          <w:shd w:fill="FFFFFF" w:val="clear"/>
+        </w:rPr>
+        <w:tab/>
+        <w:t>.loop:</w:t>
+        <w:br/>
+        <w:tab/>
+        <w:tab/>
+        <w:t>dec rcx</w:t>
+        <w:br/>
+        <w:tab/>
+        <w:tab/>
+        <w:t>cmp rcx, 0</w:t>
+        <w:br/>
+        <w:tab/>
+        <w:tab/>
+        <w:t>jle .loop_exit</w:t>
+      </w:r>
+    </w:p>
+    <w:p>
+      <w:pPr>
+        <w:pStyle w:val="BodyText"/>
+        <w:shd w:fill="FFFFFF" w:val="clear"/>
+        <w:spacing w:before="0" w:after="283"/>
+        <w:ind w:hanging="0" w:left="0" w:right="0"/>
+        <w:rPr>
+          <w:rFonts w:ascii="Roboto" w:hAnsi="Roboto" w:eastAsia="Times New Roman" w:cs="Times New Roman"/>
+          <w:color w:val="000000"/>
+          <w:sz w:val="24"/>
+          <w:szCs w:val="24"/>
+          <w:shd w:fill="FFFFFF" w:val="clear"/>
+        </w:rPr>
+      </w:pPr>
+      <w:r>
+        <w:rPr>
+          <w:rFonts w:eastAsia="Times New Roman" w:cs="Times New Roman" w:ascii="Roboto" w:hAnsi="Roboto"/>
+          <w:color w:val="000000"/>
+          <w:sz w:val="24"/>
+          <w:szCs w:val="24"/>
+          <w:shd w:fill="FFFFFF" w:val="clear"/>
+        </w:rPr>
+        <w:tab/>
+        <w:tab/>
+        <w:t>mov rax, [snake_cells_buf+rcx*8-8]</w:t>
+        <w:br/>
+        <w:tab/>
+        <w:tab/>
+        <w:t>mov [snake_cells_buf+rcx*8], rax</w:t>
+        <w:br/>
+        <w:tab/>
+        <w:tab/>
+        <w:t>mov byte [map+rax], MAP_BODY     ; помечаем тело</w:t>
+      </w:r>
+    </w:p>
+    <w:p>
+      <w:pPr>
+        <w:pStyle w:val="BodyText"/>
+        <w:shd w:fill="FFFFFF" w:val="clear"/>
+        <w:spacing w:before="0" w:after="283"/>
+        <w:ind w:hanging="0" w:left="0" w:right="0"/>
+        <w:rPr>
+          <w:rFonts w:ascii="Roboto" w:hAnsi="Roboto" w:eastAsia="Times New Roman" w:cs="Times New Roman"/>
+          <w:color w:val="000000"/>
+          <w:sz w:val="24"/>
+          <w:szCs w:val="24"/>
+          <w:shd w:fill="FFFFFF" w:val="clear"/>
+        </w:rPr>
+      </w:pPr>
+      <w:r>
+        <w:rPr>
+          <w:rFonts w:eastAsia="Times New Roman" w:cs="Times New Roman" w:ascii="Roboto" w:hAnsi="Roboto"/>
+          <w:color w:val="000000"/>
+          <w:sz w:val="24"/>
+          <w:szCs w:val="24"/>
+          <w:shd w:fill="FFFFFF" w:val="clear"/>
+        </w:rPr>
+        <w:tab/>
+        <w:tab/>
+        <w:t>jmp .loop</w:t>
+      </w:r>
+    </w:p>
+    <w:p>
+      <w:pPr>
+        <w:pStyle w:val="BodyText"/>
+        <w:shd w:fill="FFFFFF" w:val="clear"/>
+        <w:spacing w:before="0" w:after="283"/>
+        <w:ind w:hanging="0" w:left="0" w:right="0"/>
+        <w:rPr>
+          <w:rFonts w:ascii="Roboto" w:hAnsi="Roboto" w:eastAsia="Times New Roman" w:cs="Times New Roman"/>
+          <w:color w:val="000000"/>
+          <w:sz w:val="24"/>
+          <w:szCs w:val="24"/>
+          <w:shd w:fill="FFFFFF" w:val="clear"/>
+        </w:rPr>
+      </w:pPr>
+      <w:r>
+        <w:rPr>
+          <w:rFonts w:eastAsia="Times New Roman" w:cs="Times New Roman" w:ascii="Roboto" w:hAnsi="Roboto"/>
+          <w:color w:val="000000"/>
+          <w:sz w:val="24"/>
+          <w:szCs w:val="24"/>
+          <w:shd w:fill="FFFFFF" w:val="clear"/>
+        </w:rPr>
+        <w:tab/>
+        <w:t>.loop_exit:</w:t>
+        <w:br/>
+        <w:tab/>
+        <w:tab/>
+        <w:t>mov rcx, [length]</w:t>
+        <w:br/>
+        <w:tab/>
+        <w:tab/>
+        <w:t>mov rax, [snake_x]</w:t>
+        <w:br/>
+        <w:tab/>
+        <w:tab/>
+        <w:t>mov rdx, [snake_y]</w:t>
+        <w:br/>
+        <w:tab/>
+        <w:tab/>
+        <w:t>call map_coord_to_index</w:t>
+      </w:r>
+    </w:p>
+    <w:p>
+      <w:pPr>
+        <w:pStyle w:val="BodyText"/>
+        <w:shd w:fill="FFFFFF" w:val="clear"/>
+        <w:spacing w:before="0" w:after="283"/>
+        <w:ind w:hanging="0" w:left="0" w:right="0"/>
+        <w:rPr>
+          <w:rFonts w:ascii="Roboto" w:hAnsi="Roboto" w:eastAsia="Times New Roman" w:cs="Times New Roman"/>
+          <w:color w:val="000000"/>
+          <w:sz w:val="24"/>
+          <w:szCs w:val="24"/>
+          <w:shd w:fill="FFFFFF" w:val="clear"/>
+        </w:rPr>
+      </w:pPr>
+      <w:r>
+        <w:rPr>
+          <w:rFonts w:eastAsia="Times New Roman" w:cs="Times New Roman" w:ascii="Roboto" w:hAnsi="Roboto"/>
+          <w:color w:val="000000"/>
+          <w:sz w:val="24"/>
+          <w:szCs w:val="24"/>
+          <w:shd w:fill="FFFFFF" w:val="clear"/>
+        </w:rPr>
+        <w:tab/>
+        <w:tab/>
+        <w:t>mov [snake_cells_buf], rax</w:t>
+        <w:br/>
+        <w:tab/>
+        <w:tab/>
+        <w:t>mov byte [map+rax], MAP_HEAD     ; новая голова</w:t>
+      </w:r>
+    </w:p>
+    <w:p>
+      <w:pPr>
+        <w:pStyle w:val="BodyText"/>
+        <w:shd w:fill="FFFFFF" w:val="clear"/>
+        <w:spacing w:before="0" w:after="283"/>
+        <w:ind w:hanging="0" w:left="0" w:right="0"/>
+        <w:rPr>
+          <w:rFonts w:ascii="Roboto" w:hAnsi="Roboto" w:eastAsia="Times New Roman" w:cs="Times New Roman"/>
+          <w:color w:val="000000"/>
+          <w:sz w:val="24"/>
+          <w:szCs w:val="24"/>
+          <w:shd w:fill="FFFFFF" w:val="clear"/>
+        </w:rPr>
+      </w:pPr>
+      <w:r>
+        <w:rPr>
+          <w:rFonts w:eastAsia="Times New Roman" w:cs="Times New Roman" w:ascii="Roboto" w:hAnsi="Roboto"/>
+          <w:color w:val="000000"/>
+          <w:sz w:val="24"/>
+          <w:szCs w:val="24"/>
+          <w:shd w:fill="FFFFFF" w:val="clear"/>
+        </w:rPr>
+        <w:tab/>
+        <w:tab/>
+        <w:t>pop rax                          ; старый хвост</w:t>
+      </w:r>
+    </w:p>
+    <w:p>
+      <w:pPr>
+        <w:pStyle w:val="BodyText"/>
+        <w:shd w:fill="FFFFFF" w:val="clear"/>
+        <w:spacing w:before="0" w:after="283"/>
+        <w:ind w:hanging="0" w:left="0" w:right="0"/>
+        <w:rPr>
+          <w:rFonts w:ascii="Roboto" w:hAnsi="Roboto" w:eastAsia="Times New Roman" w:cs="Times New Roman"/>
+          <w:color w:val="000000"/>
+          <w:sz w:val="24"/>
+          <w:szCs w:val="24"/>
+          <w:shd w:fill="FFFFFF" w:val="clear"/>
+        </w:rPr>
+      </w:pPr>
+      <w:r>
+        <w:rPr>
+          <w:rFonts w:eastAsia="Times New Roman" w:cs="Times New Roman" w:ascii="Roboto" w:hAnsi="Roboto"/>
+          <w:color w:val="000000"/>
+          <w:sz w:val="24"/>
+          <w:szCs w:val="24"/>
+          <w:shd w:fill="FFFFFF" w:val="clear"/>
+        </w:rPr>
+        <w:tab/>
+        <w:tab/>
+        <w:t>cmp qword [eaten], 0</w:t>
+        <w:br/>
+        <w:tab/>
+        <w:tab/>
+        <w:t>jg .grow</w:t>
+      </w:r>
+    </w:p>
+    <w:p>
+      <w:pPr>
+        <w:pStyle w:val="BodyText"/>
+        <w:shd w:fill="FFFFFF" w:val="clear"/>
+        <w:spacing w:before="0" w:after="283"/>
+        <w:ind w:hanging="0" w:left="0" w:right="0"/>
+        <w:rPr>
+          <w:rFonts w:ascii="Roboto" w:hAnsi="Roboto" w:eastAsia="Times New Roman" w:cs="Times New Roman"/>
+          <w:color w:val="000000"/>
+          <w:sz w:val="24"/>
+          <w:szCs w:val="24"/>
+          <w:shd w:fill="FFFFFF" w:val="clear"/>
+        </w:rPr>
+      </w:pPr>
+      <w:r>
+        <w:rPr>
+          <w:rFonts w:eastAsia="Times New Roman" w:cs="Times New Roman" w:ascii="Roboto" w:hAnsi="Roboto"/>
+          <w:color w:val="000000"/>
+          <w:sz w:val="24"/>
+          <w:szCs w:val="24"/>
+          <w:shd w:fill="FFFFFF" w:val="clear"/>
+        </w:rPr>
+        <w:tab/>
+        <w:tab/>
+        <w:t>mov byte [map+rax], MAP_FREE     ; убираем хвост</w:t>
+        <w:br/>
+        <w:tab/>
+        <w:tab/>
+        <w:t>jmp .exit</w:t>
+      </w:r>
+    </w:p>
+    <w:p>
+      <w:pPr>
+        <w:pStyle w:val="BodyText"/>
+        <w:shd w:fill="FFFFFF" w:val="clear"/>
+        <w:spacing w:before="0" w:after="283"/>
+        <w:ind w:hanging="0" w:left="0" w:right="0"/>
+        <w:rPr>
+          <w:rFonts w:ascii="Roboto" w:hAnsi="Roboto" w:eastAsia="Times New Roman" w:cs="Times New Roman"/>
+          <w:color w:val="000000"/>
+          <w:sz w:val="24"/>
+          <w:szCs w:val="24"/>
+          <w:shd w:fill="FFFFFF" w:val="clear"/>
+        </w:rPr>
+      </w:pPr>
+      <w:r>
+        <w:rPr>
+          <w:rFonts w:eastAsia="Times New Roman" w:cs="Times New Roman" w:ascii="Roboto" w:hAnsi="Roboto"/>
+          <w:color w:val="000000"/>
+          <w:sz w:val="24"/>
+          <w:szCs w:val="24"/>
+          <w:shd w:fill="FFFFFF" w:val="clear"/>
+        </w:rPr>
+        <w:tab/>
+        <w:t>.grow:</w:t>
+        <w:br/>
+        <w:tab/>
+        <w:tab/>
+        <w:t>mov byte [map+rax], al</w:t>
+        <w:br/>
+        <w:tab/>
+        <w:tab/>
+        <w:t>mov [snake_cells_buf+rcx*8], rax</w:t>
+        <w:br/>
+        <w:tab/>
+        <w:tab/>
+        <w:t>dec qword [eaten]</w:t>
+        <w:br/>
+        <w:tab/>
+        <w:tab/>
+        <w:t>inc qword [length]</w:t>
+      </w:r>
+    </w:p>
+    <w:p>
+      <w:pPr>
+        <w:pStyle w:val="BodyText"/>
+        <w:shd w:fill="FFFFFF" w:val="clear"/>
+        <w:spacing w:before="0" w:after="283"/>
+        <w:ind w:hanging="0" w:left="0" w:right="0"/>
+        <w:rPr>
+          <w:rFonts w:ascii="Roboto" w:hAnsi="Roboto" w:eastAsia="Times New Roman" w:cs="Times New Roman"/>
+          <w:color w:val="000000"/>
+          <w:sz w:val="24"/>
+          <w:szCs w:val="24"/>
+          <w:shd w:fill="FFFFFF" w:val="clear"/>
+        </w:rPr>
+      </w:pPr>
+      <w:r>
+        <w:rPr>
+          <w:rFonts w:eastAsia="Times New Roman" w:cs="Times New Roman" w:ascii="Roboto" w:hAnsi="Roboto"/>
+          <w:color w:val="000000"/>
+          <w:sz w:val="24"/>
+          <w:szCs w:val="24"/>
+          <w:shd w:fill="FFFFFF" w:val="clear"/>
+        </w:rPr>
+        <w:tab/>
+        <w:t>.exit:</w:t>
+        <w:br/>
+        <w:tab/>
+        <w:tab/>
+        <w:t>ret</w:t>
+      </w:r>
+    </w:p>
+    <w:p>
+      <w:pPr>
+        <w:pStyle w:val="BodyText"/>
+        <w:shd w:fill="FFFFFF" w:val="clear"/>
+        <w:spacing w:before="0" w:after="283"/>
+        <w:ind w:hanging="0" w:left="0" w:right="0"/>
+        <w:rPr>
+          <w:rFonts w:ascii="Roboto" w:hAnsi="Roboto" w:eastAsia="Times New Roman" w:cs="Times New Roman"/>
+          <w:color w:val="000000"/>
+          <w:sz w:val="24"/>
+          <w:szCs w:val="24"/>
+          <w:shd w:fill="FFFFFF" w:val="clear"/>
+        </w:rPr>
+      </w:pPr>
+      <w:r>
+        <w:rPr>
+          <w:rFonts w:eastAsia="Times New Roman" w:cs="Times New Roman" w:ascii="Roboto" w:hAnsi="Roboto"/>
+          <w:color w:val="000000"/>
+          <w:sz w:val="24"/>
+          <w:szCs w:val="24"/>
+          <w:shd w:fill="FFFFFF" w:val="clear"/>
+        </w:rPr>
+        <w:t>; Проверяем, во что врезалась голова</w:t>
+        <w:br/>
+        <w:t>update_state:</w:t>
+        <w:br/>
+        <w:tab/>
+        <w:t>mov dl, [map+rax]</w:t>
+      </w:r>
+    </w:p>
+    <w:p>
+      <w:pPr>
+        <w:pStyle w:val="BodyText"/>
+        <w:shd w:fill="FFFFFF" w:val="clear"/>
+        <w:spacing w:before="0" w:after="283"/>
+        <w:ind w:hanging="0" w:left="0" w:right="0"/>
+        <w:rPr>
+          <w:rFonts w:ascii="Roboto" w:hAnsi="Roboto" w:eastAsia="Times New Roman" w:cs="Times New Roman"/>
+          <w:color w:val="000000"/>
+          <w:sz w:val="24"/>
+          <w:szCs w:val="24"/>
+          <w:shd w:fill="FFFFFF" w:val="clear"/>
+        </w:rPr>
+      </w:pPr>
+      <w:r>
+        <w:rPr>
+          <w:rFonts w:eastAsia="Times New Roman" w:cs="Times New Roman" w:ascii="Roboto" w:hAnsi="Roboto"/>
+          <w:color w:val="000000"/>
+          <w:sz w:val="24"/>
+          <w:szCs w:val="24"/>
+          <w:shd w:fill="FFFFFF" w:val="clear"/>
+        </w:rPr>
+        <w:tab/>
+        <w:t>cmp dl, MAP_WALL</w:t>
+        <w:br/>
+        <w:tab/>
+        <w:t>je .die</w:t>
+        <w:br/>
+        <w:tab/>
+        <w:t>cmp dl, MAP_HEAD</w:t>
+        <w:br/>
+        <w:tab/>
+        <w:t>je .die</w:t>
+        <w:br/>
+        <w:tab/>
+        <w:t>cmp dl, MAP_BODY</w:t>
+        <w:br/>
+        <w:tab/>
+        <w:t>je .die</w:t>
+        <w:br/>
+        <w:tab/>
+        <w:t>cmp dl, MAP_APPLE</w:t>
+        <w:br/>
+        <w:tab/>
+        <w:t>je .grow</w:t>
+      </w:r>
+    </w:p>
+    <w:p>
+      <w:pPr>
+        <w:pStyle w:val="BodyText"/>
+        <w:shd w:fill="FFFFFF" w:val="clear"/>
+        <w:spacing w:before="0" w:after="283"/>
+        <w:ind w:hanging="0" w:left="0" w:right="0"/>
+        <w:rPr>
+          <w:rFonts w:ascii="Roboto" w:hAnsi="Roboto" w:eastAsia="Times New Roman" w:cs="Times New Roman"/>
+          <w:color w:val="000000"/>
+          <w:sz w:val="24"/>
+          <w:szCs w:val="24"/>
+          <w:shd w:fill="FFFFFF" w:val="clear"/>
+        </w:rPr>
+      </w:pPr>
+      <w:r>
+        <w:rPr>
+          <w:rFonts w:eastAsia="Times New Roman" w:cs="Times New Roman" w:ascii="Roboto" w:hAnsi="Roboto"/>
+          <w:color w:val="000000"/>
+          <w:sz w:val="24"/>
+          <w:szCs w:val="24"/>
+          <w:shd w:fill="FFFFFF" w:val="clear"/>
+        </w:rPr>
+        <w:tab/>
+        <w:t>jmp .exit</w:t>
+      </w:r>
+    </w:p>
+    <w:p>
+      <w:pPr>
+        <w:pStyle w:val="BodyText"/>
+        <w:shd w:fill="FFFFFF" w:val="clear"/>
+        <w:spacing w:before="0" w:after="283"/>
+        <w:ind w:hanging="0" w:left="0" w:right="0"/>
+        <w:rPr>
+          <w:rFonts w:ascii="Roboto" w:hAnsi="Roboto" w:eastAsia="Times New Roman" w:cs="Times New Roman"/>
+          <w:color w:val="000000"/>
+          <w:sz w:val="24"/>
+          <w:szCs w:val="24"/>
+          <w:shd w:fill="FFFFFF" w:val="clear"/>
+        </w:rPr>
+      </w:pPr>
+      <w:r>
+        <w:rPr>
+          <w:rFonts w:eastAsia="Times New Roman" w:cs="Times New Roman" w:ascii="Roboto" w:hAnsi="Roboto"/>
+          <w:color w:val="000000"/>
+          <w:sz w:val="24"/>
+          <w:szCs w:val="24"/>
+          <w:shd w:fill="FFFFFF" w:val="clear"/>
+        </w:rPr>
+        <w:tab/>
+        <w:t>.die:</w:t>
+        <w:br/>
+        <w:tab/>
+        <w:tab/>
+        <w:t>mov byte [status], STATUS_DIE</w:t>
+        <w:br/>
+        <w:tab/>
+        <w:tab/>
+        <w:t>jmp .exit</w:t>
+      </w:r>
+    </w:p>
+    <w:p>
+      <w:pPr>
+        <w:pStyle w:val="BodyText"/>
+        <w:shd w:fill="FFFFFF" w:val="clear"/>
+        <w:spacing w:before="0" w:after="283"/>
+        <w:ind w:hanging="0" w:left="0" w:right="0"/>
+        <w:rPr>
+          <w:rFonts w:ascii="Roboto" w:hAnsi="Roboto" w:eastAsia="Times New Roman" w:cs="Times New Roman"/>
+          <w:color w:val="000000"/>
+          <w:sz w:val="24"/>
+          <w:szCs w:val="24"/>
+          <w:shd w:fill="FFFFFF" w:val="clear"/>
+        </w:rPr>
+      </w:pPr>
+      <w:r>
+        <w:rPr>
+          <w:rFonts w:eastAsia="Times New Roman" w:cs="Times New Roman" w:ascii="Roboto" w:hAnsi="Roboto"/>
+          <w:color w:val="000000"/>
+          <w:sz w:val="24"/>
+          <w:szCs w:val="24"/>
+          <w:shd w:fill="FFFFFF" w:val="clear"/>
+        </w:rPr>
+        <w:tab/>
+        <w:t>.grow:</w:t>
+        <w:br/>
+        <w:tab/>
+        <w:tab/>
+        <w:t>inc qword [eaten]</w:t>
+        <w:br/>
+        <w:tab/>
+        <w:tab/>
+        <w:t>inc qword [score]</w:t>
+        <w:br/>
+        <w:tab/>
+        <w:tab/>
+        <w:t>call place_apple</w:t>
+        <w:br/>
+        <w:tab/>
+        <w:tab/>
+        <w:t>jmp .exit</w:t>
+      </w:r>
+    </w:p>
+    <w:p>
+      <w:pPr>
+        <w:pStyle w:val="BodyText"/>
+        <w:shd w:fill="FFFFFF" w:val="clear"/>
+        <w:spacing w:before="0" w:after="283"/>
+        <w:ind w:hanging="0" w:left="0" w:right="0"/>
+        <w:rPr>
+          <w:rFonts w:ascii="Roboto" w:hAnsi="Roboto" w:eastAsia="Times New Roman" w:cs="Times New Roman"/>
+          <w:color w:val="000000"/>
+          <w:sz w:val="24"/>
+          <w:szCs w:val="24"/>
+          <w:shd w:fill="FFFFFF" w:val="clear"/>
+        </w:rPr>
+      </w:pPr>
+      <w:r>
+        <w:rPr>
+          <w:rFonts w:eastAsia="Times New Roman" w:cs="Times New Roman" w:ascii="Roboto" w:hAnsi="Roboto"/>
+          <w:color w:val="000000"/>
+          <w:sz w:val="24"/>
+          <w:szCs w:val="24"/>
+          <w:shd w:fill="FFFFFF" w:val="clear"/>
+        </w:rPr>
+        <w:tab/>
+        <w:t>.exit:</w:t>
+        <w:br/>
+        <w:tab/>
+        <w:tab/>
+        <w:t>ret</w:t>
+      </w:r>
+    </w:p>
+    <w:p>
+      <w:pPr>
+        <w:pStyle w:val="BodyText"/>
+        <w:shd w:fill="FFFFFF" w:val="clear"/>
+        <w:spacing w:before="0" w:after="283"/>
+        <w:ind w:hanging="0" w:left="0" w:right="0"/>
+        <w:rPr>
+          <w:rFonts w:ascii="Roboto" w:hAnsi="Roboto" w:eastAsia="Times New Roman" w:cs="Times New Roman"/>
+          <w:color w:val="000000"/>
+          <w:sz w:val="24"/>
+          <w:szCs w:val="24"/>
+          <w:shd w:fill="FFFFFF" w:val="clear"/>
+        </w:rPr>
+      </w:pPr>
+      <w:r>
+        <w:rPr>
+          <w:rFonts w:eastAsia="Times New Roman" w:cs="Times New Roman" w:ascii="Roboto" w:hAnsi="Roboto"/>
+          <w:color w:val="000000"/>
+          <w:sz w:val="24"/>
+          <w:szCs w:val="24"/>
+          <w:shd w:fill="FFFFFF" w:val="clear"/>
+        </w:rPr>
+        <w:t>; Основное обновление экрана</w:t>
+        <w:br/>
+        <w:t>update:</w:t>
+        <w:br/>
+        <w:tab/>
+        <w:t>call move_snake</w:t>
+        <w:br/>
+        <w:tab/>
+        <w:t>call clear_screen</w:t>
+        <w:br/>
+        <w:tab/>
+        <w:t>call draw_map</w:t>
+        <w:br/>
+        <w:tab/>
+        <w:t>inc qword [frame]</w:t>
+        <w:br/>
+        <w:tab/>
+        <w:t>ret</w:t>
+      </w:r>
+    </w:p>
+    <w:p>
+      <w:pPr>
+        <w:pStyle w:val="BodyText"/>
+        <w:shd w:fill="FFFFFF" w:val="clear"/>
+        <w:spacing w:before="0" w:after="283"/>
+        <w:ind w:hanging="0" w:left="0" w:right="0"/>
+        <w:rPr>
+          <w:rFonts w:ascii="Roboto" w:hAnsi="Roboto" w:eastAsia="Times New Roman" w:cs="Times New Roman"/>
+          <w:color w:val="000000"/>
+          <w:sz w:val="24"/>
+          <w:szCs w:val="24"/>
+          <w:shd w:fill="FFFFFF" w:val="clear"/>
+        </w:rPr>
+      </w:pPr>
+      <w:r>
+        <w:rPr>
+          <w:rFonts w:eastAsia="Times New Roman" w:cs="Times New Roman" w:ascii="Roboto" w:hAnsi="Roboto"/>
+          <w:color w:val="000000"/>
+          <w:sz w:val="24"/>
+          <w:szCs w:val="24"/>
+          <w:shd w:fill="FFFFFF" w:val="clear"/>
+        </w:rPr>
+        <w:t>; Собираем все свободные клетки (для случайного яблока)</w:t>
+        <w:br/>
+        <w:t>get_free_cells:</w:t>
+        <w:br/>
+        <w:tab/>
+        <w:t>mov rcx, 0</w:t>
+        <w:br/>
+        <w:tab/>
+        <w:t>mov [map_free_buf_len], rcx</w:t>
+      </w:r>
+    </w:p>
+    <w:p>
+      <w:pPr>
+        <w:pStyle w:val="BodyText"/>
+        <w:shd w:fill="FFFFFF" w:val="clear"/>
+        <w:spacing w:before="0" w:after="283"/>
+        <w:ind w:hanging="0" w:left="0" w:right="0"/>
+        <w:rPr>
+          <w:rFonts w:ascii="Roboto" w:hAnsi="Roboto" w:eastAsia="Times New Roman" w:cs="Times New Roman"/>
+          <w:color w:val="000000"/>
+          <w:sz w:val="24"/>
+          <w:szCs w:val="24"/>
+          <w:shd w:fill="FFFFFF" w:val="clear"/>
+        </w:rPr>
+      </w:pPr>
+      <w:r>
+        <w:rPr>
+          <w:rFonts w:eastAsia="Times New Roman" w:cs="Times New Roman" w:ascii="Roboto" w:hAnsi="Roboto"/>
+          <w:color w:val="000000"/>
+          <w:sz w:val="24"/>
+          <w:szCs w:val="24"/>
+          <w:shd w:fill="FFFFFF" w:val="clear"/>
+        </w:rPr>
+        <w:tab/>
+        <w:t>.loop:</w:t>
+        <w:br/>
+        <w:tab/>
+        <w:tab/>
+        <w:t>cmp byte [map+rcx], MAP_FREE</w:t>
+        <w:br/>
+        <w:tab/>
+        <w:tab/>
+        <w:t>jne .loop_inc</w:t>
+      </w:r>
+    </w:p>
+    <w:p>
+      <w:pPr>
+        <w:pStyle w:val="BodyText"/>
+        <w:shd w:fill="FFFFFF" w:val="clear"/>
+        <w:spacing w:before="0" w:after="283"/>
+        <w:ind w:hanging="0" w:left="0" w:right="0"/>
+        <w:rPr>
+          <w:rFonts w:ascii="Roboto" w:hAnsi="Roboto" w:eastAsia="Times New Roman" w:cs="Times New Roman"/>
+          <w:color w:val="000000"/>
+          <w:sz w:val="24"/>
+          <w:szCs w:val="24"/>
+          <w:shd w:fill="FFFFFF" w:val="clear"/>
+        </w:rPr>
+      </w:pPr>
+      <w:r>
+        <w:rPr>
+          <w:rFonts w:eastAsia="Times New Roman" w:cs="Times New Roman" w:ascii="Roboto" w:hAnsi="Roboto"/>
+          <w:color w:val="000000"/>
+          <w:sz w:val="24"/>
+          <w:szCs w:val="24"/>
+          <w:shd w:fill="FFFFFF" w:val="clear"/>
+        </w:rPr>
+        <w:tab/>
+        <w:tab/>
+        <w:t>mov rax, [map_free_buf_len]</w:t>
+        <w:br/>
+        <w:tab/>
+        <w:tab/>
+        <w:t>mov [map_free_buf+rax*8], rcx</w:t>
+        <w:br/>
+        <w:tab/>
+        <w:tab/>
+        <w:t>inc qword [map_free_buf_len]</w:t>
+      </w:r>
+    </w:p>
+    <w:p>
+      <w:pPr>
+        <w:pStyle w:val="BodyText"/>
+        <w:shd w:fill="FFFFFF" w:val="clear"/>
+        <w:spacing w:before="0" w:after="283"/>
+        <w:ind w:hanging="0" w:left="0" w:right="0"/>
+        <w:rPr>
+          <w:rFonts w:ascii="Roboto" w:hAnsi="Roboto" w:eastAsia="Times New Roman" w:cs="Times New Roman"/>
+          <w:color w:val="000000"/>
+          <w:sz w:val="24"/>
+          <w:szCs w:val="24"/>
+          <w:shd w:fill="FFFFFF" w:val="clear"/>
+        </w:rPr>
+      </w:pPr>
+      <w:r>
+        <w:rPr>
+          <w:rFonts w:eastAsia="Times New Roman" w:cs="Times New Roman" w:ascii="Roboto" w:hAnsi="Roboto"/>
+          <w:color w:val="000000"/>
+          <w:sz w:val="24"/>
+          <w:szCs w:val="24"/>
+          <w:shd w:fill="FFFFFF" w:val="clear"/>
+        </w:rPr>
+        <w:tab/>
+        <w:t>.loop_inc:</w:t>
+        <w:br/>
+        <w:tab/>
+        <w:tab/>
+        <w:t>inc rcx</w:t>
+        <w:br/>
+        <w:tab/>
+        <w:tab/>
+        <w:t>cmp rcx, SIZE_N</w:t>
+        <w:br/>
+        <w:tab/>
+        <w:tab/>
+        <w:t>jne .loop</w:t>
+        <w:br/>
+        <w:tab/>
+        <w:t>ret</w:t>
+      </w:r>
+    </w:p>
+    <w:p>
+      <w:pPr>
+        <w:pStyle w:val="BodyText"/>
+        <w:shd w:fill="FFFFFF" w:val="clear"/>
+        <w:spacing w:before="0" w:after="283"/>
+        <w:ind w:hanging="0" w:left="0" w:right="0"/>
+        <w:rPr>
+          <w:rFonts w:ascii="Roboto" w:hAnsi="Roboto" w:eastAsia="Times New Roman" w:cs="Times New Roman"/>
+          <w:color w:val="000000"/>
+          <w:sz w:val="24"/>
+          <w:szCs w:val="24"/>
+          <w:shd w:fill="FFFFFF" w:val="clear"/>
+        </w:rPr>
+      </w:pPr>
+      <w:r>
+        <w:rPr>
+          <w:rFonts w:eastAsia="Times New Roman" w:cs="Times New Roman" w:ascii="Roboto" w:hAnsi="Roboto"/>
+          <w:color w:val="000000"/>
+          <w:sz w:val="24"/>
+          <w:szCs w:val="24"/>
+          <w:shd w:fill="FFFFFF" w:val="clear"/>
+        </w:rPr>
+        <w:t>; Ставим новое яблоко в случайное место</w:t>
+        <w:br/>
+        <w:t>place_apple:</w:t>
+        <w:br/>
+        <w:tab/>
+        <w:t>call get_free_cells</w:t>
+        <w:br/>
+        <w:tab/>
+        <w:t>mov rax, [map_free_buf_len]</w:t>
+        <w:br/>
+        <w:tab/>
+        <w:t>cmp rax, 0</w:t>
+        <w:br/>
+        <w:tab/>
+        <w:t>je .exit</w:t>
+      </w:r>
+    </w:p>
+    <w:p>
+      <w:pPr>
+        <w:pStyle w:val="BodyText"/>
+        <w:shd w:fill="FFFFFF" w:val="clear"/>
+        <w:spacing w:before="0" w:after="283"/>
+        <w:ind w:hanging="0" w:left="0" w:right="0"/>
+        <w:rPr>
+          <w:rFonts w:ascii="Roboto" w:hAnsi="Roboto" w:eastAsia="Times New Roman" w:cs="Times New Roman"/>
+          <w:color w:val="000000"/>
+          <w:sz w:val="24"/>
+          <w:szCs w:val="24"/>
+          <w:shd w:fill="FFFFFF" w:val="clear"/>
+        </w:rPr>
+      </w:pPr>
+      <w:r>
+        <w:rPr>
+          <w:rFonts w:eastAsia="Times New Roman" w:cs="Times New Roman" w:ascii="Roboto" w:hAnsi="Roboto"/>
+          <w:color w:val="000000"/>
+          <w:sz w:val="24"/>
+          <w:szCs w:val="24"/>
+          <w:shd w:fill="FFFFFF" w:val="clear"/>
+        </w:rPr>
+        <w:tab/>
+        <w:t>call rand                     ; случайное число</w:t>
+        <w:br/>
+        <w:tab/>
+        <w:t>mov rdx, [map_free_buf+rax*8]</w:t>
+        <w:br/>
+        <w:tab/>
+        <w:t>mov byte [map+rdx], MAP_APPLE</w:t>
+        <w:br/>
+        <w:tab/>
+        <w:t>.exit:</w:t>
+        <w:br/>
+        <w:tab/>
+        <w:tab/>
+        <w:t>ret</w:t>
+      </w:r>
+    </w:p>
+    <w:p>
+      <w:pPr>
+        <w:pStyle w:val="BodyText"/>
+        <w:shd w:fill="FFFFFF" w:val="clear"/>
+        <w:spacing w:before="0" w:after="283"/>
+        <w:ind w:hanging="0" w:left="0" w:right="0"/>
+        <w:rPr>
+          <w:rFonts w:ascii="Roboto" w:hAnsi="Roboto" w:eastAsia="Times New Roman" w:cs="Times New Roman"/>
+          <w:color w:val="000000"/>
+          <w:sz w:val="24"/>
+          <w:szCs w:val="24"/>
+          <w:shd w:fill="FFFFFF" w:val="clear"/>
+        </w:rPr>
+      </w:pPr>
+      <w:r>
+        <w:rPr>
+          <w:rFonts w:eastAsia="Times New Roman" w:cs="Times New Roman" w:ascii="Roboto" w:hAnsi="Roboto"/>
+          <w:color w:val="000000"/>
+          <w:sz w:val="24"/>
+          <w:szCs w:val="24"/>
+          <w:shd w:fill="FFFFFF" w:val="clear"/>
+        </w:rPr>
+        <w:t>; Главный игровой цикл</w:t>
+        <w:br/>
+        <w:t>run:</w:t>
+        <w:br/>
+        <w:tab/>
+        <w:t>push rbx</w:t>
+        <w:br/>
+        <w:tab/>
+        <w:t>mov rbx, 0</w:t>
+      </w:r>
+    </w:p>
+    <w:p>
+      <w:pPr>
+        <w:pStyle w:val="BodyText"/>
+        <w:shd w:fill="FFFFFF" w:val="clear"/>
+        <w:spacing w:before="0" w:after="283"/>
+        <w:ind w:hanging="0" w:left="0" w:right="0"/>
+        <w:rPr>
+          <w:rFonts w:ascii="Roboto" w:hAnsi="Roboto" w:eastAsia="Times New Roman" w:cs="Times New Roman"/>
+          <w:color w:val="000000"/>
+          <w:sz w:val="24"/>
+          <w:szCs w:val="24"/>
+          <w:shd w:fill="FFFFFF" w:val="clear"/>
+        </w:rPr>
+      </w:pPr>
+      <w:r>
+        <w:rPr>
+          <w:rFonts w:eastAsia="Times New Roman" w:cs="Times New Roman" w:ascii="Roboto" w:hAnsi="Roboto"/>
+          <w:color w:val="000000"/>
+          <w:sz w:val="24"/>
+          <w:szCs w:val="24"/>
+          <w:shd w:fill="FFFFFF" w:val="clear"/>
+        </w:rPr>
+        <w:tab/>
+        <w:t>.loop:</w:t>
+        <w:br/>
+        <w:tab/>
+        <w:tab/>
+        <w:t>mov rax, input</w:t>
+        <w:br/>
+        <w:tab/>
+        <w:tab/>
+        <w:t>mov rdx, 1</w:t>
+        <w:br/>
+        <w:tab/>
+        <w:tab/>
+        <w:t>call poll                 ; проверяем нажатие клавиши</w:t>
+      </w:r>
+    </w:p>
+    <w:p>
+      <w:pPr>
+        <w:pStyle w:val="BodyText"/>
+        <w:shd w:fill="FFFFFF" w:val="clear"/>
+        <w:spacing w:before="0" w:after="283"/>
+        <w:ind w:hanging="0" w:left="0" w:right="0"/>
+        <w:rPr>
+          <w:rFonts w:ascii="Roboto" w:hAnsi="Roboto" w:eastAsia="Times New Roman" w:cs="Times New Roman"/>
+          <w:color w:val="000000"/>
+          <w:sz w:val="24"/>
+          <w:szCs w:val="24"/>
+          <w:shd w:fill="FFFFFF" w:val="clear"/>
+        </w:rPr>
+      </w:pPr>
+      <w:r>
+        <w:rPr>
+          <w:rFonts w:eastAsia="Times New Roman" w:cs="Times New Roman" w:ascii="Roboto" w:hAnsi="Roboto"/>
+          <w:color w:val="000000"/>
+          <w:sz w:val="24"/>
+          <w:szCs w:val="24"/>
+          <w:shd w:fill="FFFFFF" w:val="clear"/>
+        </w:rPr>
+        <w:tab/>
+        <w:tab/>
+        <w:t>call handle_key</w:t>
+      </w:r>
+    </w:p>
+    <w:p>
+      <w:pPr>
+        <w:pStyle w:val="BodyText"/>
+        <w:shd w:fill="FFFFFF" w:val="clear"/>
+        <w:spacing w:before="0" w:after="283"/>
+        <w:ind w:hanging="0" w:left="0" w:right="0"/>
+        <w:rPr>
+          <w:rFonts w:ascii="Roboto" w:hAnsi="Roboto" w:eastAsia="Times New Roman" w:cs="Times New Roman"/>
+          <w:color w:val="000000"/>
+          <w:sz w:val="24"/>
+          <w:szCs w:val="24"/>
+          <w:shd w:fill="FFFFFF" w:val="clear"/>
+        </w:rPr>
+      </w:pPr>
+      <w:r>
+        <w:rPr>
+          <w:rFonts w:eastAsia="Times New Roman" w:cs="Times New Roman" w:ascii="Roboto" w:hAnsi="Roboto"/>
+          <w:color w:val="000000"/>
+          <w:sz w:val="24"/>
+          <w:szCs w:val="24"/>
+          <w:shd w:fill="FFFFFF" w:val="clear"/>
+        </w:rPr>
+        <w:tab/>
+        <w:tab/>
+        <w:t>cmp byte [status], STATUS_EXIT</w:t>
+        <w:br/>
+        <w:tab/>
+        <w:tab/>
+        <w:t>je .exit</w:t>
+        <w:br/>
+        <w:tab/>
+        <w:tab/>
+        <w:t>cmp byte [status], STATUS_DIE</w:t>
+        <w:br/>
+        <w:tab/>
+        <w:tab/>
+        <w:t>je .die</w:t>
+      </w:r>
+    </w:p>
+    <w:p>
+      <w:pPr>
+        <w:pStyle w:val="BodyText"/>
+        <w:shd w:fill="FFFFFF" w:val="clear"/>
+        <w:spacing w:before="0" w:after="283"/>
+        <w:ind w:hanging="0" w:left="0" w:right="0"/>
+        <w:rPr>
+          <w:rFonts w:ascii="Roboto" w:hAnsi="Roboto" w:eastAsia="Times New Roman" w:cs="Times New Roman"/>
+          <w:color w:val="000000"/>
+          <w:sz w:val="24"/>
+          <w:szCs w:val="24"/>
+          <w:shd w:fill="FFFFFF" w:val="clear"/>
+        </w:rPr>
+      </w:pPr>
+      <w:r>
+        <w:rPr>
+          <w:rFonts w:eastAsia="Times New Roman" w:cs="Times New Roman" w:ascii="Roboto" w:hAnsi="Roboto"/>
+          <w:color w:val="000000"/>
+          <w:sz w:val="24"/>
+          <w:szCs w:val="24"/>
+          <w:shd w:fill="FFFFFF" w:val="clear"/>
+        </w:rPr>
+        <w:tab/>
+        <w:tab/>
+        <w:t>cmp rbx, MOVE_EVERY_TICK</w:t>
+        <w:br/>
+        <w:tab/>
+        <w:tab/>
+        <w:t>je .update</w:t>
+      </w:r>
+    </w:p>
+    <w:p>
+      <w:pPr>
+        <w:pStyle w:val="BodyText"/>
+        <w:shd w:fill="FFFFFF" w:val="clear"/>
+        <w:spacing w:before="0" w:after="283"/>
+        <w:ind w:hanging="0" w:left="0" w:right="0"/>
+        <w:rPr>
+          <w:rFonts w:ascii="Roboto" w:hAnsi="Roboto" w:eastAsia="Times New Roman" w:cs="Times New Roman"/>
+          <w:color w:val="000000"/>
+          <w:sz w:val="24"/>
+          <w:szCs w:val="24"/>
+          <w:shd w:fill="FFFFFF" w:val="clear"/>
+        </w:rPr>
+      </w:pPr>
+      <w:r>
+        <w:rPr>
+          <w:rFonts w:eastAsia="Times New Roman" w:cs="Times New Roman" w:ascii="Roboto" w:hAnsi="Roboto"/>
+          <w:color w:val="000000"/>
+          <w:sz w:val="24"/>
+          <w:szCs w:val="24"/>
+          <w:shd w:fill="FFFFFF" w:val="clear"/>
+        </w:rPr>
+        <w:tab/>
+        <w:tab/>
+        <w:t>inc rbx</w:t>
+        <w:br/>
+        <w:tab/>
+        <w:tab/>
+        <w:t>mov rax, UPD_DEL_SEC</w:t>
+        <w:br/>
+        <w:tab/>
+        <w:tab/>
+        <w:t>mov rdx, UPD_DEL_NANO</w:t>
+        <w:br/>
+        <w:tab/>
+        <w:tab/>
+        <w:t>call sleep</w:t>
+        <w:br/>
+        <w:tab/>
+        <w:tab/>
+        <w:t>jmp .loop</w:t>
+      </w:r>
+    </w:p>
+    <w:p>
+      <w:pPr>
+        <w:pStyle w:val="BodyText"/>
+        <w:shd w:fill="FFFFFF" w:val="clear"/>
+        <w:spacing w:before="0" w:after="283"/>
+        <w:ind w:hanging="0" w:left="0" w:right="0"/>
+        <w:rPr>
+          <w:rFonts w:ascii="Roboto" w:hAnsi="Roboto" w:eastAsia="Times New Roman" w:cs="Times New Roman"/>
+          <w:color w:val="000000"/>
+          <w:sz w:val="24"/>
+          <w:szCs w:val="24"/>
+          <w:shd w:fill="FFFFFF" w:val="clear"/>
+        </w:rPr>
+      </w:pPr>
+      <w:r>
+        <w:rPr>
+          <w:rFonts w:eastAsia="Times New Roman" w:cs="Times New Roman" w:ascii="Roboto" w:hAnsi="Roboto"/>
+          <w:color w:val="000000"/>
+          <w:sz w:val="24"/>
+          <w:szCs w:val="24"/>
+          <w:shd w:fill="FFFFFF" w:val="clear"/>
+        </w:rPr>
+        <w:tab/>
+        <w:t>.update:</w:t>
+        <w:br/>
+        <w:tab/>
+        <w:tab/>
+        <w:t>call update</w:t>
+        <w:br/>
+        <w:tab/>
+        <w:tab/>
+        <w:t>mov rbx, 0</w:t>
+        <w:br/>
+        <w:tab/>
+        <w:tab/>
+        <w:t>jmp .loop</w:t>
+      </w:r>
+    </w:p>
+    <w:p>
+      <w:pPr>
+        <w:pStyle w:val="BodyText"/>
+        <w:shd w:fill="FFFFFF" w:val="clear"/>
+        <w:spacing w:before="0" w:after="283"/>
+        <w:ind w:hanging="0" w:left="0" w:right="0"/>
+        <w:rPr>
+          <w:rFonts w:ascii="Roboto" w:hAnsi="Roboto" w:eastAsia="Times New Roman" w:cs="Times New Roman"/>
+          <w:color w:val="000000"/>
+          <w:sz w:val="24"/>
+          <w:szCs w:val="24"/>
+          <w:shd w:fill="FFFFFF" w:val="clear"/>
+        </w:rPr>
+      </w:pPr>
+      <w:r>
+        <w:rPr>
+          <w:rFonts w:eastAsia="Times New Roman" w:cs="Times New Roman" w:ascii="Roboto" w:hAnsi="Roboto"/>
+          <w:color w:val="000000"/>
+          <w:sz w:val="24"/>
+          <w:szCs w:val="24"/>
+          <w:shd w:fill="FFFFFF" w:val="clear"/>
+        </w:rPr>
+        <w:tab/>
+        <w:t>.die:</w:t>
+        <w:br/>
+        <w:tab/>
+        <w:tab/>
+        <w:t>PRINT_STR_DATA text_game_over</w:t>
+        <w:br/>
+        <w:tab/>
+        <w:t>.exit:</w:t>
+        <w:br/>
+        <w:tab/>
+        <w:tab/>
+        <w:t>pop rbx</w:t>
+        <w:br/>
+        <w:tab/>
+        <w:tab/>
+        <w:t>ret</w:t>
+      </w:r>
+    </w:p>
+    <w:p>
+      <w:pPr>
+        <w:pStyle w:val="BodyText"/>
+        <w:shd w:fill="FFFFFF" w:val="clear"/>
+        <w:spacing w:before="0" w:after="283"/>
+        <w:ind w:hanging="0" w:left="0" w:right="0"/>
+        <w:rPr>
+          <w:rFonts w:ascii="Roboto" w:hAnsi="Roboto" w:eastAsia="Times New Roman" w:cs="Times New Roman"/>
+          <w:color w:val="000000"/>
+          <w:sz w:val="24"/>
+          <w:szCs w:val="24"/>
+          <w:shd w:fill="FFFFFF" w:val="clear"/>
+        </w:rPr>
+      </w:pPr>
+      <w:r>
+        <w:rPr>
+          <w:rFonts w:eastAsia="Times New Roman" w:cs="Times New Roman" w:ascii="Roboto" w:hAnsi="Roboto"/>
+          <w:color w:val="000000"/>
+          <w:sz w:val="24"/>
+          <w:szCs w:val="24"/>
+          <w:shd w:fill="FFFFFF" w:val="clear"/>
+        </w:rPr>
+        <w:t>; Инициализация игры</w:t>
+        <w:br/>
+        <w:t>init:</w:t>
+        <w:br/>
+        <w:tab/>
+        <w:t>mov rax, [snake_x]</w:t>
+        <w:br/>
+        <w:tab/>
+        <w:t>mov rdx, [snake_y]</w:t>
+        <w:br/>
+        <w:tab/>
+        <w:t>call map_coord_to_index</w:t>
+      </w:r>
+    </w:p>
+    <w:p>
+      <w:pPr>
+        <w:pStyle w:val="BodyText"/>
+        <w:shd w:fill="FFFFFF" w:val="clear"/>
+        <w:spacing w:before="0" w:after="283"/>
+        <w:ind w:hanging="0" w:left="0" w:right="0"/>
+        <w:rPr>
+          <w:rFonts w:ascii="Roboto" w:hAnsi="Roboto" w:eastAsia="Times New Roman" w:cs="Times New Roman"/>
+          <w:color w:val="000000"/>
+          <w:sz w:val="24"/>
+          <w:szCs w:val="24"/>
+          <w:shd w:fill="FFFFFF" w:val="clear"/>
+        </w:rPr>
+      </w:pPr>
+      <w:r>
+        <w:rPr>
+          <w:rFonts w:eastAsia="Times New Roman" w:cs="Times New Roman" w:ascii="Roboto" w:hAnsi="Roboto"/>
+          <w:color w:val="000000"/>
+          <w:sz w:val="24"/>
+          <w:szCs w:val="24"/>
+          <w:shd w:fill="FFFFFF" w:val="clear"/>
+        </w:rPr>
+        <w:tab/>
+        <w:t>mov byte [map+rax], MAP_HEAD</w:t>
+        <w:br/>
+        <w:tab/>
+        <w:t>mov qword [snake_cells_buf], rax</w:t>
+        <w:br/>
+        <w:tab/>
+        <w:t>call place_apple</w:t>
+      </w:r>
+    </w:p>
+    <w:p>
+      <w:pPr>
+        <w:pStyle w:val="BodyText"/>
+        <w:shd w:fill="FFFFFF" w:val="clear"/>
+        <w:spacing w:before="0" w:after="283"/>
+        <w:ind w:hanging="0" w:left="0" w:right="0"/>
+        <w:rPr>
+          <w:rFonts w:ascii="Roboto" w:hAnsi="Roboto" w:eastAsia="Times New Roman" w:cs="Times New Roman"/>
+          <w:color w:val="000000"/>
+          <w:sz w:val="24"/>
+          <w:szCs w:val="24"/>
+          <w:shd w:fill="FFFFFF" w:val="clear"/>
+        </w:rPr>
+      </w:pPr>
+      <w:r>
+        <w:rPr>
+          <w:rFonts w:eastAsia="Times New Roman" w:cs="Times New Roman" w:ascii="Roboto" w:hAnsi="Roboto"/>
+          <w:color w:val="000000"/>
+          <w:sz w:val="24"/>
+          <w:szCs w:val="24"/>
+          <w:shd w:fill="FFFFFF" w:val="clear"/>
+        </w:rPr>
+        <w:tab/>
+        <w:t>mov qword [print_buf_len], 0</w:t>
+        <w:br/>
+        <w:tab/>
+        <w:t>call set_noncanon             ; включаем мгновенное чтение клавиш</w:t>
+      </w:r>
+    </w:p>
+    <w:p>
+      <w:pPr>
+        <w:pStyle w:val="BodyText"/>
+        <w:shd w:fill="FFFFFF" w:val="clear"/>
+        <w:spacing w:before="0" w:after="283"/>
+        <w:ind w:hanging="0" w:left="0" w:right="0"/>
+        <w:rPr>
+          <w:rFonts w:ascii="Roboto" w:hAnsi="Roboto" w:eastAsia="Times New Roman" w:cs="Times New Roman"/>
+          <w:color w:val="000000"/>
+          <w:sz w:val="24"/>
+          <w:szCs w:val="24"/>
+          <w:shd w:fill="FFFFFF" w:val="clear"/>
+        </w:rPr>
+      </w:pPr>
+      <w:r>
+        <w:rPr>
+          <w:rFonts w:eastAsia="Times New Roman" w:cs="Times New Roman" w:ascii="Roboto" w:hAnsi="Roboto"/>
+          <w:color w:val="000000"/>
+          <w:sz w:val="24"/>
+          <w:szCs w:val="24"/>
+          <w:shd w:fill="FFFFFF" w:val="clear"/>
+        </w:rPr>
+        <w:tab/>
+        <w:t>PRINT_BUF_APPEND cur_home_seq</w:t>
+        <w:br/>
+        <w:tab/>
+        <w:t>PRINT_BUF_APPEND clear_seq</w:t>
+        <w:br/>
+        <w:tab/>
+        <w:t>PRINT_BUF_APPEND text_controls</w:t>
+        <w:br/>
+        <w:tab/>
+        <w:t>PRINT_BUF_APPEND cur_hide_seq</w:t>
+        <w:br/>
+        <w:tab/>
+        <w:t>ret</w:t>
+      </w:r>
+    </w:p>
+    <w:p>
+      <w:pPr>
+        <w:pStyle w:val="BodyText"/>
+        <w:shd w:fill="FFFFFF" w:val="clear"/>
+        <w:spacing w:before="0" w:after="283"/>
+        <w:ind w:hanging="0" w:left="0" w:right="0"/>
+        <w:rPr>
+          <w:rFonts w:ascii="Roboto" w:hAnsi="Roboto" w:eastAsia="Times New Roman" w:cs="Times New Roman"/>
+          <w:color w:val="000000"/>
+          <w:sz w:val="24"/>
+          <w:szCs w:val="24"/>
+          <w:shd w:fill="FFFFFF" w:val="clear"/>
+        </w:rPr>
+      </w:pPr>
+      <w:r>
+        <w:rPr>
+          <w:rFonts w:eastAsia="Times New Roman" w:cs="Times New Roman" w:ascii="Roboto" w:hAnsi="Roboto"/>
+          <w:color w:val="000000"/>
+          <w:sz w:val="24"/>
+          <w:szCs w:val="24"/>
+          <w:shd w:fill="FFFFFF" w:val="clear"/>
+        </w:rPr>
+        <w:t>; Завершение игры</w:t>
+        <w:br/>
+        <w:t>shutdown:</w:t>
+        <w:br/>
+        <w:tab/>
+        <w:t>PRINT_STR_DATA cur_show_seq</w:t>
+        <w:br/>
+        <w:tab/>
+        <w:t>call set_canon                ; возвращаем нормальный режим терминала</w:t>
+        <w:br/>
+        <w:tab/>
+        <w:t>ret</w:t>
+      </w:r>
+    </w:p>
+    <w:p>
+      <w:pPr>
+        <w:pStyle w:val="BodyText"/>
+        <w:shd w:fill="FFFFFF" w:val="clear"/>
+        <w:spacing w:before="0" w:after="283"/>
+        <w:ind w:hanging="0" w:left="0" w:right="0"/>
+        <w:rPr>
+          <w:rFonts w:ascii="Roboto" w:hAnsi="Roboto" w:eastAsia="Times New Roman" w:cs="Times New Roman"/>
+          <w:color w:val="000000"/>
+          <w:sz w:val="24"/>
+          <w:szCs w:val="24"/>
+          <w:shd w:fill="FFFFFF" w:val="clear"/>
+        </w:rPr>
+      </w:pPr>
+      <w:r>
+        <w:rPr>
+          <w:rFonts w:eastAsia="Times New Roman" w:cs="Times New Roman" w:ascii="Roboto" w:hAnsi="Roboto"/>
+          <w:color w:val="000000"/>
+          <w:sz w:val="24"/>
+          <w:szCs w:val="24"/>
+          <w:shd w:fill="FFFFFF" w:val="clear"/>
+        </w:rPr>
+        <w:t>; Точка входа</w:t>
+        <w:br/>
+        <w:t>MAIN:</w:t>
+        <w:br/>
+        <w:tab/>
+        <w:t>call init</w:t>
+        <w:br/>
+        <w:tab/>
+        <w:t>call draw_map</w:t>
+        <w:br/>
+        <w:tab/>
+        <w:t>call run</w:t>
+        <w:br/>
+        <w:tab/>
+        <w:t>call shutdown</w:t>
+      </w:r>
+    </w:p>
+    <w:p>
+      <w:pPr>
+        <w:pStyle w:val="BodyText"/>
+        <w:shd w:fill="FFFFFF" w:val="clear"/>
+        <w:spacing w:before="0" w:after="283"/>
+        <w:ind w:hanging="0" w:left="0" w:right="0"/>
+        <w:rPr>
+          <w:rFonts w:ascii="Roboto" w:hAnsi="Roboto"/>
+          <w:color w:val="000000"/>
+          <w:sz w:val="24"/>
+          <w:szCs w:val="24"/>
+        </w:rPr>
+      </w:pPr>
+      <w:r>
+        <w:rPr>
+          <w:rFonts w:eastAsia="Times New Roman" w:cs="Times New Roman" w:ascii="Roboto" w:hAnsi="Roboto"/>
+          <w:color w:val="000000"/>
+          <w:sz w:val="24"/>
+          <w:szCs w:val="24"/>
+          <w:shd w:fill="FFFFFF" w:val="clear"/>
+        </w:rPr>
+        <w:tab/>
+        <w:t>mov rax, 0</w:t>
+        <w:br/>
+        <w:tab/>
+        <w:t>call exit</w:t>
+      </w:r>
+    </w:p>
+    <w:p>
+      <w:pPr>
+        <w:pStyle w:val="Heading3"/>
+        <w:shd w:val="clear" w:fill="FFFFFF"/>
+        <w:spacing w:before="0" w:after="283"/>
+        <w:jc w:val="left"/>
+        <w:rPr>
+          <w:rFonts w:ascii="Roboto" w:hAnsi="Roboto"/>
+          <w:color w:val="000000"/>
+          <w:sz w:val="24"/>
+          <w:szCs w:val="24"/>
+        </w:rPr>
+      </w:pPr>
       <w:r>
         <w:rPr>
           <w:rStyle w:val="Strong"/>
-          <w:rFonts w:eastAsia="Times New Roman" w:cs="Times New Roman" w:ascii="monospace" w:hAnsi="monospace"/>
+          <w:rFonts w:eastAsia="Times New Roman" w:cs="Times New Roman" w:ascii="Roboto" w:hAnsi="Roboto"/>
           <w:b w:val="false"/>
           <w:bCs w:val="false"/>
           <w:color w:val="000000"/>
           <w:sz w:val="24"/>
           <w:szCs w:val="24"/>
-          <w:shd w:fill="FFFFFF" w:val="clear"/>
-        </w:rPr>
-        <w:t>T_WIDGETS_LIB -DQT_GUI_LIB -DQT_CORE_LIB -I. -I/usr/include/qt -I/usr/include/qt/QtWidgets -I/usr/include/q</w:t>
-      </w:r>
-      <w:r>
-        <w:rPr>
-          <w:rStyle w:val="Strong"/>
-          <w:rFonts w:eastAsia="Times New Roman" w:cs="Times New Roman" w:ascii="monospace" w:hAnsi="monospace"/>
-          <w:b w:val="false"/>
-          <w:bCs w:val="false"/>
-          <w:color w:val="000000"/>
-          <w:sz w:val="24"/>
-          <w:szCs w:val="24"/>
-        </w:rPr>
-        <w:br/>
-      </w:r>
-      <w:r>
-        <w:rPr>
-          <w:rStyle w:val="Strong"/>
-          <w:rFonts w:eastAsia="Times New Roman" w:cs="Times New Roman" w:ascii="monospace" w:hAnsi="monospace"/>
-          <w:b w:val="false"/>
-          <w:bCs w:val="false"/>
-          <w:color w:val="000000"/>
-          <w:sz w:val="24"/>
-          <w:szCs w:val="24"/>
-          <w:shd w:fill="FFFFFF" w:val="clear"/>
-        </w:rPr>
-        <w:t xml:space="preserve">t/QtGui -I/usr/include/qt/QtCore -I. -I/usr/lib/qt/mkspecs/linux-g++ -o main.o main.cpp </w:t>
-      </w:r>
-      <w:r>
-        <w:rPr>
-          <w:rStyle w:val="Strong"/>
-          <w:rFonts w:eastAsia="Times New Roman" w:cs="Times New Roman" w:ascii="monospace" w:hAnsi="monospace"/>
-          <w:b w:val="false"/>
-          <w:bCs w:val="false"/>
-          <w:color w:val="000000"/>
-          <w:sz w:val="24"/>
-          <w:szCs w:val="24"/>
-        </w:rPr>
-        <w:br/>
-      </w:r>
-      <w:r>
-        <w:rPr>
-          <w:rStyle w:val="Strong"/>
-          <w:rFonts w:eastAsia="Times New Roman" w:cs="Times New Roman" w:ascii="monospace" w:hAnsi="monospace"/>
-          <w:b w:val="false"/>
-          <w:bCs w:val="false"/>
-          <w:color w:val="000000"/>
-          <w:sz w:val="24"/>
-          <w:szCs w:val="24"/>
-          <w:shd w:fill="FFFFFF" w:val="clear"/>
-        </w:rPr>
-        <w:t>g++ -c -pipe -O2 -std=gnu++1z -flto -fno-fat-lto-objects -Wall -Wextra -D_REENTRANT -fPIC -DQT_NO_DEBUG -DQ</w:t>
-      </w:r>
-      <w:r>
-        <w:rPr>
-          <w:rStyle w:val="Strong"/>
-          <w:rFonts w:eastAsia="Times New Roman" w:cs="Times New Roman" w:ascii="monospace" w:hAnsi="monospace"/>
-          <w:b w:val="false"/>
-          <w:bCs w:val="false"/>
-          <w:color w:val="000000"/>
-          <w:sz w:val="24"/>
-          <w:szCs w:val="24"/>
-        </w:rPr>
-        <w:br/>
-      </w:r>
-      <w:r>
-        <w:rPr>
-          <w:rStyle w:val="Strong"/>
-          <w:rFonts w:eastAsia="Times New Roman" w:cs="Times New Roman" w:ascii="monospace" w:hAnsi="monospace"/>
-          <w:b w:val="false"/>
-          <w:bCs w:val="false"/>
-          <w:color w:val="000000"/>
-          <w:sz w:val="24"/>
-          <w:szCs w:val="24"/>
-          <w:shd w:fill="FFFFFF" w:val="clear"/>
-        </w:rPr>
-        <w:t>T_WIDGETS_LIB -DQT_GUI_LIB -DQT_CORE_LIB -I. -I/usr/include/qt -I/usr/include/qt/QtWidgets -I/usr/include/q</w:t>
-      </w:r>
-      <w:r>
-        <w:rPr>
-          <w:rStyle w:val="Strong"/>
-          <w:rFonts w:eastAsia="Times New Roman" w:cs="Times New Roman" w:ascii="monospace" w:hAnsi="monospace"/>
-          <w:b w:val="false"/>
-          <w:bCs w:val="false"/>
-          <w:color w:val="000000"/>
-          <w:sz w:val="24"/>
-          <w:szCs w:val="24"/>
-        </w:rPr>
-        <w:br/>
-      </w:r>
-      <w:r>
-        <w:rPr>
-          <w:rStyle w:val="Strong"/>
-          <w:rFonts w:eastAsia="Times New Roman" w:cs="Times New Roman" w:ascii="monospace" w:hAnsi="monospace"/>
-          <w:b w:val="false"/>
-          <w:bCs w:val="false"/>
-          <w:color w:val="000000"/>
-          <w:sz w:val="24"/>
-          <w:szCs w:val="24"/>
-          <w:shd w:fill="FFFFFF" w:val="clear"/>
-        </w:rPr>
-        <w:t xml:space="preserve">t/QtGui -I/usr/include/qt/QtCore -I. -I/usr/lib/qt/mkspecs/linux-g++ -o SnakeWidget.o SnakeWidget.cpp </w:t>
-      </w:r>
-      <w:r>
-        <w:rPr>
-          <w:rStyle w:val="Strong"/>
-          <w:rFonts w:eastAsia="Times New Roman" w:cs="Times New Roman" w:ascii="monospace" w:hAnsi="monospace"/>
-          <w:b w:val="false"/>
-          <w:bCs w:val="false"/>
-          <w:color w:val="000000"/>
-          <w:sz w:val="24"/>
-          <w:szCs w:val="24"/>
-        </w:rPr>
-        <w:br/>
-      </w:r>
-      <w:r>
-        <w:rPr>
-          <w:rStyle w:val="Strong"/>
-          <w:rFonts w:eastAsia="Times New Roman" w:cs="Times New Roman" w:ascii="monospace" w:hAnsi="monospace"/>
-          <w:b w:val="false"/>
-          <w:bCs w:val="false"/>
-          <w:color w:val="000000"/>
-          <w:sz w:val="24"/>
-          <w:szCs w:val="24"/>
-          <w:shd w:fill="FFFFFF" w:val="clear"/>
-        </w:rPr>
-        <w:t>g++ -pipe -O2 -std=gnu++1z -flto -fno-fat-lto-objects -Wall -Wextra -dM -E -o moc_predefs.h /usr/lib/qt/mks</w:t>
-      </w:r>
-      <w:r>
-        <w:rPr>
-          <w:rStyle w:val="Strong"/>
-          <w:rFonts w:eastAsia="Times New Roman" w:cs="Times New Roman" w:ascii="monospace" w:hAnsi="monospace"/>
-          <w:b w:val="false"/>
-          <w:bCs w:val="false"/>
-          <w:color w:val="000000"/>
-          <w:sz w:val="24"/>
-          <w:szCs w:val="24"/>
-        </w:rPr>
-        <w:br/>
-      </w:r>
-      <w:r>
-        <w:rPr>
-          <w:rStyle w:val="Strong"/>
-          <w:rFonts w:eastAsia="Times New Roman" w:cs="Times New Roman" w:ascii="monospace" w:hAnsi="monospace"/>
-          <w:b w:val="false"/>
-          <w:bCs w:val="false"/>
-          <w:color w:val="000000"/>
-          <w:sz w:val="24"/>
-          <w:szCs w:val="24"/>
-          <w:shd w:fill="FFFFFF" w:val="clear"/>
-        </w:rPr>
-        <w:t xml:space="preserve">pecs/features/data/dummy.cpp </w:t>
-      </w:r>
-      <w:r>
-        <w:rPr>
-          <w:rStyle w:val="Strong"/>
-          <w:rFonts w:eastAsia="Times New Roman" w:cs="Times New Roman" w:ascii="monospace" w:hAnsi="monospace"/>
-          <w:b w:val="false"/>
-          <w:bCs w:val="false"/>
-          <w:color w:val="000000"/>
-          <w:sz w:val="24"/>
-          <w:szCs w:val="24"/>
-        </w:rPr>
-        <w:br/>
-      </w:r>
-      <w:r>
-        <w:rPr>
-          <w:rStyle w:val="Strong"/>
-          <w:rFonts w:eastAsia="Times New Roman" w:cs="Times New Roman" w:ascii="monospace" w:hAnsi="monospace"/>
-          <w:b w:val="false"/>
-          <w:bCs w:val="false"/>
-          <w:color w:val="000000"/>
-          <w:sz w:val="24"/>
-          <w:szCs w:val="24"/>
-          <w:shd w:fill="FFFFFF" w:val="clear"/>
-        </w:rPr>
-        <w:t>/usr/bin/moc -DQT_NO_DEBUG -DQT_WIDGETS_LIB -DQT_GUI_LIB -DQT_CORE_LIB --include /home/licerius/Desktop/PG/</w:t>
-      </w:r>
-      <w:r>
-        <w:rPr>
-          <w:rStyle w:val="Strong"/>
-          <w:rFonts w:eastAsia="Times New Roman" w:cs="Times New Roman" w:ascii="monospace" w:hAnsi="monospace"/>
-          <w:b w:val="false"/>
-          <w:bCs w:val="false"/>
-          <w:color w:val="000000"/>
-          <w:sz w:val="24"/>
-          <w:szCs w:val="24"/>
-        </w:rPr>
-        <w:br/>
-      </w:r>
-      <w:r>
-        <w:rPr>
-          <w:rStyle w:val="Strong"/>
-          <w:rFonts w:eastAsia="Times New Roman" w:cs="Times New Roman" w:ascii="monospace" w:hAnsi="monospace"/>
-          <w:b w:val="false"/>
-          <w:bCs w:val="false"/>
-          <w:color w:val="000000"/>
-          <w:sz w:val="24"/>
-          <w:szCs w:val="24"/>
-          <w:shd w:fill="FFFFFF" w:val="clear"/>
-        </w:rPr>
-        <w:t>snake/moc_predefs.h -I/usr/lib/qt/mkspecs/linux-g++ -I/home/licerius/Desktop/PG/snake -I/usr/include/qt -I/</w:t>
-      </w:r>
-      <w:r>
-        <w:rPr>
-          <w:rStyle w:val="Strong"/>
-          <w:rFonts w:eastAsia="Times New Roman" w:cs="Times New Roman" w:ascii="monospace" w:hAnsi="monospace"/>
-          <w:b w:val="false"/>
-          <w:bCs w:val="false"/>
-          <w:color w:val="000000"/>
-          <w:sz w:val="24"/>
-          <w:szCs w:val="24"/>
-        </w:rPr>
-        <w:br/>
-      </w:r>
-      <w:r>
-        <w:rPr>
-          <w:rStyle w:val="Strong"/>
-          <w:rFonts w:eastAsia="Times New Roman" w:cs="Times New Roman" w:ascii="monospace" w:hAnsi="monospace"/>
-          <w:b w:val="false"/>
-          <w:bCs w:val="false"/>
-          <w:color w:val="000000"/>
-          <w:sz w:val="24"/>
-          <w:szCs w:val="24"/>
-          <w:shd w:fill="FFFFFF" w:val="clear"/>
-        </w:rPr>
-        <w:t>usr/include/qt/QtWidgets -I/usr/include/qt/QtGui -I/usr/include/qt/QtCore -I/usr/include/c++/15.2.1 -I/usr/</w:t>
-      </w:r>
-      <w:r>
-        <w:rPr>
-          <w:rStyle w:val="Strong"/>
-          <w:rFonts w:eastAsia="Times New Roman" w:cs="Times New Roman" w:ascii="monospace" w:hAnsi="monospace"/>
-          <w:b w:val="false"/>
-          <w:bCs w:val="false"/>
-          <w:color w:val="000000"/>
-          <w:sz w:val="24"/>
-          <w:szCs w:val="24"/>
-        </w:rPr>
-        <w:br/>
-      </w:r>
-      <w:r>
-        <w:rPr>
-          <w:rStyle w:val="Strong"/>
-          <w:rFonts w:eastAsia="Times New Roman" w:cs="Times New Roman" w:ascii="monospace" w:hAnsi="monospace"/>
-          <w:b w:val="false"/>
-          <w:bCs w:val="false"/>
-          <w:color w:val="000000"/>
-          <w:sz w:val="24"/>
-          <w:szCs w:val="24"/>
-          <w:shd w:fill="FFFFFF" w:val="clear"/>
-        </w:rPr>
-        <w:t>include/c++/15.2.1/x86_64-pc-linux-gnu -I/usr/include/c++/15.2.1/backward -I/usr/lib/gcc/x86_64-pc-linux-gn</w:t>
-      </w:r>
-      <w:r>
-        <w:rPr>
-          <w:rStyle w:val="Strong"/>
-          <w:rFonts w:eastAsia="Times New Roman" w:cs="Times New Roman" w:ascii="monospace" w:hAnsi="monospace"/>
-          <w:b w:val="false"/>
-          <w:bCs w:val="false"/>
-          <w:color w:val="000000"/>
-          <w:sz w:val="24"/>
-          <w:szCs w:val="24"/>
-        </w:rPr>
-        <w:br/>
-      </w:r>
-      <w:r>
-        <w:rPr>
-          <w:rStyle w:val="Strong"/>
-          <w:rFonts w:eastAsia="Times New Roman" w:cs="Times New Roman" w:ascii="monospace" w:hAnsi="monospace"/>
-          <w:b w:val="false"/>
-          <w:bCs w:val="false"/>
-          <w:color w:val="000000"/>
-          <w:sz w:val="24"/>
-          <w:szCs w:val="24"/>
-          <w:shd w:fill="FFFFFF" w:val="clear"/>
-        </w:rPr>
-        <w:t>u/15.2.1/include -I/usr/local/include -I/usr/lib/gcc/x86_64-pc-linux-gnu/15.2.1/include-fixed -I/usr/includ</w:t>
-      </w:r>
-      <w:r>
-        <w:rPr>
-          <w:rStyle w:val="Strong"/>
-          <w:rFonts w:eastAsia="Times New Roman" w:cs="Times New Roman" w:ascii="monospace" w:hAnsi="monospace"/>
-          <w:b w:val="false"/>
-          <w:bCs w:val="false"/>
-          <w:color w:val="000000"/>
-          <w:sz w:val="24"/>
-          <w:szCs w:val="24"/>
-        </w:rPr>
-        <w:br/>
-      </w:r>
-      <w:r>
-        <w:rPr>
-          <w:rStyle w:val="Strong"/>
-          <w:rFonts w:eastAsia="Times New Roman" w:cs="Times New Roman" w:ascii="monospace" w:hAnsi="monospace"/>
-          <w:b w:val="false"/>
-          <w:bCs w:val="false"/>
-          <w:color w:val="000000"/>
-          <w:sz w:val="24"/>
-          <w:szCs w:val="24"/>
-          <w:shd w:fill="FFFFFF" w:val="clear"/>
-        </w:rPr>
-        <w:t xml:space="preserve">e SnakeWidget.h -o moc_SnakeWidget.cpp </w:t>
-      </w:r>
-      <w:r>
-        <w:rPr>
-          <w:rStyle w:val="Strong"/>
-          <w:rFonts w:eastAsia="Times New Roman" w:cs="Times New Roman" w:ascii="monospace" w:hAnsi="monospace"/>
-          <w:b w:val="false"/>
-          <w:bCs w:val="false"/>
-          <w:color w:val="000000"/>
-          <w:sz w:val="24"/>
-          <w:szCs w:val="24"/>
-        </w:rPr>
-        <w:br/>
-      </w:r>
-      <w:r>
-        <w:rPr>
-          <w:rStyle w:val="Strong"/>
-          <w:rFonts w:eastAsia="Times New Roman" w:cs="Times New Roman" w:ascii="monospace" w:hAnsi="monospace"/>
-          <w:b w:val="false"/>
-          <w:bCs w:val="false"/>
-          <w:color w:val="000000"/>
-          <w:sz w:val="24"/>
-          <w:szCs w:val="24"/>
-          <w:shd w:fill="FFFFFF" w:val="clear"/>
-        </w:rPr>
-        <w:t>g++ -c -pipe -O2 -std=gnu++1z -flto -fno-fat-lto-objects -Wall -Wextra -D_REENTRANT -fPIC -DQT_NO_DEBUG -DQ</w:t>
-      </w:r>
-      <w:r>
-        <w:rPr>
-          <w:rStyle w:val="Strong"/>
-          <w:rFonts w:eastAsia="Times New Roman" w:cs="Times New Roman" w:ascii="monospace" w:hAnsi="monospace"/>
-          <w:b w:val="false"/>
-          <w:bCs w:val="false"/>
-          <w:color w:val="000000"/>
-          <w:sz w:val="24"/>
-          <w:szCs w:val="24"/>
-        </w:rPr>
-        <w:br/>
-      </w:r>
-      <w:r>
-        <w:rPr>
-          <w:rStyle w:val="Strong"/>
-          <w:rFonts w:eastAsia="Times New Roman" w:cs="Times New Roman" w:ascii="monospace" w:hAnsi="monospace"/>
-          <w:b w:val="false"/>
-          <w:bCs w:val="false"/>
-          <w:color w:val="000000"/>
-          <w:sz w:val="24"/>
-          <w:szCs w:val="24"/>
-          <w:shd w:fill="FFFFFF" w:val="clear"/>
-        </w:rPr>
-        <w:t>T_WIDGETS_LIB -DQT_GUI_LIB -DQT_CORE_LIB -I. -I/usr/include/qt -I/usr/include/qt/QtWidgets -I/usr/include/q</w:t>
-      </w:r>
-      <w:r>
-        <w:rPr>
-          <w:rStyle w:val="Strong"/>
-          <w:rFonts w:eastAsia="Times New Roman" w:cs="Times New Roman" w:ascii="monospace" w:hAnsi="monospace"/>
-          <w:b w:val="false"/>
-          <w:bCs w:val="false"/>
-          <w:color w:val="000000"/>
-          <w:sz w:val="24"/>
-          <w:szCs w:val="24"/>
-        </w:rPr>
-        <w:br/>
-      </w:r>
-      <w:r>
-        <w:rPr>
-          <w:rStyle w:val="Strong"/>
-          <w:rFonts w:eastAsia="Times New Roman" w:cs="Times New Roman" w:ascii="monospace" w:hAnsi="monospace"/>
-          <w:b w:val="false"/>
-          <w:bCs w:val="false"/>
-          <w:color w:val="000000"/>
-          <w:sz w:val="24"/>
-          <w:szCs w:val="24"/>
-          <w:shd w:fill="FFFFFF" w:val="clear"/>
-        </w:rPr>
-        <w:t>t/QtGui -I/usr/include/qt/QtCore -I. -I/usr/lib/qt/mkspecs/linux-g++ -o moc_SnakeWidget.o moc_SnakeWidget.c</w:t>
-      </w:r>
-      <w:r>
-        <w:rPr>
-          <w:rStyle w:val="Strong"/>
-          <w:rFonts w:eastAsia="Times New Roman" w:cs="Times New Roman" w:ascii="monospace" w:hAnsi="monospace"/>
-          <w:b w:val="false"/>
-          <w:bCs w:val="false"/>
-          <w:color w:val="000000"/>
-          <w:sz w:val="24"/>
-          <w:szCs w:val="24"/>
-        </w:rPr>
-        <w:br/>
-      </w:r>
-      <w:r>
-        <w:rPr>
-          <w:rStyle w:val="Strong"/>
-          <w:rFonts w:eastAsia="Times New Roman" w:cs="Times New Roman" w:ascii="monospace" w:hAnsi="monospace"/>
-          <w:b w:val="false"/>
-          <w:bCs w:val="false"/>
-          <w:color w:val="000000"/>
-          <w:sz w:val="24"/>
-          <w:szCs w:val="24"/>
-          <w:shd w:fill="FFFFFF" w:val="clear"/>
-        </w:rPr>
-        <w:t xml:space="preserve">pp </w:t>
-      </w:r>
-      <w:r>
-        <w:rPr>
-          <w:rStyle w:val="Strong"/>
-          <w:rFonts w:eastAsia="Times New Roman" w:cs="Times New Roman" w:ascii="monospace" w:hAnsi="monospace"/>
-          <w:b w:val="false"/>
-          <w:bCs w:val="false"/>
-          <w:color w:val="000000"/>
-          <w:sz w:val="24"/>
-          <w:szCs w:val="24"/>
-        </w:rPr>
-        <w:br/>
-      </w:r>
-      <w:r>
-        <w:rPr>
-          <w:rStyle w:val="Strong"/>
-          <w:rFonts w:eastAsia="Times New Roman" w:cs="Times New Roman" w:ascii="monospace" w:hAnsi="monospace"/>
-          <w:b w:val="false"/>
-          <w:bCs w:val="false"/>
-          <w:color w:val="000000"/>
-          <w:sz w:val="24"/>
-          <w:szCs w:val="24"/>
-          <w:shd w:fill="FFFFFF" w:val="clear"/>
-        </w:rPr>
-        <w:t>g++ -Wl,-O1 -pipe -O2 -std=gnu++1z -flto=16 -fno-fat-lto-objects -fuse-linker-plugin -fPIC -o pink_snake ma</w:t>
-      </w:r>
-      <w:r>
-        <w:rPr>
-          <w:rStyle w:val="Strong"/>
-          <w:rFonts w:eastAsia="Times New Roman" w:cs="Times New Roman" w:ascii="monospace" w:hAnsi="monospace"/>
-          <w:b w:val="false"/>
-          <w:bCs w:val="false"/>
-          <w:color w:val="000000"/>
-          <w:sz w:val="24"/>
-          <w:szCs w:val="24"/>
-        </w:rPr>
-        <w:br/>
-      </w:r>
-      <w:r>
-        <w:rPr>
-          <w:rStyle w:val="Strong"/>
-          <w:rFonts w:eastAsia="Times New Roman" w:cs="Times New Roman" w:ascii="monospace" w:hAnsi="monospace"/>
-          <w:b w:val="false"/>
-          <w:bCs w:val="false"/>
-          <w:color w:val="000000"/>
-          <w:sz w:val="24"/>
-          <w:szCs w:val="24"/>
-          <w:shd w:fill="FFFFFF" w:val="clear"/>
-        </w:rPr>
-        <w:t>in.o SnakeWidget.o moc_SnakeWidget.o   /usr/lib/libQt5Widgets.so /usr/lib/libQt5Gui.so /usr/lib/libQt5Core.</w:t>
-      </w:r>
-      <w:r>
-        <w:rPr>
-          <w:rStyle w:val="Strong"/>
-          <w:rFonts w:eastAsia="Times New Roman" w:cs="Times New Roman" w:ascii="monospace" w:hAnsi="monospace"/>
-          <w:b w:val="false"/>
-          <w:bCs w:val="false"/>
-          <w:color w:val="000000"/>
-          <w:sz w:val="24"/>
-          <w:szCs w:val="24"/>
-        </w:rPr>
-        <w:br/>
-      </w:r>
-      <w:r>
-        <w:rPr>
-          <w:rStyle w:val="Strong"/>
-          <w:rFonts w:eastAsia="Times New Roman" w:cs="Times New Roman" w:ascii="monospace" w:hAnsi="monospace"/>
-          <w:b w:val="false"/>
-          <w:bCs w:val="false"/>
-          <w:color w:val="000000"/>
-          <w:sz w:val="24"/>
-          <w:szCs w:val="24"/>
-          <w:shd w:fill="FFFFFF" w:val="clear"/>
-        </w:rPr>
-        <w:t>so -lGL -lpthread  </w:t>
-      </w:r>
-    </w:p>
-    <w:p>
-      <w:pPr>
-        <w:pStyle w:val="Normal"/>
-        <w:shd w:val="clear" w:fill="FFFFFF"/>
-        <w:spacing w:before="0" w:after="283"/>
-        <w:jc w:val="left"/>
-        <w:rPr>
-          <w:rFonts w:ascii="Roboto" w:hAnsi="Roboto"/>
-          <w:color w:val="000000"/>
-          <w:sz w:val="24"/>
-          <w:szCs w:val="24"/>
-        </w:rPr>
-      </w:pPr>
-      <w:r>
-        <w:rPr/>
-        <w:drawing>
-          <wp:anchor distT="0" distB="0" distL="0" distR="0" simplePos="0" relativeHeight="6" behindDoc="0" locked="0" layoutInCell="0" allowOverlap="1">
-            <wp:simplePos x="0" y="0"/>
-            <wp:positionH relativeFrom="column">
-              <wp:posOffset>1445895</wp:posOffset>
-            </wp:positionH>
-            <wp:positionV relativeFrom="paragraph">
-              <wp:posOffset>-83820</wp:posOffset>
-            </wp:positionV>
-            <wp:extent cx="3481705" cy="3737610"/>
-            <wp:effectExtent l="0" t="0" r="0" b="0"/>
-            <wp:wrapSquare wrapText="largest"/>
-            <wp:docPr id="4" name="Изображение4"/>
-            <wp:cNvGraphicFramePr>
-              <a:graphicFrameLocks xmlns:a="http://schemas.openxmlformats.org/drawingml/2006/main" noChangeAspect="1"/>
-            </wp:cNvGraphicFramePr>
-            <a:graphic xmlns:a="http://schemas.openxmlformats.org/drawingml/2006/main">
-              <a:graphicData uri="http://schemas.openxmlformats.org/drawingml/2006/picture">
-                <pic:pic xmlns:pic="http://schemas.openxmlformats.org/drawingml/2006/picture">
-                  <pic:nvPicPr>
-                    <pic:cNvPr id="4" name="Изображение4"/>
-                    <pic:cNvPicPr>
-                      <a:picLocks noChangeAspect="1" noChangeArrowheads="1"/>
-                    </pic:cNvPicPr>
-                  </pic:nvPicPr>
-                  <pic:blipFill>
-                    <a:blip r:embed="rId5"/>
-                    <a:stretch>
-                      <a:fillRect/>
-                    </a:stretch>
-                  </pic:blipFill>
-                  <pic:spPr bwMode="auto">
-                    <a:xfrm>
-                      <a:off x="0" y="0"/>
-                      <a:ext cx="3481705" cy="3737610"/>
-                    </a:xfrm>
-                    <a:prstGeom prst="rect">
-                      <a:avLst/>
-                    </a:prstGeom>
-                    <a:noFill/>
-                  </pic:spPr>
-                </pic:pic>
-              </a:graphicData>
-            </a:graphic>
-          </wp:anchor>
-        </w:drawing>
-      </w:r>
-    </w:p>
-    <w:p>
-      <w:pPr>
-        <w:pStyle w:val="Normal"/>
-        <w:shd w:val="clear" w:fill="FFFFFF"/>
-        <w:spacing w:before="0" w:after="283"/>
-        <w:jc w:val="left"/>
-        <w:rPr>
-          <w:rFonts w:ascii="Roboto" w:hAnsi="Roboto"/>
-          <w:color w:val="000000"/>
-          <w:sz w:val="24"/>
-          <w:szCs w:val="24"/>
-        </w:rPr>
-      </w:pPr>
-      <w:r>
-        <w:rPr/>
-      </w:r>
-    </w:p>
-    <w:p>
-      <w:pPr>
-        <w:pStyle w:val="Normal"/>
-        <w:shd w:val="clear" w:fill="FFFFFF"/>
-        <w:spacing w:before="0" w:after="283"/>
-        <w:jc w:val="left"/>
-        <w:rPr>
-          <w:rFonts w:ascii="Roboto" w:hAnsi="Roboto"/>
-          <w:color w:val="000000"/>
-          <w:sz w:val="24"/>
-          <w:szCs w:val="24"/>
-        </w:rPr>
-      </w:pPr>
-      <w:r>
-        <w:rPr/>
-      </w:r>
-    </w:p>
-    <w:p>
-      <w:pPr>
-        <w:pStyle w:val="Normal"/>
-        <w:shd w:val="clear" w:fill="FFFFFF"/>
-        <w:spacing w:before="0" w:after="283"/>
-        <w:jc w:val="left"/>
-        <w:rPr>
-          <w:rFonts w:ascii="Roboto" w:hAnsi="Roboto"/>
-          <w:color w:val="000000"/>
-          <w:sz w:val="24"/>
-          <w:szCs w:val="24"/>
-        </w:rPr>
-      </w:pPr>
-      <w:r>
-        <w:rPr/>
-      </w:r>
-    </w:p>
-    <w:p>
-      <w:pPr>
-        <w:pStyle w:val="Normal"/>
-        <w:shd w:val="clear" w:fill="FFFFFF"/>
-        <w:spacing w:before="0" w:after="283"/>
-        <w:jc w:val="left"/>
-        <w:rPr>
-          <w:rFonts w:ascii="Roboto" w:hAnsi="Roboto"/>
-          <w:color w:val="000000"/>
-          <w:sz w:val="24"/>
-          <w:szCs w:val="24"/>
-        </w:rPr>
-      </w:pPr>
-      <w:r>
-        <w:rPr/>
-      </w:r>
-    </w:p>
-    <w:p>
-      <w:pPr>
-        <w:pStyle w:val="Normal"/>
-        <w:shd w:val="clear" w:fill="FFFFFF"/>
-        <w:spacing w:before="0" w:after="283"/>
-        <w:jc w:val="left"/>
-        <w:rPr>
-          <w:rFonts w:ascii="Roboto" w:hAnsi="Roboto"/>
-          <w:color w:val="000000"/>
-          <w:sz w:val="24"/>
-          <w:szCs w:val="24"/>
-        </w:rPr>
-      </w:pPr>
-      <w:r>
-        <w:rPr/>
-      </w:r>
-    </w:p>
-    <w:p>
-      <w:pPr>
-        <w:pStyle w:val="Normal"/>
-        <w:shd w:val="clear" w:fill="FFFFFF"/>
-        <w:spacing w:before="0" w:after="283"/>
-        <w:jc w:val="left"/>
-        <w:rPr>
-          <w:rFonts w:ascii="Roboto" w:hAnsi="Roboto"/>
-          <w:color w:val="000000"/>
-          <w:sz w:val="24"/>
-          <w:szCs w:val="24"/>
-        </w:rPr>
-      </w:pPr>
-      <w:r>
-        <w:rPr/>
-      </w:r>
-    </w:p>
-    <w:p>
-      <w:pPr>
-        <w:pStyle w:val="Normal"/>
-        <w:shd w:val="clear" w:fill="FFFFFF"/>
-        <w:spacing w:before="0" w:after="283"/>
-        <w:jc w:val="left"/>
-        <w:rPr>
-          <w:rFonts w:ascii="Roboto" w:hAnsi="Roboto"/>
-          <w:color w:val="000000"/>
-          <w:sz w:val="24"/>
-          <w:szCs w:val="24"/>
-        </w:rPr>
-      </w:pPr>
-      <w:r>
-        <w:rPr/>
-      </w:r>
-    </w:p>
-    <w:p>
-      <w:pPr>
-        <w:pStyle w:val="Normal"/>
-        <w:shd w:val="clear" w:fill="FFFFFF"/>
-        <w:spacing w:before="0" w:after="283"/>
-        <w:jc w:val="left"/>
-        <w:rPr>
-          <w:rFonts w:ascii="Roboto" w:hAnsi="Roboto"/>
-          <w:color w:val="000000"/>
-          <w:sz w:val="24"/>
-          <w:szCs w:val="24"/>
-        </w:rPr>
-      </w:pPr>
-      <w:r>
-        <w:rPr/>
-      </w:r>
-    </w:p>
-    <w:p>
-      <w:pPr>
-        <w:pStyle w:val="Normal"/>
-        <w:shd w:val="clear" w:fill="FFFFFF"/>
-        <w:spacing w:before="0" w:after="283"/>
-        <w:jc w:val="left"/>
-        <w:rPr>
-          <w:rFonts w:ascii="Roboto" w:hAnsi="Roboto"/>
-          <w:color w:val="000000"/>
-          <w:sz w:val="24"/>
-          <w:szCs w:val="24"/>
-        </w:rPr>
-      </w:pPr>
-      <w:r>
-        <w:rPr/>
-      </w:r>
-    </w:p>
-    <w:p>
-      <w:pPr>
-        <w:pStyle w:val="Heading3"/>
-        <w:shd w:val="clear" w:fill="FFFFFF"/>
-        <w:spacing w:before="0" w:after="283"/>
-        <w:jc w:val="left"/>
-        <w:rPr>
-          <w:rFonts w:ascii="Roboto" w:hAnsi="Roboto"/>
-          <w:color w:val="000000"/>
-          <w:sz w:val="24"/>
-          <w:szCs w:val="24"/>
-        </w:rPr>
-      </w:pPr>
-      <w:r>
-        <w:rPr>
-          <w:rStyle w:val="Strong"/>
-          <w:rFonts w:eastAsia="Times New Roman" w:cs="Times New Roman" w:ascii="Roboto" w:hAnsi="Roboto"/>
-          <w:b w:val="false"/>
-          <w:bCs w:val="false"/>
-          <w:color w:val="000000"/>
-          <w:sz w:val="24"/>
-          <w:szCs w:val="24"/>
-        </w:rPr>
-        <w:t>6</w:t>
-      </w:r>
-      <w:r>
-        <w:rPr>
-          <w:rStyle w:val="Strong"/>
-          <w:rFonts w:eastAsia="Times New Roman" w:cs="Times New Roman" w:ascii="Roboto" w:hAnsi="Roboto"/>
-          <w:b w:val="false"/>
-          <w:bCs w:val="false"/>
-          <w:color w:val="000000"/>
-          <w:sz w:val="24"/>
-          <w:szCs w:val="24"/>
-        </w:rPr>
-        <w:t>. Выводы</w:t>
+        </w:rPr>
+        <w:t>6. Выводы</w:t>
       </w:r>
     </w:p>
     <w:p>
@@ -3654,7 +6585,7 @@
           <w:tab w:val="clear" w:pos="708"/>
           <w:tab w:val="left" w:pos="0" w:leader="none"/>
         </w:tabs>
-        <w:spacing w:lineRule="auto" w:line="240"/>
+        <w:spacing w:lineRule="auto" w:line="240" w:before="0" w:after="140"/>
         <w:ind w:hanging="283" w:left="1418"/>
         <w:rPr>
           <w:rFonts w:ascii="Roboto" w:hAnsi="Roboto" w:eastAsia="Times New Roman" w:cs="Times New Roman"/>
@@ -3671,223 +6602,6 @@
           <w:szCs w:val="24"/>
         </w:rPr>
         <w:t>управлением состоянием простой игры</w:t>
-      </w:r>
-    </w:p>
-    <w:p>
-      <w:pPr>
-        <w:pStyle w:val="BodyText"/>
-        <w:shd w:val="clear" w:fill="FFFFFF"/>
-        <w:tabs>
-          <w:tab w:val="clear" w:pos="708"/>
-          <w:tab w:val="left" w:pos="0" w:leader="none"/>
-        </w:tabs>
-        <w:spacing w:lineRule="auto" w:line="240"/>
-        <w:ind w:hanging="283" w:left="1418"/>
-        <w:rPr>
-          <w:rFonts w:ascii="Roboto" w:hAnsi="Roboto" w:eastAsia="Times New Roman" w:cs="Times New Roman"/>
-          <w:color w:val="000000"/>
-          <w:sz w:val="24"/>
-          <w:szCs w:val="24"/>
-        </w:rPr>
-      </w:pPr>
-      <w:r>
-        <w:rPr>
-          <w:rFonts w:eastAsia="Times New Roman" w:cs="Times New Roman" w:ascii="Roboto" w:hAnsi="Roboto"/>
-          <w:color w:val="000000"/>
-          <w:sz w:val="24"/>
-          <w:szCs w:val="24"/>
-        </w:rPr>
-      </w:r>
-    </w:p>
-    <w:p>
-      <w:pPr>
-        <w:pStyle w:val="BodyText"/>
-        <w:shd w:val="clear" w:fill="FFFFFF"/>
-        <w:tabs>
-          <w:tab w:val="clear" w:pos="708"/>
-          <w:tab w:val="left" w:pos="0" w:leader="none"/>
-        </w:tabs>
-        <w:spacing w:lineRule="auto" w:line="240"/>
-        <w:ind w:hanging="283" w:left="1418"/>
-        <w:rPr>
-          <w:rFonts w:ascii="Roboto" w:hAnsi="Roboto" w:eastAsia="Times New Roman" w:cs="Times New Roman"/>
-          <w:color w:val="000000"/>
-          <w:sz w:val="24"/>
-          <w:szCs w:val="24"/>
-        </w:rPr>
-      </w:pPr>
-      <w:r>
-        <w:rPr>
-          <w:rFonts w:eastAsia="Times New Roman" w:cs="Times New Roman" w:ascii="Roboto" w:hAnsi="Roboto"/>
-          <w:color w:val="000000"/>
-          <w:sz w:val="24"/>
-          <w:szCs w:val="24"/>
-        </w:rPr>
-      </w:r>
-    </w:p>
-    <w:p>
-      <w:pPr>
-        <w:pStyle w:val="BodyText"/>
-        <w:shd w:val="clear" w:fill="FFFFFF"/>
-        <w:tabs>
-          <w:tab w:val="clear" w:pos="708"/>
-          <w:tab w:val="left" w:pos="0" w:leader="none"/>
-        </w:tabs>
-        <w:spacing w:lineRule="auto" w:line="240"/>
-        <w:ind w:hanging="283" w:left="1418"/>
-        <w:rPr>
-          <w:rFonts w:ascii="Roboto" w:hAnsi="Roboto" w:eastAsia="Times New Roman" w:cs="Times New Roman"/>
-          <w:color w:val="000000"/>
-          <w:sz w:val="24"/>
-          <w:szCs w:val="24"/>
-        </w:rPr>
-      </w:pPr>
-      <w:r>
-        <w:rPr>
-          <w:rFonts w:eastAsia="Times New Roman" w:cs="Times New Roman" w:ascii="Roboto" w:hAnsi="Roboto"/>
-          <w:color w:val="000000"/>
-          <w:sz w:val="24"/>
-          <w:szCs w:val="24"/>
-        </w:rPr>
-      </w:r>
-    </w:p>
-    <w:p>
-      <w:pPr>
-        <w:pStyle w:val="BodyText"/>
-        <w:shd w:val="clear" w:fill="FFFFFF"/>
-        <w:tabs>
-          <w:tab w:val="clear" w:pos="708"/>
-          <w:tab w:val="left" w:pos="0" w:leader="none"/>
-        </w:tabs>
-        <w:spacing w:lineRule="auto" w:line="240"/>
-        <w:ind w:hanging="283" w:left="1418"/>
-        <w:rPr>
-          <w:rFonts w:ascii="Roboto" w:hAnsi="Roboto" w:eastAsia="Times New Roman" w:cs="Times New Roman"/>
-          <w:color w:val="000000"/>
-          <w:sz w:val="24"/>
-          <w:szCs w:val="24"/>
-        </w:rPr>
-      </w:pPr>
-      <w:r>
-        <w:rPr>
-          <w:rFonts w:eastAsia="Times New Roman" w:cs="Times New Roman" w:ascii="Roboto" w:hAnsi="Roboto"/>
-          <w:color w:val="000000"/>
-          <w:sz w:val="24"/>
-          <w:szCs w:val="24"/>
-        </w:rPr>
-      </w:r>
-    </w:p>
-    <w:p>
-      <w:pPr>
-        <w:pStyle w:val="BodyText"/>
-        <w:shd w:val="clear" w:fill="FFFFFF"/>
-        <w:tabs>
-          <w:tab w:val="clear" w:pos="708"/>
-          <w:tab w:val="left" w:pos="0" w:leader="none"/>
-        </w:tabs>
-        <w:spacing w:lineRule="auto" w:line="240"/>
-        <w:ind w:hanging="283" w:left="1418"/>
-        <w:rPr>
-          <w:rFonts w:ascii="Roboto" w:hAnsi="Roboto" w:eastAsia="Times New Roman" w:cs="Times New Roman"/>
-          <w:color w:val="000000"/>
-          <w:sz w:val="24"/>
-          <w:szCs w:val="24"/>
-        </w:rPr>
-      </w:pPr>
-      <w:r>
-        <w:rPr>
-          <w:rFonts w:eastAsia="Times New Roman" w:cs="Times New Roman" w:ascii="Roboto" w:hAnsi="Roboto"/>
-          <w:color w:val="000000"/>
-          <w:sz w:val="24"/>
-          <w:szCs w:val="24"/>
-        </w:rPr>
-      </w:r>
-    </w:p>
-    <w:p>
-      <w:pPr>
-        <w:pStyle w:val="BodyText"/>
-        <w:shd w:val="clear" w:fill="FFFFFF"/>
-        <w:tabs>
-          <w:tab w:val="clear" w:pos="708"/>
-          <w:tab w:val="left" w:pos="0" w:leader="none"/>
-        </w:tabs>
-        <w:spacing w:lineRule="auto" w:line="240" w:before="0" w:after="140"/>
-        <w:ind w:hanging="0" w:left="0"/>
-        <w:rPr>
-          <w:rFonts w:ascii="Roboto" w:hAnsi="Roboto" w:eastAsia="Times New Roman" w:cs="Times New Roman"/>
-          <w:color w:val="000000"/>
-          <w:sz w:val="24"/>
-          <w:szCs w:val="24"/>
-        </w:rPr>
-      </w:pPr>
-      <w:r>
-        <mc:AlternateContent>
-          <mc:Choice Requires="wps">
-            <w:drawing>
-              <wp:anchor distT="0" distB="0" distL="0" distR="0" simplePos="0" relativeHeight="5" behindDoc="0" locked="0" layoutInCell="1" allowOverlap="1">
-                <wp:simplePos x="0" y="0"/>
-                <wp:positionH relativeFrom="column">
-                  <wp:posOffset>640715</wp:posOffset>
-                </wp:positionH>
-                <wp:positionV relativeFrom="paragraph">
-                  <wp:posOffset>85725</wp:posOffset>
-                </wp:positionV>
-                <wp:extent cx="266700" cy="0"/>
-                <wp:effectExtent l="635" t="635" r="635" b="635"/>
-                <wp:wrapNone/>
-                <wp:docPr id="5" name="Горизонтальная линия 2"/>
-                <a:graphic xmlns:a="http://schemas.openxmlformats.org/drawingml/2006/main">
-                  <a:graphicData uri="http://schemas.microsoft.com/office/word/2010/wordprocessingShape">
-                    <wps:wsp>
-                      <wps:cNvSpPr/>
-                      <wps:spPr>
-                        <a:xfrm flipH="1">
-                          <a:off x="0" y="0"/>
-                          <a:ext cx="266760" cy="0"/>
-                        </a:xfrm>
-                        <a:prstGeom prst="line">
-                          <a:avLst/>
-                        </a:prstGeom>
-                        <a:ln w="0">
-                          <a:solidFill>
-                            <a:srgbClr val="3465A4"/>
-                          </a:solidFill>
-                        </a:ln>
-                      </wps:spPr>
-                      <wps:style>
-                        <a:lnRef idx="0"/>
-                        <a:fillRef idx="0"/>
-                        <a:effectRef idx="0"/>
-                        <a:fontRef idx="minor"/>
-                      </wps:style>
-                      <wps:bodyPr/>
-                    </wps:wsp>
-                  </a:graphicData>
-                </a:graphic>
-              </wp:anchor>
-            </w:drawing>
-          </mc:Choice>
-          <mc:Fallback>
-            <w:pict>
-              <v:line id="shape_0" from="50.45pt,6.75pt" to="71.4pt,6.75pt" stroked="t" o:allowincell="f" style="position:absolute;flip:x">
-                <v:stroke color="#3465a4" joinstyle="round" endcap="flat"/>
-                <v:fill o:detectmouseclick="t" on="false"/>
-                <w10:wrap type="none"/>
-              </v:line>
-            </w:pict>
-          </mc:Fallback>
-        </mc:AlternateContent>
-      </w:r>
-      <w:r>
-        <w:rPr>
-          <w:rFonts w:eastAsia="Times New Roman" w:cs="Times New Roman" w:ascii="Roboto" w:hAnsi="Roboto"/>
-          <w:b/>
-          <w:bCs/>
-          <w:color w:val="000000"/>
-          <w:sz w:val="24"/>
-          <w:szCs w:val="24"/>
-        </w:rPr>
-        <w:t>Влад Б.    КОНТРСПЕЛ</w:t>
       </w:r>
     </w:p>
     <w:sectPr>
@@ -5294,6 +8008,16 @@
     </w:pPr>
     <w:rPr/>
   </w:style>
+  <w:style w:type="paragraph" w:styleId="user4">
+    <w:name w:val="Содержимое таблицы (user)"/>
+    <w:basedOn w:val="Normal"/>
+    <w:qFormat/>
+    <w:pPr>
+      <w:widowControl w:val="false"/>
+      <w:suppressLineNumbers/>
+    </w:pPr>
+    <w:rPr/>
+  </w:style>
   <w:style w:type="numbering" w:styleId="Style16" w:default="1">
     <w:name w:val="Без списка"/>
     <w:uiPriority w:val="99"/>
